--- a/ADG/12장/12장_실습문제.docx
+++ b/ADG/12장/12장_실습문제.docx
@@ -51,34 +51,34 @@
           <w:rFonts w:ascii="맑은 고딕" w:hAnsi="맑은 고딕" w:eastAsia="맑은 고딕"/>
           <w:sz w:val="21"/>
         </w:rPr>
-        <w:t>① SQL Apply</w:t>
-      </w:r>
-    </w:p>
-    <w:p>
-      <w:r>
-        <w:rPr>
-          <w:rFonts w:ascii="맑은 고딕" w:hAnsi="맑은 고딕" w:eastAsia="맑은 고딕"/>
-          <w:sz w:val="21"/>
-        </w:rPr>
-        <w:t>② Redo Apply</w:t>
-      </w:r>
-    </w:p>
-    <w:p>
-      <w:r>
-        <w:rPr>
-          <w:rFonts w:ascii="맑은 고딕" w:hAnsi="맑은 고딕" w:eastAsia="맑은 고딕"/>
-          <w:sz w:val="21"/>
-        </w:rPr>
-        <w:t>③ Block Apply</w:t>
-      </w:r>
-    </w:p>
-    <w:p>
-      <w:r>
-        <w:rPr>
-          <w:rFonts w:ascii="맑은 고딕" w:hAnsi="맑은 고딕" w:eastAsia="맑은 고딕"/>
-          <w:sz w:val="21"/>
-        </w:rPr>
-        <w:t>④ Stream Apply</w:t>
+        <w:t>① Block Apply</w:t>
+      </w:r>
+    </w:p>
+    <w:p>
+      <w:r>
+        <w:rPr>
+          <w:rFonts w:ascii="맑은 고딕" w:hAnsi="맑은 고딕" w:eastAsia="맑은 고딕"/>
+          <w:sz w:val="21"/>
+        </w:rPr>
+        <w:t>② Stream Apply</w:t>
+      </w:r>
+    </w:p>
+    <w:p>
+      <w:r>
+        <w:rPr>
+          <w:rFonts w:ascii="맑은 고딕" w:hAnsi="맑은 고딕" w:eastAsia="맑은 고딕"/>
+          <w:sz w:val="21"/>
+        </w:rPr>
+        <w:t>③ SQL Apply</w:t>
+      </w:r>
+    </w:p>
+    <w:p>
+      <w:r>
+        <w:rPr>
+          <w:rFonts w:ascii="맑은 고딕" w:hAnsi="맑은 고딕" w:eastAsia="맑은 고딕"/>
+          <w:sz w:val="21"/>
+        </w:rPr>
+        <w:t>④ Redo Apply</w:t>
       </w:r>
     </w:p>
     <w:p>
@@ -105,34 +105,34 @@
           <w:rFonts w:ascii="맑은 고딕" w:hAnsi="맑은 고딕" w:eastAsia="맑은 고딕"/>
           <w:sz w:val="21"/>
         </w:rPr>
-        <w:t>① LOGICAL STANDBY</w:t>
-      </w:r>
-    </w:p>
-    <w:p>
-      <w:r>
-        <w:rPr>
-          <w:rFonts w:ascii="맑은 고딕" w:hAnsi="맑은 고딕" w:eastAsia="맑은 고딕"/>
-          <w:sz w:val="21"/>
-        </w:rPr>
-        <w:t>② PHYSICAL STANDBY</w:t>
-      </w:r>
-    </w:p>
-    <w:p>
-      <w:r>
-        <w:rPr>
-          <w:rFonts w:ascii="맑은 고딕" w:hAnsi="맑은 고딕" w:eastAsia="맑은 고딕"/>
-          <w:sz w:val="21"/>
-        </w:rPr>
-        <w:t>③ SNAPSHOT STANDBY</w:t>
-      </w:r>
-    </w:p>
-    <w:p>
-      <w:r>
-        <w:rPr>
-          <w:rFonts w:ascii="맑은 고딕" w:hAnsi="맑은 고딕" w:eastAsia="맑은 고딕"/>
-          <w:sz w:val="21"/>
-        </w:rPr>
-        <w:t>④ FAR SYNC</w:t>
+        <w:t>① SNAPSHOT STANDBY</w:t>
+      </w:r>
+    </w:p>
+    <w:p>
+      <w:r>
+        <w:rPr>
+          <w:rFonts w:ascii="맑은 고딕" w:hAnsi="맑은 고딕" w:eastAsia="맑은 고딕"/>
+          <w:sz w:val="21"/>
+        </w:rPr>
+        <w:t>② FAR SYNC</w:t>
+      </w:r>
+    </w:p>
+    <w:p>
+      <w:r>
+        <w:rPr>
+          <w:rFonts w:ascii="맑은 고딕" w:hAnsi="맑은 고딕" w:eastAsia="맑은 고딕"/>
+          <w:sz w:val="21"/>
+        </w:rPr>
+        <w:t>③ LOGICAL STANDBY</w:t>
+      </w:r>
+    </w:p>
+    <w:p>
+      <w:r>
+        <w:rPr>
+          <w:rFonts w:ascii="맑은 고딕" w:hAnsi="맑은 고딕" w:eastAsia="맑은 고딕"/>
+          <w:sz w:val="21"/>
+        </w:rPr>
+        <w:t>④ PHYSICAL STANDBY</w:t>
       </w:r>
     </w:p>
     <w:p>
@@ -168,6 +168,60 @@
           <w:rFonts w:ascii="맑은 고딕" w:hAnsi="맑은 고딕" w:eastAsia="맑은 고딕"/>
           <w:sz w:val="21"/>
         </w:rPr>
+        <w:t>② FARSYNC</w:t>
+      </w:r>
+    </w:p>
+    <w:p>
+      <w:r>
+        <w:rPr>
+          <w:rFonts w:ascii="맑은 고딕" w:hAnsi="맑은 고딕" w:eastAsia="맑은 고딕"/>
+          <w:sz w:val="21"/>
+        </w:rPr>
+        <w:t>③ STANDBY</w:t>
+      </w:r>
+    </w:p>
+    <w:p>
+      <w:r>
+        <w:rPr>
+          <w:rFonts w:ascii="맑은 고딕" w:hAnsi="맑은 고딕" w:eastAsia="맑은 고딕"/>
+          <w:sz w:val="21"/>
+        </w:rPr>
+        <w:t>④ LOGICAL</w:t>
+      </w:r>
+    </w:p>
+    <w:p>
+      <w:r>
+        <w:rPr>
+          <w:rFonts w:ascii="맑은 고딕" w:hAnsi="맑은 고딕" w:eastAsia="맑은 고딕"/>
+          <w:sz w:val="21"/>
+        </w:rPr>
+        <w:t>하-04 · 객관식</w:t>
+      </w:r>
+    </w:p>
+    <w:p>
+      <w:r>
+        <w:rPr>
+          <w:rFonts w:ascii="맑은 고딕" w:hAnsi="맑은 고딕" w:eastAsia="맑은 고딕"/>
+          <w:sz w:val="21"/>
+        </w:rPr>
+        <w:t>[하-04] 전환 후 `GUARD_STATUS` 값은?</w:t>
+      </w:r>
+    </w:p>
+    <w:p>
+      <w:r>
+        <w:rPr>
+          <w:rFonts w:ascii="맑은 고딕" w:hAnsi="맑은 고딕" w:eastAsia="맑은 고딕"/>
+          <w:sz w:val="21"/>
+        </w:rPr>
+        <w:t>① NONE</w:t>
+      </w:r>
+    </w:p>
+    <w:p>
+      <w:r>
+        <w:rPr>
+          <w:rFonts w:ascii="맑은 고딕" w:hAnsi="맑은 고딕" w:eastAsia="맑은 고딕"/>
+          <w:sz w:val="21"/>
+        </w:rPr>
         <w:t>② STANDBY</w:t>
       </w:r>
     </w:p>
@@ -177,70 +231,16 @@
           <w:rFonts w:ascii="맑은 고딕" w:hAnsi="맑은 고딕" w:eastAsia="맑은 고딕"/>
           <w:sz w:val="21"/>
         </w:rPr>
-        <w:t>③ LOGICAL</w:t>
-      </w:r>
-    </w:p>
-    <w:p>
-      <w:r>
-        <w:rPr>
-          <w:rFonts w:ascii="맑은 고딕" w:hAnsi="맑은 고딕" w:eastAsia="맑은 고딕"/>
-          <w:sz w:val="21"/>
-        </w:rPr>
-        <w:t>④ FARSYNC</w:t>
-      </w:r>
-    </w:p>
-    <w:p>
-      <w:r>
-        <w:rPr>
-          <w:rFonts w:ascii="맑은 고딕" w:hAnsi="맑은 고딕" w:eastAsia="맑은 고딕"/>
-          <w:sz w:val="21"/>
-        </w:rPr>
-        <w:t>하-04 · 객관식</w:t>
-      </w:r>
-    </w:p>
-    <w:p>
-      <w:r>
-        <w:rPr>
-          <w:rFonts w:ascii="맑은 고딕" w:hAnsi="맑은 고딕" w:eastAsia="맑은 고딕"/>
-          <w:sz w:val="21"/>
-        </w:rPr>
-        <w:t>[하-04] 전환 후 `GUARD_STATUS` 값은?</w:t>
-      </w:r>
-    </w:p>
-    <w:p>
-      <w:r>
-        <w:rPr>
-          <w:rFonts w:ascii="맑은 고딕" w:hAnsi="맑은 고딕" w:eastAsia="맑은 고딕"/>
-          <w:sz w:val="21"/>
-        </w:rPr>
-        <w:t>① ALL</w:t>
-      </w:r>
-    </w:p>
-    <w:p>
-      <w:r>
-        <w:rPr>
-          <w:rFonts w:ascii="맑은 고딕" w:hAnsi="맑은 고딕" w:eastAsia="맑은 고딕"/>
-          <w:sz w:val="21"/>
-        </w:rPr>
-        <w:t>② NONE</w:t>
-      </w:r>
-    </w:p>
-    <w:p>
-      <w:r>
-        <w:rPr>
-          <w:rFonts w:ascii="맑은 고딕" w:hAnsi="맑은 고딕" w:eastAsia="맑은 고딕"/>
-          <w:sz w:val="21"/>
-        </w:rPr>
-        <w:t>③ STANDBY</w:t>
-      </w:r>
-    </w:p>
-    <w:p>
-      <w:r>
-        <w:rPr>
-          <w:rFonts w:ascii="맑은 고딕" w:hAnsi="맑은 고딕" w:eastAsia="맑은 고딕"/>
-          <w:sz w:val="21"/>
-        </w:rPr>
-        <w:t>④ NULL</w:t>
+        <w:t>③ NULL</w:t>
+      </w:r>
+    </w:p>
+    <w:p>
+      <w:r>
+        <w:rPr>
+          <w:rFonts w:ascii="맑은 고딕" w:hAnsi="맑은 고딕" w:eastAsia="맑은 고딕"/>
+          <w:sz w:val="21"/>
+        </w:rPr>
+        <w:t>④ ALL</w:t>
       </w:r>
     </w:p>
     <w:p>
@@ -267,34 +267,34 @@
           <w:rFonts w:ascii="맑은 고딕" w:hAnsi="맑은 고딕" w:eastAsia="맑은 고딕"/>
           <w:sz w:val="21"/>
         </w:rPr>
-        <w:t>① DBMS_LOGSTDBY.BUILD</w:t>
-      </w:r>
-    </w:p>
-    <w:p>
-      <w:r>
-        <w:rPr>
-          <w:rFonts w:ascii="맑은 고딕" w:hAnsi="맑은 고딕" w:eastAsia="맑은 고딕"/>
-          <w:sz w:val="21"/>
-        </w:rPr>
-        <w:t>② DBMS_LOGMNR.BUILD</w:t>
-      </w:r>
-    </w:p>
-    <w:p>
-      <w:r>
-        <w:rPr>
-          <w:rFonts w:ascii="맑은 고딕" w:hAnsi="맑은 고딕" w:eastAsia="맑은 고딕"/>
-          <w:sz w:val="21"/>
-        </w:rPr>
-        <w:t>③ DBMS_LOGSTDBY.PREPARE</w:t>
-      </w:r>
-    </w:p>
-    <w:p>
-      <w:r>
-        <w:rPr>
-          <w:rFonts w:ascii="맑은 고딕" w:hAnsi="맑은 고딕" w:eastAsia="맑은 고딕"/>
-          <w:sz w:val="21"/>
-        </w:rPr>
-        <w:t>④ DBMS_LOGSTDBY.INSTANTIATE</w:t>
+        <w:t>① DBMS_LOGSTDBY.INSTANTIATE</w:t>
+      </w:r>
+    </w:p>
+    <w:p>
+      <w:r>
+        <w:rPr>
+          <w:rFonts w:ascii="맑은 고딕" w:hAnsi="맑은 고딕" w:eastAsia="맑은 고딕"/>
+          <w:sz w:val="21"/>
+        </w:rPr>
+        <w:t>② DBMS_LOGSTDBY.PREPARE</w:t>
+      </w:r>
+    </w:p>
+    <w:p>
+      <w:r>
+        <w:rPr>
+          <w:rFonts w:ascii="맑은 고딕" w:hAnsi="맑은 고딕" w:eastAsia="맑은 고딕"/>
+          <w:sz w:val="21"/>
+        </w:rPr>
+        <w:t>③ DBMS_LOGSTDBY.BUILD</w:t>
+      </w:r>
+    </w:p>
+    <w:p>
+      <w:r>
+        <w:rPr>
+          <w:rFonts w:ascii="맑은 고딕" w:hAnsi="맑은 고딕" w:eastAsia="맑은 고딕"/>
+          <w:sz w:val="21"/>
+        </w:rPr>
+        <w:t>④ DBMS_LOGMNR.BUILD</w:t>
       </w:r>
     </w:p>
     <w:p>
@@ -321,34 +321,34 @@
           <w:rFonts w:ascii="맑은 고딕" w:hAnsi="맑은 고딕" w:eastAsia="맑은 고딕"/>
           <w:sz w:val="21"/>
         </w:rPr>
-        <w:t>① IMPLICIT</w:t>
-      </w:r>
-    </w:p>
-    <w:p>
-      <w:r>
-        <w:rPr>
-          <w:rFonts w:ascii="맑은 고딕" w:hAnsi="맑은 고딕" w:eastAsia="맑은 고딕"/>
-          <w:sz w:val="21"/>
-        </w:rPr>
-        <w:t>② YES</w:t>
-      </w:r>
-    </w:p>
-    <w:p>
-      <w:r>
-        <w:rPr>
-          <w:rFonts w:ascii="맑은 고딕" w:hAnsi="맑은 고딕" w:eastAsia="맑은 고딕"/>
-          <w:sz w:val="21"/>
-        </w:rPr>
-        <w:t>③ NO</w:t>
-      </w:r>
-    </w:p>
-    <w:p>
-      <w:r>
-        <w:rPr>
-          <w:rFonts w:ascii="맑은 고딕" w:hAnsi="맑은 고딕" w:eastAsia="맑은 고딕"/>
-          <w:sz w:val="21"/>
-        </w:rPr>
-        <w:t>④ 변하지 않는다</w:t>
+        <w:t>① NO</w:t>
+      </w:r>
+    </w:p>
+    <w:p>
+      <w:r>
+        <w:rPr>
+          <w:rFonts w:ascii="맑은 고딕" w:hAnsi="맑은 고딕" w:eastAsia="맑은 고딕"/>
+          <w:sz w:val="21"/>
+        </w:rPr>
+        <w:t>② 변하지 않는다</w:t>
+      </w:r>
+    </w:p>
+    <w:p>
+      <w:r>
+        <w:rPr>
+          <w:rFonts w:ascii="맑은 고딕" w:hAnsi="맑은 고딕" w:eastAsia="맑은 고딕"/>
+          <w:sz w:val="21"/>
+        </w:rPr>
+        <w:t>③ YES</w:t>
+      </w:r>
+    </w:p>
+    <w:p>
+      <w:r>
+        <w:rPr>
+          <w:rFonts w:ascii="맑은 고딕" w:hAnsi="맑은 고딕" w:eastAsia="맑은 고딕"/>
+          <w:sz w:val="21"/>
+        </w:rPr>
+        <w:t>④ IMPLICIT</w:t>
       </w:r>
     </w:p>
     <w:p>
@@ -375,34 +375,34 @@
           <w:rFonts w:ascii="맑은 고딕" w:hAnsi="맑은 고딕" w:eastAsia="맑은 고딕"/>
           <w:sz w:val="21"/>
         </w:rPr>
-        <w:t>① ALTER DATABASE RECOVER TO LOGICAL STANDBY KEEP IDENTITY</w:t>
-      </w:r>
-    </w:p>
-    <w:p>
-      <w:r>
-        <w:rPr>
-          <w:rFonts w:ascii="맑은 고딕" w:hAnsi="맑은 고딕" w:eastAsia="맑은 고딕"/>
-          <w:sz w:val="21"/>
-        </w:rPr>
-        <w:t>② ALTER DATABASE CONVERT TO LOGICAL STANDBY</w:t>
-      </w:r>
-    </w:p>
-    <w:p>
-      <w:r>
-        <w:rPr>
-          <w:rFonts w:ascii="맑은 고딕" w:hAnsi="맑은 고딕" w:eastAsia="맑은 고딕"/>
-          <w:sz w:val="21"/>
-        </w:rPr>
-        <w:t>③ ALTER DATABASE RECOVER TO LOGICAL STANDBY SAME NAME</w:t>
-      </w:r>
-    </w:p>
-    <w:p>
-      <w:r>
-        <w:rPr>
-          <w:rFonts w:ascii="맑은 고딕" w:hAnsi="맑은 고딕" w:eastAsia="맑은 고딕"/>
-          <w:sz w:val="21"/>
-        </w:rPr>
-        <w:t>④ ALTER DATABASE START LOGICAL STANDBY</w:t>
+        <w:t>① ALTER DATABASE CONVERT TO LOGICAL STANDBY</w:t>
+      </w:r>
+    </w:p>
+    <w:p>
+      <w:r>
+        <w:rPr>
+          <w:rFonts w:ascii="맑은 고딕" w:hAnsi="맑은 고딕" w:eastAsia="맑은 고딕"/>
+          <w:sz w:val="21"/>
+        </w:rPr>
+        <w:t>② ALTER DATABASE RECOVER TO LOGICAL STANDBY KEEP IDENTITY</w:t>
+      </w:r>
+    </w:p>
+    <w:p>
+      <w:r>
+        <w:rPr>
+          <w:rFonts w:ascii="맑은 고딕" w:hAnsi="맑은 고딕" w:eastAsia="맑은 고딕"/>
+          <w:sz w:val="21"/>
+        </w:rPr>
+        <w:t>③ ALTER DATABASE START LOGICAL STANDBY</w:t>
+      </w:r>
+    </w:p>
+    <w:p>
+      <w:r>
+        <w:rPr>
+          <w:rFonts w:ascii="맑은 고딕" w:hAnsi="맑은 고딕" w:eastAsia="맑은 고딕"/>
+          <w:sz w:val="21"/>
+        </w:rPr>
+        <w:t>④ ALTER DATABASE RECOVER TO LOGICAL STANDBY SAME NAME</w:t>
       </w:r>
     </w:p>
     <w:p>
@@ -429,7 +429,7 @@
           <w:rFonts w:ascii="맑은 고딕" w:hAnsi="맑은 고딕" w:eastAsia="맑은 고딕"/>
           <w:sz w:val="21"/>
         </w:rPr>
-        <w:t>① ORA-02084</w:t>
+        <w:t>① ORA-16224</w:t>
       </w:r>
     </w:p>
     <w:p>
@@ -447,16 +447,16 @@
           <w:rFonts w:ascii="맑은 고딕" w:hAnsi="맑은 고딕" w:eastAsia="맑은 고딕"/>
           <w:sz w:val="21"/>
         </w:rPr>
-        <w:t>③ ORA-16224</w:t>
-      </w:r>
-    </w:p>
-    <w:p>
-      <w:r>
-        <w:rPr>
-          <w:rFonts w:ascii="맑은 고딕" w:hAnsi="맑은 고딕" w:eastAsia="맑은 고딕"/>
-          <w:sz w:val="21"/>
-        </w:rPr>
-        <w:t>④ ORA-00942</w:t>
+        <w:t>③ ORA-00942</w:t>
+      </w:r>
+    </w:p>
+    <w:p>
+      <w:r>
+        <w:rPr>
+          <w:rFonts w:ascii="맑은 고딕" w:hAnsi="맑은 고딕" w:eastAsia="맑은 고딕"/>
+          <w:sz w:val="21"/>
+        </w:rPr>
+        <w:t>④ ORA-02084</w:t>
       </w:r>
     </w:p>
     <w:p>
@@ -483,34 +483,34 @@
           <w:rFonts w:ascii="맑은 고딕" w:hAnsi="맑은 고딕" w:eastAsia="맑은 고딕"/>
           <w:sz w:val="21"/>
         </w:rPr>
-        <w:t>① ORA-01665</w:t>
-      </w:r>
-    </w:p>
-    <w:p>
-      <w:r>
-        <w:rPr>
-          <w:rFonts w:ascii="맑은 고딕" w:hAnsi="맑은 고딕" w:eastAsia="맑은 고딕"/>
-          <w:sz w:val="21"/>
-        </w:rPr>
-        <w:t>② 정상 기동한다</w:t>
-      </w:r>
-    </w:p>
-    <w:p>
-      <w:r>
-        <w:rPr>
-          <w:rFonts w:ascii="맑은 고딕" w:hAnsi="맑은 고딕" w:eastAsia="맑은 고딕"/>
-          <w:sz w:val="21"/>
-        </w:rPr>
-        <w:t>③ ORA-16224</w:t>
-      </w:r>
-    </w:p>
-    <w:p>
-      <w:r>
-        <w:rPr>
-          <w:rFonts w:ascii="맑은 고딕" w:hAnsi="맑은 고딕" w:eastAsia="맑은 고딕"/>
-          <w:sz w:val="21"/>
-        </w:rPr>
-        <w:t>④ ORA-16111</w:t>
+        <w:t>① 정상 기동한다</w:t>
+      </w:r>
+    </w:p>
+    <w:p>
+      <w:r>
+        <w:rPr>
+          <w:rFonts w:ascii="맑은 고딕" w:hAnsi="맑은 고딕" w:eastAsia="맑은 고딕"/>
+          <w:sz w:val="21"/>
+        </w:rPr>
+        <w:t>② ORA-16111</w:t>
+      </w:r>
+    </w:p>
+    <w:p>
+      <w:r>
+        <w:rPr>
+          <w:rFonts w:ascii="맑은 고딕" w:hAnsi="맑은 고딕" w:eastAsia="맑은 고딕"/>
+          <w:sz w:val="21"/>
+        </w:rPr>
+        <w:t>③ ORA-01665</w:t>
+      </w:r>
+    </w:p>
+    <w:p>
+      <w:r>
+        <w:rPr>
+          <w:rFonts w:ascii="맑은 고딕" w:hAnsi="맑은 고딕" w:eastAsia="맑은 고딕"/>
+          <w:sz w:val="21"/>
+        </w:rPr>
+        <w:t>④ ORA-16224</w:t>
       </w:r>
     </w:p>
     <w:p>
@@ -546,16 +546,16 @@
           <w:rFonts w:ascii="맑은 고딕" w:hAnsi="맑은 고딕" w:eastAsia="맑은 고딕"/>
           <w:sz w:val="21"/>
         </w:rPr>
-        <w:t>② ALTER DATABASE OPEN READ ONLY</w:t>
-      </w:r>
-    </w:p>
-    <w:p>
-      <w:r>
-        <w:rPr>
-          <w:rFonts w:ascii="맑은 고딕" w:hAnsi="맑은 고딕" w:eastAsia="맑은 고딕"/>
-          <w:sz w:val="21"/>
-        </w:rPr>
-        <w:t>③ ALTER DATABASE OPEN RESETLOGS</w:t>
+        <w:t>② ALTER DATABASE OPEN RESETLOGS</w:t>
+      </w:r>
+    </w:p>
+    <w:p>
+      <w:r>
+        <w:rPr>
+          <w:rFonts w:ascii="맑은 고딕" w:hAnsi="맑은 고딕" w:eastAsia="맑은 고딕"/>
+          <w:sz w:val="21"/>
+        </w:rPr>
+        <w:t>③ ALTER DATABASE OPEN READ ONLY</w:t>
       </w:r>
     </w:p>
     <w:p>
@@ -591,34 +591,34 @@
           <w:rFonts w:ascii="맑은 고딕" w:hAnsi="맑은 고딕" w:eastAsia="맑은 고딕"/>
           <w:sz w:val="21"/>
         </w:rPr>
-        <w:t>① READ WRITE</w:t>
-      </w:r>
-    </w:p>
-    <w:p>
-      <w:r>
-        <w:rPr>
-          <w:rFonts w:ascii="맑은 고딕" w:hAnsi="맑은 고딕" w:eastAsia="맑은 고딕"/>
-          <w:sz w:val="21"/>
-        </w:rPr>
-        <w:t>② READ ONLY</w:t>
-      </w:r>
-    </w:p>
-    <w:p>
-      <w:r>
-        <w:rPr>
-          <w:rFonts w:ascii="맑은 고딕" w:hAnsi="맑은 고딕" w:eastAsia="맑은 고딕"/>
-          <w:sz w:val="21"/>
-        </w:rPr>
-        <w:t>③ READ ONLY WITH APPLY</w:t>
-      </w:r>
-    </w:p>
-    <w:p>
-      <w:r>
-        <w:rPr>
-          <w:rFonts w:ascii="맑은 고딕" w:hAnsi="맑은 고딕" w:eastAsia="맑은 고딕"/>
-          <w:sz w:val="21"/>
-        </w:rPr>
-        <w:t>④ MOUNTED</w:t>
+        <w:t>① MOUNTED</w:t>
+      </w:r>
+    </w:p>
+    <w:p>
+      <w:r>
+        <w:rPr>
+          <w:rFonts w:ascii="맑은 고딕" w:hAnsi="맑은 고딕" w:eastAsia="맑은 고딕"/>
+          <w:sz w:val="21"/>
+        </w:rPr>
+        <w:t>② READ ONLY WITH APPLY</w:t>
+      </w:r>
+    </w:p>
+    <w:p>
+      <w:r>
+        <w:rPr>
+          <w:rFonts w:ascii="맑은 고딕" w:hAnsi="맑은 고딕" w:eastAsia="맑은 고딕"/>
+          <w:sz w:val="21"/>
+        </w:rPr>
+        <w:t>③ READ ONLY</w:t>
+      </w:r>
+    </w:p>
+    <w:p>
+      <w:r>
+        <w:rPr>
+          <w:rFonts w:ascii="맑은 고딕" w:hAnsi="맑은 고딕" w:eastAsia="맑은 고딕"/>
+          <w:sz w:val="21"/>
+        </w:rPr>
+        <w:t>④ READ WRITE</w:t>
       </w:r>
     </w:p>
     <w:p>
@@ -654,16 +654,16 @@
           <w:rFonts w:ascii="맑은 고딕" w:hAnsi="맑은 고딕" w:eastAsia="맑은 고딕"/>
           <w:sz w:val="21"/>
         </w:rPr>
-        <w:t>② ALTER DATABASE RECOVER MANAGED STANDBY DATABASE</w:t>
-      </w:r>
-    </w:p>
-    <w:p>
-      <w:r>
-        <w:rPr>
-          <w:rFonts w:ascii="맑은 고딕" w:hAnsi="맑은 고딕" w:eastAsia="맑은 고딕"/>
-          <w:sz w:val="21"/>
-        </w:rPr>
-        <w:t>③ EXEC DBMS_LOGSTDBY.START</w:t>
+        <w:t>② EXEC DBMS_LOGSTDBY.START</w:t>
+      </w:r>
+    </w:p>
+    <w:p>
+      <w:r>
+        <w:rPr>
+          <w:rFonts w:ascii="맑은 고딕" w:hAnsi="맑은 고딕" w:eastAsia="맑은 고딕"/>
+          <w:sz w:val="21"/>
+        </w:rPr>
+        <w:t>③ ALTER DATABASE RECOVER MANAGED STANDBY DATABASE</w:t>
       </w:r>
     </w:p>
     <w:p>
@@ -699,34 +699,34 @@
           <w:rFonts w:ascii="맑은 고딕" w:hAnsi="맑은 고딕" w:eastAsia="맑은 고딕"/>
           <w:sz w:val="21"/>
         </w:rPr>
-        <w:t>① 6</w:t>
-      </w:r>
-    </w:p>
-    <w:p>
-      <w:r>
-        <w:rPr>
-          <w:rFonts w:ascii="맑은 고딕" w:hAnsi="맑은 고딕" w:eastAsia="맑은 고딕"/>
-          <w:sz w:val="21"/>
-        </w:rPr>
-        <w:t>② 3</w:t>
-      </w:r>
-    </w:p>
-    <w:p>
-      <w:r>
-        <w:rPr>
-          <w:rFonts w:ascii="맑은 고딕" w:hAnsi="맑은 고딕" w:eastAsia="맑은 고딕"/>
-          <w:sz w:val="21"/>
-        </w:rPr>
-        <w:t>③ 10</w:t>
-      </w:r>
-    </w:p>
-    <w:p>
-      <w:r>
-        <w:rPr>
-          <w:rFonts w:ascii="맑은 고딕" w:hAnsi="맑은 고딕" w:eastAsia="맑은 고딕"/>
-          <w:sz w:val="21"/>
-        </w:rPr>
-        <w:t>④ 1</w:t>
+        <w:t>① 1</w:t>
+      </w:r>
+    </w:p>
+    <w:p>
+      <w:r>
+        <w:rPr>
+          <w:rFonts w:ascii="맑은 고딕" w:hAnsi="맑은 고딕" w:eastAsia="맑은 고딕"/>
+          <w:sz w:val="21"/>
+        </w:rPr>
+        <w:t>② 6</w:t>
+      </w:r>
+    </w:p>
+    <w:p>
+      <w:r>
+        <w:rPr>
+          <w:rFonts w:ascii="맑은 고딕" w:hAnsi="맑은 고딕" w:eastAsia="맑은 고딕"/>
+          <w:sz w:val="21"/>
+        </w:rPr>
+        <w:t>③ 3</w:t>
+      </w:r>
+    </w:p>
+    <w:p>
+      <w:r>
+        <w:rPr>
+          <w:rFonts w:ascii="맑은 고딕" w:hAnsi="맑은 고딕" w:eastAsia="맑은 고딕"/>
+          <w:sz w:val="21"/>
+        </w:rPr>
+        <w:t>④ 10</w:t>
       </w:r>
     </w:p>
     <w:p>
@@ -753,34 +753,34 @@
           <w:rFonts w:ascii="맑은 고딕" w:hAnsi="맑은 고딕" w:eastAsia="맑은 고딕"/>
           <w:sz w:val="21"/>
         </w:rPr>
-        <w:t>① APPLIER</w:t>
-      </w:r>
-    </w:p>
-    <w:p>
-      <w:r>
-        <w:rPr>
-          <w:rFonts w:ascii="맑은 고딕" w:hAnsi="맑은 고딕" w:eastAsia="맑은 고딕"/>
-          <w:sz w:val="21"/>
-        </w:rPr>
-        <w:t>② READER</w:t>
-      </w:r>
-    </w:p>
-    <w:p>
-      <w:r>
-        <w:rPr>
-          <w:rFonts w:ascii="맑은 고딕" w:hAnsi="맑은 고딕" w:eastAsia="맑은 고딕"/>
-          <w:sz w:val="21"/>
-        </w:rPr>
-        <w:t>③ COORDINATOR</w:t>
-      </w:r>
-    </w:p>
-    <w:p>
-      <w:r>
-        <w:rPr>
-          <w:rFonts w:ascii="맑은 고딕" w:hAnsi="맑은 고딕" w:eastAsia="맑은 고딕"/>
-          <w:sz w:val="21"/>
-        </w:rPr>
-        <w:t>④ BUILDER</w:t>
+        <w:t>① COORDINATOR</w:t>
+      </w:r>
+    </w:p>
+    <w:p>
+      <w:r>
+        <w:rPr>
+          <w:rFonts w:ascii="맑은 고딕" w:hAnsi="맑은 고딕" w:eastAsia="맑은 고딕"/>
+          <w:sz w:val="21"/>
+        </w:rPr>
+        <w:t>② BUILDER</w:t>
+      </w:r>
+    </w:p>
+    <w:p>
+      <w:r>
+        <w:rPr>
+          <w:rFonts w:ascii="맑은 고딕" w:hAnsi="맑은 고딕" w:eastAsia="맑은 고딕"/>
+          <w:sz w:val="21"/>
+        </w:rPr>
+        <w:t>③ APPLIER</w:t>
+      </w:r>
+    </w:p>
+    <w:p>
+      <w:r>
+        <w:rPr>
+          <w:rFonts w:ascii="맑은 고딕" w:hAnsi="맑은 고딕" w:eastAsia="맑은 고딕"/>
+          <w:sz w:val="21"/>
+        </w:rPr>
+        <w:t>④ READER</w:t>
       </w:r>
     </w:p>
     <w:p>
@@ -807,34 +807,34 @@
           <w:rFonts w:ascii="맑은 고딕" w:hAnsi="맑은 고딕" w:eastAsia="맑은 고딕"/>
           <w:sz w:val="21"/>
         </w:rPr>
-        <w:t>① 할 일이 없다 — 정상이다</w:t>
-      </w:r>
-    </w:p>
-    <w:p>
-      <w:r>
-        <w:rPr>
-          <w:rFonts w:ascii="맑은 고딕" w:hAnsi="맑은 고딕" w:eastAsia="맑은 고딕"/>
-          <w:sz w:val="21"/>
-        </w:rPr>
-        <w:t>② 오류로 멈췄다</w:t>
-      </w:r>
-    </w:p>
-    <w:p>
-      <w:r>
-        <w:rPr>
-          <w:rFonts w:ascii="맑은 고딕" w:hAnsi="맑은 고딕" w:eastAsia="맑은 고딕"/>
-          <w:sz w:val="21"/>
-        </w:rPr>
-        <w:t>③ 로그를 찾을 수 없다</w:t>
-      </w:r>
-    </w:p>
-    <w:p>
-      <w:r>
-        <w:rPr>
-          <w:rFonts w:ascii="맑은 고딕" w:hAnsi="맑은 고딕" w:eastAsia="맑은 고딕"/>
-          <w:sz w:val="21"/>
-        </w:rPr>
-        <w:t>④ 권한이 없다</w:t>
+        <w:t>① 로그를 찾을 수 없다</w:t>
+      </w:r>
+    </w:p>
+    <w:p>
+      <w:r>
+        <w:rPr>
+          <w:rFonts w:ascii="맑은 고딕" w:hAnsi="맑은 고딕" w:eastAsia="맑은 고딕"/>
+          <w:sz w:val="21"/>
+        </w:rPr>
+        <w:t>② 권한이 없다</w:t>
+      </w:r>
+    </w:p>
+    <w:p>
+      <w:r>
+        <w:rPr>
+          <w:rFonts w:ascii="맑은 고딕" w:hAnsi="맑은 고딕" w:eastAsia="맑은 고딕"/>
+          <w:sz w:val="21"/>
+        </w:rPr>
+        <w:t>③ 오류로 멈췄다</w:t>
+      </w:r>
+    </w:p>
+    <w:p>
+      <w:r>
+        <w:rPr>
+          <w:rFonts w:ascii="맑은 고딕" w:hAnsi="맑은 고딕" w:eastAsia="맑은 고딕"/>
+          <w:sz w:val="21"/>
+        </w:rPr>
+        <w:t>④ 할 일이 없다 — 정상이다</w:t>
       </w:r>
     </w:p>
     <w:p>
@@ -870,25 +870,25 @@
           <w:rFonts w:ascii="맑은 고딕" w:hAnsi="맑은 고딕" w:eastAsia="맑은 고딕"/>
           <w:sz w:val="21"/>
         </w:rPr>
-        <w:t>② 멈췄다</w:t>
-      </w:r>
-    </w:p>
-    <w:p>
-      <w:r>
-        <w:rPr>
-          <w:rFonts w:ascii="맑은 고딕" w:hAnsi="맑은 고딕" w:eastAsia="맑은 고딕"/>
-          <w:sz w:val="21"/>
-        </w:rPr>
-        <w:t>③ 오류가 났다</w:t>
-      </w:r>
-    </w:p>
-    <w:p>
-      <w:r>
-        <w:rPr>
-          <w:rFonts w:ascii="맑은 고딕" w:hAnsi="맑은 고딕" w:eastAsia="맑은 고딕"/>
-          <w:sz w:val="21"/>
-        </w:rPr>
-        <w:t>④ 준비 중이다</w:t>
+        <w:t>② 준비 중이다</w:t>
+      </w:r>
+    </w:p>
+    <w:p>
+      <w:r>
+        <w:rPr>
+          <w:rFonts w:ascii="맑은 고딕" w:hAnsi="맑은 고딕" w:eastAsia="맑은 고딕"/>
+          <w:sz w:val="21"/>
+        </w:rPr>
+        <w:t>③ 멈췄다</w:t>
+      </w:r>
+    </w:p>
+    <w:p>
+      <w:r>
+        <w:rPr>
+          <w:rFonts w:ascii="맑은 고딕" w:hAnsi="맑은 고딕" w:eastAsia="맑은 고딕"/>
+          <w:sz w:val="21"/>
+        </w:rPr>
+        <w:t>④ 오류가 났다</w:t>
       </w:r>
     </w:p>
     <w:p>
@@ -987,16 +987,16 @@
           <w:rFonts w:ascii="맑은 고딕" w:hAnsi="맑은 고딕" w:eastAsia="맑은 고딕"/>
           <w:sz w:val="21"/>
         </w:rPr>
-        <w:t>③ DDL만 된다</w:t>
-      </w:r>
-    </w:p>
-    <w:p>
-      <w:r>
-        <w:rPr>
-          <w:rFonts w:ascii="맑은 고딕" w:hAnsi="맑은 고딕" w:eastAsia="맑은 고딕"/>
-          <w:sz w:val="21"/>
-        </w:rPr>
-        <w:t>④ 설정에 따라 다르다</w:t>
+        <w:t>③ 설정에 따라 다르다</w:t>
+      </w:r>
+    </w:p>
+    <w:p>
+      <w:r>
+        <w:rPr>
+          <w:rFonts w:ascii="맑은 고딕" w:hAnsi="맑은 고딕" w:eastAsia="맑은 고딕"/>
+          <w:sz w:val="21"/>
+        </w:rPr>
+        <w:t>④ DDL만 된다</w:t>
       </w:r>
     </w:p>
     <w:p>
@@ -1023,25 +1023,25 @@
           <w:rFonts w:ascii="맑은 고딕" w:hAnsi="맑은 고딕" w:eastAsia="맑은 고딕"/>
           <w:sz w:val="21"/>
         </w:rPr>
-        <w:t>① 35</w:t>
-      </w:r>
-    </w:p>
-    <w:p>
-      <w:r>
-        <w:rPr>
-          <w:rFonts w:ascii="맑은 고딕" w:hAnsi="맑은 고딕" w:eastAsia="맑은 고딕"/>
-          <w:sz w:val="21"/>
-        </w:rPr>
-        <w:t>② 12</w:t>
-      </w:r>
-    </w:p>
-    <w:p>
-      <w:r>
-        <w:rPr>
-          <w:rFonts w:ascii="맑은 고딕" w:hAnsi="맑은 고딕" w:eastAsia="맑은 고딕"/>
-          <w:sz w:val="21"/>
-        </w:rPr>
-        <w:t>③ 16</w:t>
+        <w:t>① 16</w:t>
+      </w:r>
+    </w:p>
+    <w:p>
+      <w:r>
+        <w:rPr>
+          <w:rFonts w:ascii="맑은 고딕" w:hAnsi="맑은 고딕" w:eastAsia="맑은 고딕"/>
+          <w:sz w:val="21"/>
+        </w:rPr>
+        <w:t>② 35</w:t>
+      </w:r>
+    </w:p>
+    <w:p>
+      <w:r>
+        <w:rPr>
+          <w:rFonts w:ascii="맑은 고딕" w:hAnsi="맑은 고딕" w:eastAsia="맑은 고딕"/>
+          <w:sz w:val="21"/>
+        </w:rPr>
+        <w:t>③ 12</w:t>
       </w:r>
     </w:p>
     <w:p>
@@ -1086,7 +1086,7 @@
           <w:rFonts w:ascii="맑은 고딕" w:hAnsi="맑은 고딕" w:eastAsia="맑은 고딕"/>
           <w:sz w:val="21"/>
         </w:rPr>
-        <w:t>② ALTER DATABASE CONVERT TO PHYSICAL STANDBY</w:t>
+        <w:t>② FLASHBACK DATABASE</w:t>
       </w:r>
     </w:p>
     <w:p>
@@ -1104,7 +1104,7 @@
           <w:rFonts w:ascii="맑은 고딕" w:hAnsi="맑은 고딕" w:eastAsia="맑은 고딕"/>
           <w:sz w:val="21"/>
         </w:rPr>
-        <w:t>④ FLASHBACK DATABASE</w:t>
+        <w:t>④ ALTER DATABASE CONVERT TO PHYSICAL STANDBY</w:t>
       </w:r>
     </w:p>
     <w:p>
@@ -1139,34 +1139,34 @@
           <w:rFonts w:ascii="맑은 고딕" w:hAnsi="맑은 고딕" w:eastAsia="맑은 고딕"/>
           <w:sz w:val="21"/>
         </w:rPr>
-        <w:t>① 리두를 블록으로 적용하느냐 SQL로 재구성해 실행하느냐</w:t>
-      </w:r>
-    </w:p>
-    <w:p>
-      <w:r>
-        <w:rPr>
-          <w:rFonts w:ascii="맑은 고딕" w:hAnsi="맑은 고딕" w:eastAsia="맑은 고딕"/>
-          <w:sz w:val="21"/>
-        </w:rPr>
-        <w:t>② 전송 방식</w:t>
-      </w:r>
-    </w:p>
-    <w:p>
-      <w:r>
-        <w:rPr>
-          <w:rFonts w:ascii="맑은 고딕" w:hAnsi="맑은 고딕" w:eastAsia="맑은 고딕"/>
-          <w:sz w:val="21"/>
-        </w:rPr>
-        <w:t>③ 보호 모드</w:t>
-      </w:r>
-    </w:p>
-    <w:p>
-      <w:r>
-        <w:rPr>
-          <w:rFonts w:ascii="맑은 고딕" w:hAnsi="맑은 고딕" w:eastAsia="맑은 고딕"/>
-          <w:sz w:val="21"/>
-        </w:rPr>
-        <w:t>④ 컨트롤 파일 크기</w:t>
+        <w:t>① 전송 방식</w:t>
+      </w:r>
+    </w:p>
+    <w:p>
+      <w:r>
+        <w:rPr>
+          <w:rFonts w:ascii="맑은 고딕" w:hAnsi="맑은 고딕" w:eastAsia="맑은 고딕"/>
+          <w:sz w:val="21"/>
+        </w:rPr>
+        <w:t>② 리두를 블록으로 적용하느냐 SQL로 재구성해 실행하느냐</w:t>
+      </w:r>
+    </w:p>
+    <w:p>
+      <w:r>
+        <w:rPr>
+          <w:rFonts w:ascii="맑은 고딕" w:hAnsi="맑은 고딕" w:eastAsia="맑은 고딕"/>
+          <w:sz w:val="21"/>
+        </w:rPr>
+        <w:t>③ 컨트롤 파일 크기</w:t>
+      </w:r>
+    </w:p>
+    <w:p>
+      <w:r>
+        <w:rPr>
+          <w:rFonts w:ascii="맑은 고딕" w:hAnsi="맑은 고딕" w:eastAsia="맑은 고딕"/>
+          <w:sz w:val="21"/>
+        </w:rPr>
+        <w:t>④ 보호 모드</w:t>
       </w:r>
     </w:p>
     <w:p>
@@ -1247,34 +1247,34 @@
           <w:rFonts w:ascii="맑은 고딕" w:hAnsi="맑은 고딕" w:eastAsia="맑은 고딕"/>
           <w:sz w:val="21"/>
         </w:rPr>
-        <w:t>① 리두만으로는 어느 행이 바뀌었는지 알 수 없기 때문</w:t>
-      </w:r>
-    </w:p>
-    <w:p>
-      <w:r>
-        <w:rPr>
-          <w:rFonts w:ascii="맑은 고딕" w:hAnsi="맑은 고딕" w:eastAsia="맑은 고딕"/>
-          <w:sz w:val="21"/>
-        </w:rPr>
-        <w:t>② 리두를 압축하기 위해</w:t>
-      </w:r>
-    </w:p>
-    <w:p>
-      <w:r>
-        <w:rPr>
-          <w:rFonts w:ascii="맑은 고딕" w:hAnsi="맑은 고딕" w:eastAsia="맑은 고딕"/>
-          <w:sz w:val="21"/>
-        </w:rPr>
-        <w:t>③ 전송 속도를 높이기 위해</w:t>
-      </w:r>
-    </w:p>
-    <w:p>
-      <w:r>
-        <w:rPr>
-          <w:rFonts w:ascii="맑은 고딕" w:hAnsi="맑은 고딕" w:eastAsia="맑은 고딕"/>
-          <w:sz w:val="21"/>
-        </w:rPr>
-        <w:t>④ 아카이브를 줄이기 위해</w:t>
+        <w:t>① 아카이브를 줄이기 위해</w:t>
+      </w:r>
+    </w:p>
+    <w:p>
+      <w:r>
+        <w:rPr>
+          <w:rFonts w:ascii="맑은 고딕" w:hAnsi="맑은 고딕" w:eastAsia="맑은 고딕"/>
+          <w:sz w:val="21"/>
+        </w:rPr>
+        <w:t>② 리두만으로는 어느 행이 바뀌었는지 알 수 없기 때문</w:t>
+      </w:r>
+    </w:p>
+    <w:p>
+      <w:r>
+        <w:rPr>
+          <w:rFonts w:ascii="맑은 고딕" w:hAnsi="맑은 고딕" w:eastAsia="맑은 고딕"/>
+          <w:sz w:val="21"/>
+        </w:rPr>
+        <w:t>③ 리두를 압축하기 위해</w:t>
+      </w:r>
+    </w:p>
+    <w:p>
+      <w:r>
+        <w:rPr>
+          <w:rFonts w:ascii="맑은 고딕" w:hAnsi="맑은 고딕" w:eastAsia="맑은 고딕"/>
+          <w:sz w:val="21"/>
+        </w:rPr>
+        <w:t>④ 전송 속도를 높이기 위해</w:t>
       </w:r>
     </w:p>
     <w:p>
@@ -1301,7 +1301,7 @@
           <w:rFonts w:ascii="맑은 고딕" w:hAnsi="맑은 고딕" w:eastAsia="맑은 고딕"/>
           <w:sz w:val="21"/>
         </w:rPr>
-        <w:t>① 서로 다른 것이며 둘 다 필요하다</w:t>
+        <w:t>① 보충 로깅이 `FORCE_LOGGING`을 포함한다</w:t>
       </w:r>
     </w:p>
     <w:p>
@@ -1328,7 +1328,7 @@
           <w:rFonts w:ascii="맑은 고딕" w:hAnsi="맑은 고딕" w:eastAsia="맑은 고딕"/>
           <w:sz w:val="21"/>
         </w:rPr>
-        <w:t>④ 보충 로깅이 `FORCE_LOGGING`을 포함한다</w:t>
+        <w:t>④ 서로 다른 것이며 둘 다 필요하다</w:t>
       </w:r>
     </w:p>
     <w:p>
@@ -1364,16 +1364,16 @@
           <w:rFonts w:ascii="맑은 고딕" w:hAnsi="맑은 고딕" w:eastAsia="맑은 고딕"/>
           <w:sz w:val="21"/>
         </w:rPr>
-        <w:t>② DB 링크로 복사한다</w:t>
-      </w:r>
-    </w:p>
-    <w:p>
-      <w:r>
-        <w:rPr>
-          <w:rFonts w:ascii="맑은 고딕" w:hAnsi="맑은 고딕" w:eastAsia="맑은 고딕"/>
-          <w:sz w:val="21"/>
-        </w:rPr>
-        <w:t>③ RMAN으로 옮긴다</w:t>
+        <w:t>② RMAN으로 옮긴다</w:t>
+      </w:r>
+    </w:p>
+    <w:p>
+      <w:r>
+        <w:rPr>
+          <w:rFonts w:ascii="맑은 고딕" w:hAnsi="맑은 고딕" w:eastAsia="맑은 고딕"/>
+          <w:sz w:val="21"/>
+        </w:rPr>
+        <w:t>③ DB 링크로 복사한다</w:t>
       </w:r>
     </w:p>
     <w:p>
@@ -1409,25 +1409,25 @@
           <w:rFonts w:ascii="맑은 고딕" w:hAnsi="맑은 고딕" w:eastAsia="맑은 고딕"/>
           <w:sz w:val="21"/>
         </w:rPr>
-        <w:t>① V$ARCHIVED_LOG의 DICTIONARY_BEGIN·DICTIONARY_END</w:t>
-      </w:r>
-    </w:p>
-    <w:p>
-      <w:r>
-        <w:rPr>
-          <w:rFonts w:ascii="맑은 고딕" w:hAnsi="맑은 고딕" w:eastAsia="맑은 고딕"/>
-          <w:sz w:val="21"/>
-        </w:rPr>
-        <w:t>② V$LOG의 TYPE</w:t>
-      </w:r>
-    </w:p>
-    <w:p>
-      <w:r>
-        <w:rPr>
-          <w:rFonts w:ascii="맑은 고딕" w:hAnsi="맑은 고딕" w:eastAsia="맑은 고딕"/>
-          <w:sz w:val="21"/>
-        </w:rPr>
-        <w:t>③ V$ARCHIVE_DEST의 VALID_TYPE</w:t>
+        <w:t>① V$LOG의 TYPE</w:t>
+      </w:r>
+    </w:p>
+    <w:p>
+      <w:r>
+        <w:rPr>
+          <w:rFonts w:ascii="맑은 고딕" w:hAnsi="맑은 고딕" w:eastAsia="맑은 고딕"/>
+          <w:sz w:val="21"/>
+        </w:rPr>
+        <w:t>② V$ARCHIVE_DEST의 VALID_TYPE</w:t>
+      </w:r>
+    </w:p>
+    <w:p>
+      <w:r>
+        <w:rPr>
+          <w:rFonts w:ascii="맑은 고딕" w:hAnsi="맑은 고딕" w:eastAsia="맑은 고딕"/>
+          <w:sz w:val="21"/>
+        </w:rPr>
+        <w:t>③ V$ARCHIVED_LOG의 DICTIONARY_BEGIN·DICTIONARY_END</w:t>
       </w:r>
     </w:p>
     <w:p>
@@ -1463,34 +1463,34 @@
           <w:rFonts w:ascii="맑은 고딕" w:hAnsi="맑은 고딕" w:eastAsia="맑은 고딕"/>
           <w:sz w:val="21"/>
         </w:rPr>
-        <w:t>① MRP가 딕셔너리를 이미 적용해 지나쳤다</w:t>
-      </w:r>
-    </w:p>
-    <w:p>
-      <w:r>
-        <w:rPr>
-          <w:rFonts w:ascii="맑은 고딕" w:hAnsi="맑은 고딕" w:eastAsia="맑은 고딕"/>
-          <w:sz w:val="21"/>
-        </w:rPr>
-        <w:t>② 네트워크가 끊겼다</w:t>
-      </w:r>
-    </w:p>
-    <w:p>
-      <w:r>
-        <w:rPr>
-          <w:rFonts w:ascii="맑은 고딕" w:hAnsi="맑은 고딕" w:eastAsia="맑은 고딕"/>
-          <w:sz w:val="21"/>
-        </w:rPr>
-        <w:t>③ 리스너가 죽었다</w:t>
-      </w:r>
-    </w:p>
-    <w:p>
-      <w:r>
-        <w:rPr>
-          <w:rFonts w:ascii="맑은 고딕" w:hAnsi="맑은 고딕" w:eastAsia="맑은 고딕"/>
-          <w:sz w:val="21"/>
-        </w:rPr>
-        <w:t>④ FRA가 가득 찼다</w:t>
+        <w:t>① 리스너가 죽었다</w:t>
+      </w:r>
+    </w:p>
+    <w:p>
+      <w:r>
+        <w:rPr>
+          <w:rFonts w:ascii="맑은 고딕" w:hAnsi="맑은 고딕" w:eastAsia="맑은 고딕"/>
+          <w:sz w:val="21"/>
+        </w:rPr>
+        <w:t>② FRA가 가득 찼다</w:t>
+      </w:r>
+    </w:p>
+    <w:p>
+      <w:r>
+        <w:rPr>
+          <w:rFonts w:ascii="맑은 고딕" w:hAnsi="맑은 고딕" w:eastAsia="맑은 고딕"/>
+          <w:sz w:val="21"/>
+        </w:rPr>
+        <w:t>③ 네트워크가 끊겼다</w:t>
+      </w:r>
+    </w:p>
+    <w:p>
+      <w:r>
+        <w:rPr>
+          <w:rFonts w:ascii="맑은 고딕" w:hAnsi="맑은 고딕" w:eastAsia="맑은 고딕"/>
+          <w:sz w:val="21"/>
+        </w:rPr>
+        <w:t>④ MRP가 딕셔너리를 이미 적용해 지나쳤다</w:t>
       </w:r>
     </w:p>
     <w:p>
@@ -1517,7 +1517,7 @@
           <w:rFonts w:ascii="맑은 고딕" w:hAnsi="맑은 고딕" w:eastAsia="맑은 고딕"/>
           <w:sz w:val="21"/>
         </w:rPr>
-        <w:t>① DBMS_LOGSTDBY.BUILD를 다시 실행한다</w:t>
+        <w:t>① 컨트롤 파일을 다시 만든다</w:t>
       </w:r>
     </w:p>
     <w:p>
@@ -1535,16 +1535,16 @@
           <w:rFonts w:ascii="맑은 고딕" w:hAnsi="맑은 고딕" w:eastAsia="맑은 고딕"/>
           <w:sz w:val="21"/>
         </w:rPr>
-        <w:t>③ 컨트롤 파일을 다시 만든다</w:t>
-      </w:r>
-    </w:p>
-    <w:p>
-      <w:r>
-        <w:rPr>
-          <w:rFonts w:ascii="맑은 고딕" w:hAnsi="맑은 고딕" w:eastAsia="맑은 고딕"/>
-          <w:sz w:val="21"/>
-        </w:rPr>
-        <w:t>④ 전환 명령을 취소한다</w:t>
+        <w:t>③ 전환 명령을 취소한다</w:t>
+      </w:r>
+    </w:p>
+    <w:p>
+      <w:r>
+        <w:rPr>
+          <w:rFonts w:ascii="맑은 고딕" w:hAnsi="맑은 고딕" w:eastAsia="맑은 고딕"/>
+          <w:sz w:val="21"/>
+        </w:rPr>
+        <w:t>④ DBMS_LOGSTDBY.BUILD를 다시 실행한다</w:t>
       </w:r>
     </w:p>
     <w:p>
@@ -1571,34 +1571,34 @@
           <w:rFonts w:ascii="맑은 고딕" w:hAnsi="맑은 고딕" w:eastAsia="맑은 고딕"/>
           <w:sz w:val="21"/>
         </w:rPr>
-        <w:t>① Media Recovery Waiting for T-1.S-nn</w:t>
-      </w:r>
-    </w:p>
-    <w:p>
-      <w:r>
-        <w:rPr>
-          <w:rFonts w:ascii="맑은 고딕" w:hAnsi="맑은 고딕" w:eastAsia="맑은 고딕"/>
-          <w:sz w:val="21"/>
-        </w:rPr>
-        <w:t>② Waiting for archive log</w:t>
-      </w:r>
-    </w:p>
-    <w:p>
-      <w:r>
-        <w:rPr>
-          <w:rFonts w:ascii="맑은 고딕" w:hAnsi="맑은 고딕" w:eastAsia="맑은 고딕"/>
-          <w:sz w:val="21"/>
-        </w:rPr>
-        <w:t>③ RFS idle</w:t>
-      </w:r>
-    </w:p>
-    <w:p>
-      <w:r>
-        <w:rPr>
-          <w:rFonts w:ascii="맑은 고딕" w:hAnsi="맑은 고딕" w:eastAsia="맑은 고딕"/>
-          <w:sz w:val="21"/>
-        </w:rPr>
-        <w:t>④ MRP0 started</w:t>
+        <w:t>① RFS idle</w:t>
+      </w:r>
+    </w:p>
+    <w:p>
+      <w:r>
+        <w:rPr>
+          <w:rFonts w:ascii="맑은 고딕" w:hAnsi="맑은 고딕" w:eastAsia="맑은 고딕"/>
+          <w:sz w:val="21"/>
+        </w:rPr>
+        <w:t>② Media Recovery Waiting for T-1.S-nn</w:t>
+      </w:r>
+    </w:p>
+    <w:p>
+      <w:r>
+        <w:rPr>
+          <w:rFonts w:ascii="맑은 고딕" w:hAnsi="맑은 고딕" w:eastAsia="맑은 고딕"/>
+          <w:sz w:val="21"/>
+        </w:rPr>
+        <w:t>③ MRP0 started</w:t>
+      </w:r>
+    </w:p>
+    <w:p>
+      <w:r>
+        <w:rPr>
+          <w:rFonts w:ascii="맑은 고딕" w:hAnsi="맑은 고딕" w:eastAsia="맑은 고딕"/>
+          <w:sz w:val="21"/>
+        </w:rPr>
+        <w:t>④ Waiting for archive log</w:t>
       </w:r>
     </w:p>
     <w:p>
@@ -1634,25 +1634,25 @@
           <w:rFonts w:ascii="맑은 고딕" w:hAnsi="맑은 고딕" w:eastAsia="맑은 고딕"/>
           <w:sz w:val="21"/>
         </w:rPr>
-        <w:t>② 복제 기능</w:t>
-      </w:r>
-    </w:p>
-    <w:p>
-      <w:r>
-        <w:rPr>
-          <w:rFonts w:ascii="맑은 고딕" w:hAnsi="맑은 고딕" w:eastAsia="맑은 고딕"/>
-          <w:sz w:val="21"/>
-        </w:rPr>
-        <w:t>③ 가드 기능</w:t>
-      </w:r>
-    </w:p>
-    <w:p>
-      <w:r>
-        <w:rPr>
-          <w:rFonts w:ascii="맑은 고딕" w:hAnsi="맑은 고딕" w:eastAsia="맑은 고딕"/>
-          <w:sz w:val="21"/>
-        </w:rPr>
-        <w:t>④ SQL Apply</w:t>
+        <w:t>② 가드 기능</w:t>
+      </w:r>
+    </w:p>
+    <w:p>
+      <w:r>
+        <w:rPr>
+          <w:rFonts w:ascii="맑은 고딕" w:hAnsi="맑은 고딕" w:eastAsia="맑은 고딕"/>
+          <w:sz w:val="21"/>
+        </w:rPr>
+        <w:t>③ SQL Apply</w:t>
+      </w:r>
+    </w:p>
+    <w:p>
+      <w:r>
+        <w:rPr>
+          <w:rFonts w:ascii="맑은 고딕" w:hAnsi="맑은 고딕" w:eastAsia="맑은 고딕"/>
+          <w:sz w:val="21"/>
+        </w:rPr>
+        <w:t>④ 복제 기능</w:t>
       </w:r>
     </w:p>
     <w:p>
@@ -1679,25 +1679,25 @@
           <w:rFonts w:ascii="맑은 고딕" w:hAnsi="맑은 고딕" w:eastAsia="맑은 고딕"/>
           <w:sz w:val="21"/>
         </w:rPr>
-        <w:t>① 된다 — 실측에서 CDB=YES인 채로 성공했다</w:t>
-      </w:r>
-    </w:p>
-    <w:p>
-      <w:r>
-        <w:rPr>
-          <w:rFonts w:ascii="맑은 고딕" w:hAnsi="맑은 고딕" w:eastAsia="맑은 고딕"/>
-          <w:sz w:val="21"/>
-        </w:rPr>
-        <w:t>② 안 된다</w:t>
-      </w:r>
-    </w:p>
-    <w:p>
-      <w:r>
-        <w:rPr>
-          <w:rFonts w:ascii="맑은 고딕" w:hAnsi="맑은 고딕" w:eastAsia="맑은 고딕"/>
-          <w:sz w:val="21"/>
-        </w:rPr>
-        <w:t>③ PDB만 가능하다</w:t>
+        <w:t>① PDB만 가능하다</w:t>
+      </w:r>
+    </w:p>
+    <w:p>
+      <w:r>
+        <w:rPr>
+          <w:rFonts w:ascii="맑은 고딕" w:hAnsi="맑은 고딕" w:eastAsia="맑은 고딕"/>
+          <w:sz w:val="21"/>
+        </w:rPr>
+        <w:t>② 된다 — 실측에서 CDB=YES인 채로 성공했다</w:t>
+      </w:r>
+    </w:p>
+    <w:p>
+      <w:r>
+        <w:rPr>
+          <w:rFonts w:ascii="맑은 고딕" w:hAnsi="맑은 고딕" w:eastAsia="맑은 고딕"/>
+          <w:sz w:val="21"/>
+        </w:rPr>
+        <w:t>③ 안 된다</w:t>
       </w:r>
     </w:p>
     <w:p>
@@ -1733,7 +1733,7 @@
           <w:rFonts w:ascii="맑은 고딕" w:hAnsi="맑은 고딕" w:eastAsia="맑은 고딕"/>
           <w:sz w:val="21"/>
         </w:rPr>
-        <w:t>① RESTART_SCN</w:t>
+        <w:t>① NEWEST_SCN</w:t>
       </w:r>
     </w:p>
     <w:p>
@@ -1751,16 +1751,16 @@
           <w:rFonts w:ascii="맑은 고딕" w:hAnsi="맑은 고딕" w:eastAsia="맑은 고딕"/>
           <w:sz w:val="21"/>
         </w:rPr>
-        <w:t>③ NEWEST_SCN</w:t>
-      </w:r>
-    </w:p>
-    <w:p>
-      <w:r>
-        <w:rPr>
-          <w:rFonts w:ascii="맑은 고딕" w:hAnsi="맑은 고딕" w:eastAsia="맑은 고딕"/>
-          <w:sz w:val="21"/>
-        </w:rPr>
-        <w:t>④ APPLIED_TIME</w:t>
+        <w:t>③ APPLIED_TIME</w:t>
+      </w:r>
+    </w:p>
+    <w:p>
+      <w:r>
+        <w:rPr>
+          <w:rFonts w:ascii="맑은 고딕" w:hAnsi="맑은 고딕" w:eastAsia="맑은 고딕"/>
+          <w:sz w:val="21"/>
+        </w:rPr>
+        <w:t>④ RESTART_SCN</w:t>
       </w:r>
     </w:p>
     <w:p>
@@ -1787,34 +1787,34 @@
           <w:rFonts w:ascii="맑은 고딕" w:hAnsi="맑은 고딕" w:eastAsia="맑은 고딕"/>
           <w:sz w:val="21"/>
         </w:rPr>
-        <w:t>① 적용을 먼저 멈춰야 반영된다</w:t>
-      </w:r>
-    </w:p>
-    <w:p>
-      <w:r>
-        <w:rPr>
-          <w:rFonts w:ascii="맑은 고딕" w:hAnsi="맑은 고딕" w:eastAsia="맑은 고딕"/>
-          <w:sz w:val="21"/>
-        </w:rPr>
-        <w:t>② 언제든 즉시 반영된다</w:t>
-      </w:r>
-    </w:p>
-    <w:p>
-      <w:r>
-        <w:rPr>
-          <w:rFonts w:ascii="맑은 고딕" w:hAnsi="맑은 고딕" w:eastAsia="맑은 고딕"/>
-          <w:sz w:val="21"/>
-        </w:rPr>
-        <w:t>③ 재기동이 필요하다</w:t>
-      </w:r>
-    </w:p>
-    <w:p>
-      <w:r>
-        <w:rPr>
-          <w:rFonts w:ascii="맑은 고딕" w:hAnsi="맑은 고딕" w:eastAsia="맑은 고딕"/>
-          <w:sz w:val="21"/>
-        </w:rPr>
-        <w:t>④ Primary에서 실행해야 한다</w:t>
+        <w:t>① Primary에서 실행해야 한다</w:t>
+      </w:r>
+    </w:p>
+    <w:p>
+      <w:r>
+        <w:rPr>
+          <w:rFonts w:ascii="맑은 고딕" w:hAnsi="맑은 고딕" w:eastAsia="맑은 고딕"/>
+          <w:sz w:val="21"/>
+        </w:rPr>
+        <w:t>② 재기동이 필요하다</w:t>
+      </w:r>
+    </w:p>
+    <w:p>
+      <w:r>
+        <w:rPr>
+          <w:rFonts w:ascii="맑은 고딕" w:hAnsi="맑은 고딕" w:eastAsia="맑은 고딕"/>
+          <w:sz w:val="21"/>
+        </w:rPr>
+        <w:t>③ 언제든 즉시 반영된다</w:t>
+      </w:r>
+    </w:p>
+    <w:p>
+      <w:r>
+        <w:rPr>
+          <w:rFonts w:ascii="맑은 고딕" w:hAnsi="맑은 고딕" w:eastAsia="맑은 고딕"/>
+          <w:sz w:val="21"/>
+        </w:rPr>
+        <w:t>④ 적용을 먼저 멈춰야 반영된다</w:t>
       </w:r>
     </w:p>
     <w:p>
@@ -1841,34 +1841,34 @@
           <w:rFonts w:ascii="맑은 고딕" w:hAnsi="맑은 고딕" w:eastAsia="맑은 고딕"/>
           <w:sz w:val="21"/>
         </w:rPr>
-        <w:t>① 테이블은 만들어지고 데이터는 비어 있다</w:t>
-      </w:r>
-    </w:p>
-    <w:p>
-      <w:r>
-        <w:rPr>
-          <w:rFonts w:ascii="맑은 고딕" w:hAnsi="맑은 고딕" w:eastAsia="맑은 고딕"/>
-          <w:sz w:val="21"/>
-        </w:rPr>
-        <w:t>② 테이블 자체가 없다</w:t>
-      </w:r>
-    </w:p>
-    <w:p>
-      <w:r>
-        <w:rPr>
-          <w:rFonts w:ascii="맑은 고딕" w:hAnsi="맑은 고딕" w:eastAsia="맑은 고딕"/>
-          <w:sz w:val="21"/>
-        </w:rPr>
-        <w:t>③ 데이터까지 복제된다</w:t>
-      </w:r>
-    </w:p>
-    <w:p>
-      <w:r>
-        <w:rPr>
-          <w:rFonts w:ascii="맑은 고딕" w:hAnsi="맑은 고딕" w:eastAsia="맑은 고딕"/>
-          <w:sz w:val="21"/>
-        </w:rPr>
-        <w:t>④ 오류가 발생해 적용이 멈춘다</w:t>
+        <w:t>① 오류가 발생해 적용이 멈춘다</w:t>
+      </w:r>
+    </w:p>
+    <w:p>
+      <w:r>
+        <w:rPr>
+          <w:rFonts w:ascii="맑은 고딕" w:hAnsi="맑은 고딕" w:eastAsia="맑은 고딕"/>
+          <w:sz w:val="21"/>
+        </w:rPr>
+        <w:t>② 데이터까지 복제된다</w:t>
+      </w:r>
+    </w:p>
+    <w:p>
+      <w:r>
+        <w:rPr>
+          <w:rFonts w:ascii="맑은 고딕" w:hAnsi="맑은 고딕" w:eastAsia="맑은 고딕"/>
+          <w:sz w:val="21"/>
+        </w:rPr>
+        <w:t>③ 테이블은 만들어지고 데이터는 비어 있다</w:t>
+      </w:r>
+    </w:p>
+    <w:p>
+      <w:r>
+        <w:rPr>
+          <w:rFonts w:ascii="맑은 고딕" w:hAnsi="맑은 고딕" w:eastAsia="맑은 고딕"/>
+          <w:sz w:val="21"/>
+        </w:rPr>
+        <w:t>④ 테이블 자체가 없다</w:t>
       </w:r>
     </w:p>
     <w:p>
@@ -1895,34 +1895,34 @@
           <w:rFonts w:ascii="맑은 고딕" w:hAnsi="맑은 고딕" w:eastAsia="맑은 고딕"/>
           <w:sz w:val="21"/>
         </w:rPr>
-        <w:t>① 오류가 아니라 0행이라서 정상으로 착각한다</w:t>
-      </w:r>
-    </w:p>
-    <w:p>
-      <w:r>
-        <w:rPr>
-          <w:rFonts w:ascii="맑은 고딕" w:hAnsi="맑은 고딕" w:eastAsia="맑은 고딕"/>
-          <w:sz w:val="21"/>
-        </w:rPr>
-        <w:t>② 데이터베이스가 멈춘다</w:t>
-      </w:r>
-    </w:p>
-    <w:p>
-      <w:r>
-        <w:rPr>
-          <w:rFonts w:ascii="맑은 고딕" w:hAnsi="맑은 고딕" w:eastAsia="맑은 고딕"/>
-          <w:sz w:val="21"/>
-        </w:rPr>
-        <w:t>③ 디스크를 많이 쓴다</w:t>
-      </w:r>
-    </w:p>
-    <w:p>
-      <w:r>
-        <w:rPr>
-          <w:rFonts w:ascii="맑은 고딕" w:hAnsi="맑은 고딕" w:eastAsia="맑은 고딕"/>
-          <w:sz w:val="21"/>
-        </w:rPr>
-        <w:t>④ Primary에 영향을 준다</w:t>
+        <w:t>① 데이터베이스가 멈춘다</w:t>
+      </w:r>
+    </w:p>
+    <w:p>
+      <w:r>
+        <w:rPr>
+          <w:rFonts w:ascii="맑은 고딕" w:hAnsi="맑은 고딕" w:eastAsia="맑은 고딕"/>
+          <w:sz w:val="21"/>
+        </w:rPr>
+        <w:t>② 오류가 아니라 0행이라서 정상으로 착각한다</w:t>
+      </w:r>
+    </w:p>
+    <w:p>
+      <w:r>
+        <w:rPr>
+          <w:rFonts w:ascii="맑은 고딕" w:hAnsi="맑은 고딕" w:eastAsia="맑은 고딕"/>
+          <w:sz w:val="21"/>
+        </w:rPr>
+        <w:t>③ Primary에 영향을 준다</w:t>
+      </w:r>
+    </w:p>
+    <w:p>
+      <w:r>
+        <w:rPr>
+          <w:rFonts w:ascii="맑은 고딕" w:hAnsi="맑은 고딕" w:eastAsia="맑은 고딕"/>
+          <w:sz w:val="21"/>
+        </w:rPr>
+        <w:t>④ 디스크를 많이 쓴다</w:t>
       </w:r>
     </w:p>
     <w:p>
@@ -1949,34 +1949,34 @@
           <w:rFonts w:ascii="맑은 고딕" w:hAnsi="맑은 고딕" w:eastAsia="맑은 고딕"/>
           <w:sz w:val="21"/>
         </w:rPr>
-        <w:t>① RECORD_UNSUPPORTED_OPERATIONS</w:t>
-      </w:r>
-    </w:p>
-    <w:p>
-      <w:r>
-        <w:rPr>
-          <w:rFonts w:ascii="맑은 고딕" w:hAnsi="맑은 고딕" w:eastAsia="맑은 고딕"/>
-          <w:sz w:val="21"/>
-        </w:rPr>
-        <w:t>② RECORD_SKIP_ERRORS</w:t>
-      </w:r>
-    </w:p>
-    <w:p>
-      <w:r>
-        <w:rPr>
-          <w:rFonts w:ascii="맑은 고딕" w:hAnsi="맑은 고딕" w:eastAsia="맑은 고딕"/>
-          <w:sz w:val="21"/>
-        </w:rPr>
-        <w:t>③ RECORD_APPLIED_DDL</w:t>
-      </w:r>
-    </w:p>
-    <w:p>
-      <w:r>
-        <w:rPr>
-          <w:rFonts w:ascii="맑은 고딕" w:hAnsi="맑은 고딕" w:eastAsia="맑은 고딕"/>
-          <w:sz w:val="21"/>
-        </w:rPr>
-        <w:t>④ MAX_EVENTS_RECORDED</w:t>
+        <w:t>① MAX_EVENTS_RECORDED</w:t>
+      </w:r>
+    </w:p>
+    <w:p>
+      <w:r>
+        <w:rPr>
+          <w:rFonts w:ascii="맑은 고딕" w:hAnsi="맑은 고딕" w:eastAsia="맑은 고딕"/>
+          <w:sz w:val="21"/>
+        </w:rPr>
+        <w:t>② RECORD_APPLIED_DDL</w:t>
+      </w:r>
+    </w:p>
+    <w:p>
+      <w:r>
+        <w:rPr>
+          <w:rFonts w:ascii="맑은 고딕" w:hAnsi="맑은 고딕" w:eastAsia="맑은 고딕"/>
+          <w:sz w:val="21"/>
+        </w:rPr>
+        <w:t>③ RECORD_SKIP_ERRORS</w:t>
+      </w:r>
+    </w:p>
+    <w:p>
+      <w:r>
+        <w:rPr>
+          <w:rFonts w:ascii="맑은 고딕" w:hAnsi="맑은 고딕" w:eastAsia="맑은 고딕"/>
+          <w:sz w:val="21"/>
+        </w:rPr>
+        <w:t>④ RECORD_UNSUPPORTED_OPERATIONS</w:t>
       </w:r>
     </w:p>
     <w:p>
@@ -2003,34 +2003,34 @@
           <w:rFonts w:ascii="맑은 고딕" w:hAnsi="맑은 고딕" w:eastAsia="맑은 고딕"/>
           <w:sz w:val="21"/>
         </w:rPr>
-        <w:t>① APPLY_SERVERS가 아직 크게 설정되어 있다</w:t>
-      </w:r>
-    </w:p>
-    <w:p>
-      <w:r>
-        <w:rPr>
-          <w:rFonts w:ascii="맑은 고딕" w:hAnsi="맑은 고딕" w:eastAsia="맑은 고딕"/>
-          <w:sz w:val="21"/>
-        </w:rPr>
-        <w:t>② 적용이 돌고 있다</w:t>
-      </w:r>
-    </w:p>
-    <w:p>
-      <w:r>
-        <w:rPr>
-          <w:rFonts w:ascii="맑은 고딕" w:hAnsi="맑은 고딕" w:eastAsia="맑은 고딕"/>
-          <w:sz w:val="21"/>
-        </w:rPr>
-        <w:t>③ 권한이 없다</w:t>
-      </w:r>
-    </w:p>
-    <w:p>
-      <w:r>
-        <w:rPr>
-          <w:rFonts w:ascii="맑은 고딕" w:hAnsi="맑은 고딕" w:eastAsia="맑은 고딕"/>
-          <w:sz w:val="21"/>
-        </w:rPr>
-        <w:t>④ 값이 범위를 벗어났다</w:t>
+        <w:t>① 권한이 없다</w:t>
+      </w:r>
+    </w:p>
+    <w:p>
+      <w:r>
+        <w:rPr>
+          <w:rFonts w:ascii="맑은 고딕" w:hAnsi="맑은 고딕" w:eastAsia="맑은 고딕"/>
+          <w:sz w:val="21"/>
+        </w:rPr>
+        <w:t>② APPLY_SERVERS가 아직 크게 설정되어 있다</w:t>
+      </w:r>
+    </w:p>
+    <w:p>
+      <w:r>
+        <w:rPr>
+          <w:rFonts w:ascii="맑은 고딕" w:hAnsi="맑은 고딕" w:eastAsia="맑은 고딕"/>
+          <w:sz w:val="21"/>
+        </w:rPr>
+        <w:t>③ 값이 범위를 벗어났다</w:t>
+      </w:r>
+    </w:p>
+    <w:p>
+      <w:r>
+        <w:rPr>
+          <w:rFonts w:ascii="맑은 고딕" w:hAnsi="맑은 고딕" w:eastAsia="맑은 고딕"/>
+          <w:sz w:val="21"/>
+        </w:rPr>
+        <w:t>④ 적용이 돌고 있다</w:t>
       </w:r>
     </w:p>
     <w:p>
@@ -2057,16 +2057,16 @@
           <w:rFonts w:ascii="맑은 고딕" w:hAnsi="맑은 고딕" w:eastAsia="맑은 고딕"/>
           <w:sz w:val="21"/>
         </w:rPr>
-        <w:t>① APPLY_SERVERS를 먼저 되돌린다</w:t>
-      </w:r>
-    </w:p>
-    <w:p>
-      <w:r>
-        <w:rPr>
-          <w:rFonts w:ascii="맑은 고딕" w:hAnsi="맑은 고딕" w:eastAsia="맑은 고딕"/>
-          <w:sz w:val="21"/>
-        </w:rPr>
-        <w:t>② MAX_SERVERS를 먼저 되돌린다</w:t>
+        <w:t>① MAX_SERVERS를 먼저 되돌린다</w:t>
+      </w:r>
+    </w:p>
+    <w:p>
+      <w:r>
+        <w:rPr>
+          <w:rFonts w:ascii="맑은 고딕" w:hAnsi="맑은 고딕" w:eastAsia="맑은 고딕"/>
+          <w:sz w:val="21"/>
+        </w:rPr>
+        <w:t>② APPLY_SERVERS를 먼저 되돌린다</w:t>
       </w:r>
     </w:p>
     <w:p>
@@ -2111,34 +2111,34 @@
           <w:rFonts w:ascii="맑은 고딕" w:hAnsi="맑은 고딕" w:eastAsia="맑은 고딕"/>
           <w:sz w:val="21"/>
         </w:rPr>
-        <w:t>① ORA-16128</w:t>
-      </w:r>
-    </w:p>
-    <w:p>
-      <w:r>
-        <w:rPr>
-          <w:rFonts w:ascii="맑은 고딕" w:hAnsi="맑은 고딕" w:eastAsia="맑은 고딕"/>
-          <w:sz w:val="21"/>
-        </w:rPr>
-        <w:t>② ORA-16111</w:t>
-      </w:r>
-    </w:p>
-    <w:p>
-      <w:r>
-        <w:rPr>
-          <w:rFonts w:ascii="맑은 고딕" w:hAnsi="맑은 고딕" w:eastAsia="맑은 고딕"/>
-          <w:sz w:val="21"/>
-        </w:rPr>
-        <w:t>③ ORA-16222</w:t>
-      </w:r>
-    </w:p>
-    <w:p>
-      <w:r>
-        <w:rPr>
-          <w:rFonts w:ascii="맑은 고딕" w:hAnsi="맑은 고딕" w:eastAsia="맑은 고딕"/>
-          <w:sz w:val="21"/>
-        </w:rPr>
-        <w:t>④ ORA-16116</w:t>
+        <w:t>① ORA-16116</w:t>
+      </w:r>
+    </w:p>
+    <w:p>
+      <w:r>
+        <w:rPr>
+          <w:rFonts w:ascii="맑은 고딕" w:hAnsi="맑은 고딕" w:eastAsia="맑은 고딕"/>
+          <w:sz w:val="21"/>
+        </w:rPr>
+        <w:t>② ORA-16128</w:t>
+      </w:r>
+    </w:p>
+    <w:p>
+      <w:r>
+        <w:rPr>
+          <w:rFonts w:ascii="맑은 고딕" w:hAnsi="맑은 고딕" w:eastAsia="맑은 고딕"/>
+          <w:sz w:val="21"/>
+        </w:rPr>
+        <w:t>③ ORA-16111</w:t>
+      </w:r>
+    </w:p>
+    <w:p>
+      <w:r>
+        <w:rPr>
+          <w:rFonts w:ascii="맑은 고딕" w:hAnsi="맑은 고딕" w:eastAsia="맑은 고딕"/>
+          <w:sz w:val="21"/>
+        </w:rPr>
+        <w:t>④ ORA-16222</w:t>
       </w:r>
     </w:p>
     <w:p>
@@ -2183,16 +2183,16 @@
           <w:rFonts w:ascii="맑은 고딕" w:hAnsi="맑은 고딕" w:eastAsia="맑은 고딕"/>
           <w:sz w:val="21"/>
         </w:rPr>
-        <w:t>③ 보장 복원 지점</w:t>
-      </w:r>
-    </w:p>
-    <w:p>
-      <w:r>
-        <w:rPr>
-          <w:rFonts w:ascii="맑은 고딕" w:hAnsi="맑은 고딕" w:eastAsia="맑은 고딕"/>
-          <w:sz w:val="21"/>
-        </w:rPr>
-        <w:t>④ export 덤프</w:t>
+        <w:t>③ export 덤프</w:t>
+      </w:r>
+    </w:p>
+    <w:p>
+      <w:r>
+        <w:rPr>
+          <w:rFonts w:ascii="맑은 고딕" w:hAnsi="맑은 고딕" w:eastAsia="맑은 고딕"/>
+          <w:sz w:val="21"/>
+        </w:rPr>
+        <w:t>④ 보장 복원 지점</w:t>
       </w:r>
     </w:p>
     <w:p>
@@ -2227,7 +2227,7 @@
           <w:rFonts w:ascii="맑은 고딕" w:hAnsi="맑은 고딕" w:eastAsia="맑은 고딕"/>
           <w:sz w:val="21"/>
         </w:rPr>
-        <w:t>① 있다 — SYS는 가드의 예외다</w:t>
+        <w:t>① 세션을 풀어야 한다</w:t>
       </w:r>
     </w:p>
     <w:p>
@@ -2245,7 +2245,7 @@
           <w:rFonts w:ascii="맑은 고딕" w:hAnsi="맑은 고딕" w:eastAsia="맑은 고딕"/>
           <w:sz w:val="21"/>
         </w:rPr>
-        <w:t>③ 세션을 풀어야 한다</w:t>
+        <w:t>③ 있다 — SYS는 가드의 예외다</w:t>
       </w:r>
     </w:p>
     <w:p>
@@ -2281,34 +2281,34 @@
           <w:rFonts w:ascii="맑은 고딕" w:hAnsi="맑은 고딕" w:eastAsia="맑은 고딕"/>
           <w:sz w:val="21"/>
         </w:rPr>
-        <w:t>① 두 값이 같게 동작했다</w:t>
-      </w:r>
-    </w:p>
-    <w:p>
-      <w:r>
-        <w:rPr>
-          <w:rFonts w:ascii="맑은 고딕" w:hAnsi="맑은 고딕" w:eastAsia="맑은 고딕"/>
-          <w:sz w:val="21"/>
-        </w:rPr>
-        <w:t>② STANDBY는 자기 테이블 쓰기를 허용했다</w:t>
-      </w:r>
-    </w:p>
-    <w:p>
-      <w:r>
-        <w:rPr>
-          <w:rFonts w:ascii="맑은 고딕" w:hAnsi="맑은 고딕" w:eastAsia="맑은 고딕"/>
-          <w:sz w:val="21"/>
-        </w:rPr>
-        <w:t>③ ALL만 SYS를 막았다</w:t>
-      </w:r>
-    </w:p>
-    <w:p>
-      <w:r>
-        <w:rPr>
-          <w:rFonts w:ascii="맑은 고딕" w:hAnsi="맑은 고딕" w:eastAsia="맑은 고딕"/>
-          <w:sz w:val="21"/>
-        </w:rPr>
-        <w:t>④ STANDBY는 아무것도 막지 않았다</w:t>
+        <w:t>① ALL만 SYS를 막았다</w:t>
+      </w:r>
+    </w:p>
+    <w:p>
+      <w:r>
+        <w:rPr>
+          <w:rFonts w:ascii="맑은 고딕" w:hAnsi="맑은 고딕" w:eastAsia="맑은 고딕"/>
+          <w:sz w:val="21"/>
+        </w:rPr>
+        <w:t>② STANDBY는 아무것도 막지 않았다</w:t>
+      </w:r>
+    </w:p>
+    <w:p>
+      <w:r>
+        <w:rPr>
+          <w:rFonts w:ascii="맑은 고딕" w:hAnsi="맑은 고딕" w:eastAsia="맑은 고딕"/>
+          <w:sz w:val="21"/>
+        </w:rPr>
+        <w:t>③ STANDBY는 자기 테이블 쓰기를 허용했다</w:t>
+      </w:r>
+    </w:p>
+    <w:p>
+      <w:r>
+        <w:rPr>
+          <w:rFonts w:ascii="맑은 고딕" w:hAnsi="맑은 고딕" w:eastAsia="맑은 고딕"/>
+          <w:sz w:val="21"/>
+        </w:rPr>
+        <w:t>④ 두 값이 같게 동작했다</w:t>
       </w:r>
     </w:p>
     <w:p>
@@ -2335,6 +2335,168 @@
           <w:rFonts w:ascii="맑은 고딕" w:hAnsi="맑은 고딕" w:eastAsia="맑은 고딕"/>
           <w:sz w:val="21"/>
         </w:rPr>
+        <w:t>① ORA-01031</w:t>
+      </w:r>
+    </w:p>
+    <w:p>
+      <w:r>
+        <w:rPr>
+          <w:rFonts w:ascii="맑은 고딕" w:hAnsi="맑은 고딕" w:eastAsia="맑은 고딕"/>
+          <w:sz w:val="21"/>
+        </w:rPr>
+        <w:t>② ORA-26676</w:t>
+      </w:r>
+    </w:p>
+    <w:p>
+      <w:r>
+        <w:rPr>
+          <w:rFonts w:ascii="맑은 고딕" w:hAnsi="맑은 고딕" w:eastAsia="맑은 고딕"/>
+          <w:sz w:val="21"/>
+        </w:rPr>
+        <w:t>③ ORA-16224</w:t>
+      </w:r>
+    </w:p>
+    <w:p>
+      <w:r>
+        <w:rPr>
+          <w:rFonts w:ascii="맑은 고딕" w:hAnsi="맑은 고딕" w:eastAsia="맑은 고딕"/>
+          <w:sz w:val="21"/>
+        </w:rPr>
+        <w:t>④ ORA-16000</w:t>
+      </w:r>
+    </w:p>
+    <w:p>
+      <w:r>
+        <w:rPr>
+          <w:rFonts w:ascii="맑은 고딕" w:hAnsi="맑은 고딕" w:eastAsia="맑은 고딕"/>
+          <w:sz w:val="21"/>
+        </w:rPr>
+        <w:t>상-04 · 객관식</w:t>
+      </w:r>
+    </w:p>
+    <w:p>
+      <w:r>
+        <w:rPr>
+          <w:rFonts w:ascii="맑은 고딕" w:hAnsi="맑은 고딕" w:eastAsia="맑은 고딕"/>
+          <w:sz w:val="21"/>
+        </w:rPr>
+        <w:t>[상-04] SYS가 복제 테이블에 컬럼을 추가하면 나타나는 오류는?</w:t>
+      </w:r>
+    </w:p>
+    <w:p>
+      <w:r>
+        <w:rPr>
+          <w:rFonts w:ascii="맑은 고딕" w:hAnsi="맑은 고딕" w:eastAsia="맑은 고딕"/>
+          <w:sz w:val="21"/>
+        </w:rPr>
+        <w:t>① ORA-01665</w:t>
+      </w:r>
+    </w:p>
+    <w:p>
+      <w:r>
+        <w:rPr>
+          <w:rFonts w:ascii="맑은 고딕" w:hAnsi="맑은 고딕" w:eastAsia="맑은 고딕"/>
+          <w:sz w:val="21"/>
+        </w:rPr>
+        <w:t>② ORA-26676</w:t>
+      </w:r>
+    </w:p>
+    <w:p>
+      <w:r>
+        <w:rPr>
+          <w:rFonts w:ascii="맑은 고딕" w:hAnsi="맑은 고딕" w:eastAsia="맑은 고딕"/>
+          <w:sz w:val="21"/>
+        </w:rPr>
+        <w:t>③ ORA-16224</w:t>
+      </w:r>
+    </w:p>
+    <w:p>
+      <w:r>
+        <w:rPr>
+          <w:rFonts w:ascii="맑은 고딕" w:hAnsi="맑은 고딕" w:eastAsia="맑은 고딕"/>
+          <w:sz w:val="21"/>
+        </w:rPr>
+        <w:t>④ ORA-26786</w:t>
+      </w:r>
+    </w:p>
+    <w:p>
+      <w:r>
+        <w:rPr>
+          <w:rFonts w:ascii="맑은 고딕" w:hAnsi="맑은 고딕" w:eastAsia="맑은 고딕"/>
+          <w:sz w:val="21"/>
+        </w:rPr>
+        <w:t>상-05 · 객관식</w:t>
+      </w:r>
+    </w:p>
+    <w:p>
+      <w:r>
+        <w:rPr>
+          <w:rFonts w:ascii="맑은 고딕" w:hAnsi="맑은 고딕" w:eastAsia="맑은 고딕"/>
+          <w:sz w:val="21"/>
+        </w:rPr>
+        <w:t>[상-05] 구조를 고친 뒤 드러난 다음 오류는?</w:t>
+      </w:r>
+    </w:p>
+    <w:p>
+      <w:r>
+        <w:rPr>
+          <w:rFonts w:ascii="맑은 고딕" w:hAnsi="맑은 고딕" w:eastAsia="맑은 고딕"/>
+          <w:sz w:val="21"/>
+        </w:rPr>
+        <w:t>① ORA-26786</w:t>
+      </w:r>
+    </w:p>
+    <w:p>
+      <w:r>
+        <w:rPr>
+          <w:rFonts w:ascii="맑은 고딕" w:hAnsi="맑은 고딕" w:eastAsia="맑은 고딕"/>
+          <w:sz w:val="21"/>
+        </w:rPr>
+        <w:t>② ORA-26676</w:t>
+      </w:r>
+    </w:p>
+    <w:p>
+      <w:r>
+        <w:rPr>
+          <w:rFonts w:ascii="맑은 고딕" w:hAnsi="맑은 고딕" w:eastAsia="맑은 고딕"/>
+          <w:sz w:val="21"/>
+        </w:rPr>
+        <w:t>③ ORA-16081</w:t>
+      </w:r>
+    </w:p>
+    <w:p>
+      <w:r>
+        <w:rPr>
+          <w:rFonts w:ascii="맑은 고딕" w:hAnsi="맑은 고딕" w:eastAsia="맑은 고딕"/>
+          <w:sz w:val="21"/>
+        </w:rPr>
+        <w:t>④ ORA-31631</w:t>
+      </w:r>
+    </w:p>
+    <w:p>
+      <w:r>
+        <w:rPr>
+          <w:rFonts w:ascii="맑은 고딕" w:hAnsi="맑은 고딕" w:eastAsia="맑은 고딕"/>
+          <w:sz w:val="21"/>
+        </w:rPr>
+        <w:t>상-06 · 객관식</w:t>
+      </w:r>
+    </w:p>
+    <w:p>
+      <w:r>
+        <w:rPr>
+          <w:rFonts w:ascii="맑은 고딕" w:hAnsi="맑은 고딕" w:eastAsia="맑은 고딕"/>
+          <w:sz w:val="21"/>
+        </w:rPr>
+        <w:t>[상-06] PDB 안에서 `ALTER DATABASE GUARD`를 실행하면?</w:t>
+      </w:r>
+    </w:p>
+    <w:p>
+      <w:r>
+        <w:rPr>
+          <w:rFonts w:ascii="맑은 고딕" w:hAnsi="맑은 고딕" w:eastAsia="맑은 고딕"/>
+          <w:sz w:val="21"/>
+        </w:rPr>
         <w:t>① ORA-16224</w:t>
       </w:r>
     </w:p>
@@ -2344,7 +2506,223 @@
           <w:rFonts w:ascii="맑은 고딕" w:hAnsi="맑은 고딕" w:eastAsia="맑은 고딕"/>
           <w:sz w:val="21"/>
         </w:rPr>
-        <w:t>② ORA-16000</w:t>
+        <w:t>② 정상 수행된다</w:t>
+      </w:r>
+    </w:p>
+    <w:p>
+      <w:r>
+        <w:rPr>
+          <w:rFonts w:ascii="맑은 고딕" w:hAnsi="맑은 고딕" w:eastAsia="맑은 고딕"/>
+          <w:sz w:val="21"/>
+        </w:rPr>
+        <w:t>③ ORA-65040</w:t>
+      </w:r>
+    </w:p>
+    <w:p>
+      <w:r>
+        <w:rPr>
+          <w:rFonts w:ascii="맑은 고딕" w:hAnsi="맑은 고딕" w:eastAsia="맑은 고딕"/>
+          <w:sz w:val="21"/>
+        </w:rPr>
+        <w:t>④ ORA-01031</w:t>
+      </w:r>
+    </w:p>
+    <w:p>
+      <w:r>
+        <w:rPr>
+          <w:rFonts w:ascii="맑은 고딕" w:hAnsi="맑은 고딕" w:eastAsia="맑은 고딕"/>
+          <w:sz w:val="21"/>
+        </w:rPr>
+        <w:t>상-07 · 객관식</w:t>
+      </w:r>
+    </w:p>
+    <w:p>
+      <w:r>
+        <w:rPr>
+          <w:rFonts w:ascii="맑은 고딕" w:hAnsi="맑은 고딕" w:eastAsia="맑은 고딕"/>
+          <w:sz w:val="21"/>
+        </w:rPr>
+        <w:t>[상-07] 어긋난 테이블 하나를 다시 가져오는 프로시저는?</w:t>
+      </w:r>
+    </w:p>
+    <w:p>
+      <w:r>
+        <w:rPr>
+          <w:rFonts w:ascii="맑은 고딕" w:hAnsi="맑은 고딕" w:eastAsia="맑은 고딕"/>
+          <w:sz w:val="21"/>
+        </w:rPr>
+        <w:t>① DBMS_LOGSTDBY.INSTANTIATE_TABLE</w:t>
+      </w:r>
+    </w:p>
+    <w:p>
+      <w:r>
+        <w:rPr>
+          <w:rFonts w:ascii="맑은 고딕" w:hAnsi="맑은 고딕" w:eastAsia="맑은 고딕"/>
+          <w:sz w:val="21"/>
+        </w:rPr>
+        <w:t>② DBMS_LOGSTDBY.SKIP_TRANSACTION</w:t>
+      </w:r>
+    </w:p>
+    <w:p>
+      <w:r>
+        <w:rPr>
+          <w:rFonts w:ascii="맑은 고딕" w:hAnsi="맑은 고딕" w:eastAsia="맑은 고딕"/>
+          <w:sz w:val="21"/>
+        </w:rPr>
+        <w:t>③ DBMS_LOGSTDBY.APPLY_SET</w:t>
+      </w:r>
+    </w:p>
+    <w:p>
+      <w:r>
+        <w:rPr>
+          <w:rFonts w:ascii="맑은 고딕" w:hAnsi="맑은 고딕" w:eastAsia="맑은 고딕"/>
+          <w:sz w:val="21"/>
+        </w:rPr>
+        <w:t>④ DBMS_LOGSTDBY.REBUILD</w:t>
+      </w:r>
+    </w:p>
+    <w:p>
+      <w:r>
+        <w:rPr>
+          <w:rFonts w:ascii="맑은 고딕" w:hAnsi="맑은 고딕" w:eastAsia="맑은 고딕"/>
+          <w:sz w:val="21"/>
+        </w:rPr>
+        <w:t>상-08 · 객관식</w:t>
+      </w:r>
+    </w:p>
+    <w:p>
+      <w:r>
+        <w:rPr>
+          <w:rFonts w:ascii="맑은 고딕" w:hAnsi="맑은 고딕" w:eastAsia="맑은 고딕"/>
+          <w:sz w:val="21"/>
+        </w:rPr>
+        <w:t>[상-08] 그 프로시저가 ORA-31631을 낸 이유는?</w:t>
+      </w:r>
+    </w:p>
+    <w:p>
+      <w:r>
+        <w:rPr>
+          <w:rFonts w:ascii="맑은 고딕" w:hAnsi="맑은 고딕" w:eastAsia="맑은 고딕"/>
+          <w:sz w:val="21"/>
+        </w:rPr>
+        <w:t>① 링크가 잘못됐다</w:t>
+      </w:r>
+    </w:p>
+    <w:p>
+      <w:r>
+        <w:rPr>
+          <w:rFonts w:ascii="맑은 고딕" w:hAnsi="맑은 고딕" w:eastAsia="맑은 고딕"/>
+          <w:sz w:val="21"/>
+        </w:rPr>
+        <w:t>② 가드가 켜져 있다</w:t>
+      </w:r>
+    </w:p>
+    <w:p>
+      <w:r>
+        <w:rPr>
+          <w:rFonts w:ascii="맑은 고딕" w:hAnsi="맑은 고딕" w:eastAsia="맑은 고딕"/>
+          <w:sz w:val="21"/>
+        </w:rPr>
+        <w:t>③ 링크 계정에 Data Pump 권한이 없다</w:t>
+      </w:r>
+    </w:p>
+    <w:p>
+      <w:r>
+        <w:rPr>
+          <w:rFonts w:ascii="맑은 고딕" w:hAnsi="맑은 고딕" w:eastAsia="맑은 고딕"/>
+          <w:sz w:val="21"/>
+        </w:rPr>
+        <w:t>④ 테이블이 없다</w:t>
+      </w:r>
+    </w:p>
+    <w:p>
+      <w:r>
+        <w:rPr>
+          <w:rFonts w:ascii="맑은 고딕" w:hAnsi="맑은 고딕" w:eastAsia="맑은 고딕"/>
+          <w:sz w:val="21"/>
+        </w:rPr>
+        <w:t>상-09 · 객관식</w:t>
+      </w:r>
+    </w:p>
+    <w:p>
+      <w:r>
+        <w:rPr>
+          <w:rFonts w:ascii="맑은 고딕" w:hAnsi="맑은 고딕" w:eastAsia="맑은 고딕"/>
+          <w:sz w:val="21"/>
+        </w:rPr>
+        <w:t>[상-09] 그 실패가 남긴 상태는?</w:t>
+      </w:r>
+    </w:p>
+    <w:p>
+      <w:r>
+        <w:rPr>
+          <w:rFonts w:ascii="맑은 고딕" w:hAnsi="맑은 고딕" w:eastAsia="맑은 고딕"/>
+          <w:sz w:val="21"/>
+        </w:rPr>
+        <w:t>① 데이터만 지워졌다</w:t>
+      </w:r>
+    </w:p>
+    <w:p>
+      <w:r>
+        <w:rPr>
+          <w:rFonts w:ascii="맑은 고딕" w:hAnsi="맑은 고딕" w:eastAsia="맑은 고딕"/>
+          <w:sz w:val="21"/>
+        </w:rPr>
+        <w:t>② 아무 변화가 없다</w:t>
+      </w:r>
+    </w:p>
+    <w:p>
+      <w:r>
+        <w:rPr>
+          <w:rFonts w:ascii="맑은 고딕" w:hAnsi="맑은 고딕" w:eastAsia="맑은 고딕"/>
+          <w:sz w:val="21"/>
+        </w:rPr>
+        <w:t>③ 적용이 재개됐다</w:t>
+      </w:r>
+    </w:p>
+    <w:p>
+      <w:r>
+        <w:rPr>
+          <w:rFonts w:ascii="맑은 고딕" w:hAnsi="맑은 고딕" w:eastAsia="맑은 고딕"/>
+          <w:sz w:val="21"/>
+        </w:rPr>
+        <w:t>④ 테이블이 지워진 채로 남았다</w:t>
+      </w:r>
+    </w:p>
+    <w:p>
+      <w:r>
+        <w:rPr>
+          <w:rFonts w:ascii="맑은 고딕" w:hAnsi="맑은 고딕" w:eastAsia="맑은 고딕"/>
+          <w:sz w:val="21"/>
+        </w:rPr>
+        <w:t>상-10 · 객관식</w:t>
+      </w:r>
+    </w:p>
+    <w:p>
+      <w:r>
+        <w:rPr>
+          <w:rFonts w:ascii="맑은 고딕" w:hAnsi="맑은 고딕" w:eastAsia="맑은 고딕"/>
+          <w:sz w:val="21"/>
+        </w:rPr>
+        <w:t>[상-10] `ALTER SESSION DISABLE GUARD`에 필요한 권한이 없으면?</w:t>
+      </w:r>
+    </w:p>
+    <w:p>
+      <w:r>
+        <w:rPr>
+          <w:rFonts w:ascii="맑은 고딕" w:hAnsi="맑은 고딕" w:eastAsia="맑은 고딕"/>
+          <w:sz w:val="21"/>
+        </w:rPr>
+        <w:t>① 정상 수행된다</w:t>
+      </w:r>
+    </w:p>
+    <w:p>
+      <w:r>
+        <w:rPr>
+          <w:rFonts w:ascii="맑은 고딕" w:hAnsi="맑은 고딕" w:eastAsia="맑은 고딕"/>
+          <w:sz w:val="21"/>
+        </w:rPr>
+        <w:t>② ORA-65040</w:t>
       </w:r>
     </w:p>
     <w:p>
@@ -2362,385 +2740,7 @@
           <w:rFonts w:ascii="맑은 고딕" w:hAnsi="맑은 고딕" w:eastAsia="맑은 고딕"/>
           <w:sz w:val="21"/>
         </w:rPr>
-        <w:t>④ ORA-26676</w:t>
-      </w:r>
-    </w:p>
-    <w:p>
-      <w:r>
-        <w:rPr>
-          <w:rFonts w:ascii="맑은 고딕" w:hAnsi="맑은 고딕" w:eastAsia="맑은 고딕"/>
-          <w:sz w:val="21"/>
-        </w:rPr>
-        <w:t>상-04 · 객관식</w:t>
-      </w:r>
-    </w:p>
-    <w:p>
-      <w:r>
-        <w:rPr>
-          <w:rFonts w:ascii="맑은 고딕" w:hAnsi="맑은 고딕" w:eastAsia="맑은 고딕"/>
-          <w:sz w:val="21"/>
-        </w:rPr>
-        <w:t>[상-04] SYS가 복제 테이블에 컬럼을 추가하면 나타나는 오류는?</w:t>
-      </w:r>
-    </w:p>
-    <w:p>
-      <w:r>
-        <w:rPr>
-          <w:rFonts w:ascii="맑은 고딕" w:hAnsi="맑은 고딕" w:eastAsia="맑은 고딕"/>
-          <w:sz w:val="21"/>
-        </w:rPr>
-        <w:t>① ORA-26676</w:t>
-      </w:r>
-    </w:p>
-    <w:p>
-      <w:r>
-        <w:rPr>
-          <w:rFonts w:ascii="맑은 고딕" w:hAnsi="맑은 고딕" w:eastAsia="맑은 고딕"/>
-          <w:sz w:val="21"/>
-        </w:rPr>
-        <w:t>② ORA-26786</w:t>
-      </w:r>
-    </w:p>
-    <w:p>
-      <w:r>
-        <w:rPr>
-          <w:rFonts w:ascii="맑은 고딕" w:hAnsi="맑은 고딕" w:eastAsia="맑은 고딕"/>
-          <w:sz w:val="21"/>
-        </w:rPr>
-        <w:t>③ ORA-16224</w:t>
-      </w:r>
-    </w:p>
-    <w:p>
-      <w:r>
-        <w:rPr>
-          <w:rFonts w:ascii="맑은 고딕" w:hAnsi="맑은 고딕" w:eastAsia="맑은 고딕"/>
-          <w:sz w:val="21"/>
-        </w:rPr>
-        <w:t>④ ORA-01665</w:t>
-      </w:r>
-    </w:p>
-    <w:p>
-      <w:r>
-        <w:rPr>
-          <w:rFonts w:ascii="맑은 고딕" w:hAnsi="맑은 고딕" w:eastAsia="맑은 고딕"/>
-          <w:sz w:val="21"/>
-        </w:rPr>
-        <w:t>상-05 · 객관식</w:t>
-      </w:r>
-    </w:p>
-    <w:p>
-      <w:r>
-        <w:rPr>
-          <w:rFonts w:ascii="맑은 고딕" w:hAnsi="맑은 고딕" w:eastAsia="맑은 고딕"/>
-          <w:sz w:val="21"/>
-        </w:rPr>
-        <w:t>[상-05] 구조를 고친 뒤 드러난 다음 오류는?</w:t>
-      </w:r>
-    </w:p>
-    <w:p>
-      <w:r>
-        <w:rPr>
-          <w:rFonts w:ascii="맑은 고딕" w:hAnsi="맑은 고딕" w:eastAsia="맑은 고딕"/>
-          <w:sz w:val="21"/>
-        </w:rPr>
-        <w:t>① ORA-26786</w:t>
-      </w:r>
-    </w:p>
-    <w:p>
-      <w:r>
-        <w:rPr>
-          <w:rFonts w:ascii="맑은 고딕" w:hAnsi="맑은 고딕" w:eastAsia="맑은 고딕"/>
-          <w:sz w:val="21"/>
-        </w:rPr>
-        <w:t>② ORA-26676</w:t>
-      </w:r>
-    </w:p>
-    <w:p>
-      <w:r>
-        <w:rPr>
-          <w:rFonts w:ascii="맑은 고딕" w:hAnsi="맑은 고딕" w:eastAsia="맑은 고딕"/>
-          <w:sz w:val="21"/>
-        </w:rPr>
-        <w:t>③ ORA-16081</w:t>
-      </w:r>
-    </w:p>
-    <w:p>
-      <w:r>
-        <w:rPr>
-          <w:rFonts w:ascii="맑은 고딕" w:hAnsi="맑은 고딕" w:eastAsia="맑은 고딕"/>
-          <w:sz w:val="21"/>
-        </w:rPr>
-        <w:t>④ ORA-31631</w:t>
-      </w:r>
-    </w:p>
-    <w:p>
-      <w:r>
-        <w:rPr>
-          <w:rFonts w:ascii="맑은 고딕" w:hAnsi="맑은 고딕" w:eastAsia="맑은 고딕"/>
-          <w:sz w:val="21"/>
-        </w:rPr>
-        <w:t>상-06 · 객관식</w:t>
-      </w:r>
-    </w:p>
-    <w:p>
-      <w:r>
-        <w:rPr>
-          <w:rFonts w:ascii="맑은 고딕" w:hAnsi="맑은 고딕" w:eastAsia="맑은 고딕"/>
-          <w:sz w:val="21"/>
-        </w:rPr>
-        <w:t>[상-06] PDB 안에서 `ALTER DATABASE GUARD`를 실행하면?</w:t>
-      </w:r>
-    </w:p>
-    <w:p>
-      <w:r>
-        <w:rPr>
-          <w:rFonts w:ascii="맑은 고딕" w:hAnsi="맑은 고딕" w:eastAsia="맑은 고딕"/>
-          <w:sz w:val="21"/>
-        </w:rPr>
-        <w:t>① ORA-65040</w:t>
-      </w:r>
-    </w:p>
-    <w:p>
-      <w:r>
-        <w:rPr>
-          <w:rFonts w:ascii="맑은 고딕" w:hAnsi="맑은 고딕" w:eastAsia="맑은 고딕"/>
-          <w:sz w:val="21"/>
-        </w:rPr>
-        <w:t>② ORA-16224</w:t>
-      </w:r>
-    </w:p>
-    <w:p>
-      <w:r>
-        <w:rPr>
-          <w:rFonts w:ascii="맑은 고딕" w:hAnsi="맑은 고딕" w:eastAsia="맑은 고딕"/>
-          <w:sz w:val="21"/>
-        </w:rPr>
-        <w:t>③ 정상 수행된다</w:t>
-      </w:r>
-    </w:p>
-    <w:p>
-      <w:r>
-        <w:rPr>
-          <w:rFonts w:ascii="맑은 고딕" w:hAnsi="맑은 고딕" w:eastAsia="맑은 고딕"/>
-          <w:sz w:val="21"/>
-        </w:rPr>
-        <w:t>④ ORA-01031</w:t>
-      </w:r>
-    </w:p>
-    <w:p>
-      <w:r>
-        <w:rPr>
-          <w:rFonts w:ascii="맑은 고딕" w:hAnsi="맑은 고딕" w:eastAsia="맑은 고딕"/>
-          <w:sz w:val="21"/>
-        </w:rPr>
-        <w:t>상-07 · 객관식</w:t>
-      </w:r>
-    </w:p>
-    <w:p>
-      <w:r>
-        <w:rPr>
-          <w:rFonts w:ascii="맑은 고딕" w:hAnsi="맑은 고딕" w:eastAsia="맑은 고딕"/>
-          <w:sz w:val="21"/>
-        </w:rPr>
-        <w:t>[상-07] 어긋난 테이블 하나를 다시 가져오는 프로시저는?</w:t>
-      </w:r>
-    </w:p>
-    <w:p>
-      <w:r>
-        <w:rPr>
-          <w:rFonts w:ascii="맑은 고딕" w:hAnsi="맑은 고딕" w:eastAsia="맑은 고딕"/>
-          <w:sz w:val="21"/>
-        </w:rPr>
-        <w:t>① DBMS_LOGSTDBY.INSTANTIATE_TABLE</w:t>
-      </w:r>
-    </w:p>
-    <w:p>
-      <w:r>
-        <w:rPr>
-          <w:rFonts w:ascii="맑은 고딕" w:hAnsi="맑은 고딕" w:eastAsia="맑은 고딕"/>
-          <w:sz w:val="21"/>
-        </w:rPr>
-        <w:t>② DBMS_LOGSTDBY.REBUILD</w:t>
-      </w:r>
-    </w:p>
-    <w:p>
-      <w:r>
-        <w:rPr>
-          <w:rFonts w:ascii="맑은 고딕" w:hAnsi="맑은 고딕" w:eastAsia="맑은 고딕"/>
-          <w:sz w:val="21"/>
-        </w:rPr>
-        <w:t>③ DBMS_LOGSTDBY.SKIP_TRANSACTION</w:t>
-      </w:r>
-    </w:p>
-    <w:p>
-      <w:r>
-        <w:rPr>
-          <w:rFonts w:ascii="맑은 고딕" w:hAnsi="맑은 고딕" w:eastAsia="맑은 고딕"/>
-          <w:sz w:val="21"/>
-        </w:rPr>
-        <w:t>④ DBMS_LOGSTDBY.APPLY_SET</w:t>
-      </w:r>
-    </w:p>
-    <w:p>
-      <w:r>
-        <w:rPr>
-          <w:rFonts w:ascii="맑은 고딕" w:hAnsi="맑은 고딕" w:eastAsia="맑은 고딕"/>
-          <w:sz w:val="21"/>
-        </w:rPr>
-        <w:t>상-08 · 객관식</w:t>
-      </w:r>
-    </w:p>
-    <w:p>
-      <w:r>
-        <w:rPr>
-          <w:rFonts w:ascii="맑은 고딕" w:hAnsi="맑은 고딕" w:eastAsia="맑은 고딕"/>
-          <w:sz w:val="21"/>
-        </w:rPr>
-        <w:t>[상-08] 그 프로시저가 ORA-31631을 낸 이유는?</w:t>
-      </w:r>
-    </w:p>
-    <w:p>
-      <w:r>
-        <w:rPr>
-          <w:rFonts w:ascii="맑은 고딕" w:hAnsi="맑은 고딕" w:eastAsia="맑은 고딕"/>
-          <w:sz w:val="21"/>
-        </w:rPr>
-        <w:t>① 링크 계정에 Data Pump 권한이 없다</w:t>
-      </w:r>
-    </w:p>
-    <w:p>
-      <w:r>
-        <w:rPr>
-          <w:rFonts w:ascii="맑은 고딕" w:hAnsi="맑은 고딕" w:eastAsia="맑은 고딕"/>
-          <w:sz w:val="21"/>
-        </w:rPr>
-        <w:t>② 링크가 잘못됐다</w:t>
-      </w:r>
-    </w:p>
-    <w:p>
-      <w:r>
-        <w:rPr>
-          <w:rFonts w:ascii="맑은 고딕" w:hAnsi="맑은 고딕" w:eastAsia="맑은 고딕"/>
-          <w:sz w:val="21"/>
-        </w:rPr>
-        <w:t>③ 테이블이 없다</w:t>
-      </w:r>
-    </w:p>
-    <w:p>
-      <w:r>
-        <w:rPr>
-          <w:rFonts w:ascii="맑은 고딕" w:hAnsi="맑은 고딕" w:eastAsia="맑은 고딕"/>
-          <w:sz w:val="21"/>
-        </w:rPr>
-        <w:t>④ 가드가 켜져 있다</w:t>
-      </w:r>
-    </w:p>
-    <w:p>
-      <w:r>
-        <w:rPr>
-          <w:rFonts w:ascii="맑은 고딕" w:hAnsi="맑은 고딕" w:eastAsia="맑은 고딕"/>
-          <w:sz w:val="21"/>
-        </w:rPr>
-        <w:t>상-09 · 객관식</w:t>
-      </w:r>
-    </w:p>
-    <w:p>
-      <w:r>
-        <w:rPr>
-          <w:rFonts w:ascii="맑은 고딕" w:hAnsi="맑은 고딕" w:eastAsia="맑은 고딕"/>
-          <w:sz w:val="21"/>
-        </w:rPr>
-        <w:t>[상-09] 그 실패가 남긴 상태는?</w:t>
-      </w:r>
-    </w:p>
-    <w:p>
-      <w:r>
-        <w:rPr>
-          <w:rFonts w:ascii="맑은 고딕" w:hAnsi="맑은 고딕" w:eastAsia="맑은 고딕"/>
-          <w:sz w:val="21"/>
-        </w:rPr>
-        <w:t>① 테이블이 지워진 채로 남았다</w:t>
-      </w:r>
-    </w:p>
-    <w:p>
-      <w:r>
-        <w:rPr>
-          <w:rFonts w:ascii="맑은 고딕" w:hAnsi="맑은 고딕" w:eastAsia="맑은 고딕"/>
-          <w:sz w:val="21"/>
-        </w:rPr>
-        <w:t>② 아무 변화가 없다</w:t>
-      </w:r>
-    </w:p>
-    <w:p>
-      <w:r>
-        <w:rPr>
-          <w:rFonts w:ascii="맑은 고딕" w:hAnsi="맑은 고딕" w:eastAsia="맑은 고딕"/>
-          <w:sz w:val="21"/>
-        </w:rPr>
-        <w:t>③ 데이터만 지워졌다</w:t>
-      </w:r>
-    </w:p>
-    <w:p>
-      <w:r>
-        <w:rPr>
-          <w:rFonts w:ascii="맑은 고딕" w:hAnsi="맑은 고딕" w:eastAsia="맑은 고딕"/>
-          <w:sz w:val="21"/>
-        </w:rPr>
-        <w:t>④ 적용이 재개됐다</w:t>
-      </w:r>
-    </w:p>
-    <w:p>
-      <w:r>
-        <w:rPr>
-          <w:rFonts w:ascii="맑은 고딕" w:hAnsi="맑은 고딕" w:eastAsia="맑은 고딕"/>
-          <w:sz w:val="21"/>
-        </w:rPr>
-        <w:t>상-10 · 객관식</w:t>
-      </w:r>
-    </w:p>
-    <w:p>
-      <w:r>
-        <w:rPr>
-          <w:rFonts w:ascii="맑은 고딕" w:hAnsi="맑은 고딕" w:eastAsia="맑은 고딕"/>
-          <w:sz w:val="21"/>
-        </w:rPr>
-        <w:t>[상-10] `ALTER SESSION DISABLE GUARD`에 필요한 권한이 없으면?</w:t>
-      </w:r>
-    </w:p>
-    <w:p>
-      <w:r>
-        <w:rPr>
-          <w:rFonts w:ascii="맑은 고딕" w:hAnsi="맑은 고딕" w:eastAsia="맑은 고딕"/>
-          <w:sz w:val="21"/>
-        </w:rPr>
-        <w:t>① ORA-01031</w:t>
-      </w:r>
-    </w:p>
-    <w:p>
-      <w:r>
-        <w:rPr>
-          <w:rFonts w:ascii="맑은 고딕" w:hAnsi="맑은 고딕" w:eastAsia="맑은 고딕"/>
-          <w:sz w:val="21"/>
-        </w:rPr>
-        <w:t>② ORA-16224</w:t>
-      </w:r>
-    </w:p>
-    <w:p>
-      <w:r>
-        <w:rPr>
-          <w:rFonts w:ascii="맑은 고딕" w:hAnsi="맑은 고딕" w:eastAsia="맑은 고딕"/>
-          <w:sz w:val="21"/>
-        </w:rPr>
-        <w:t>③ ORA-65040</w:t>
-      </w:r>
-    </w:p>
-    <w:p>
-      <w:r>
-        <w:rPr>
-          <w:rFonts w:ascii="맑은 고딕" w:hAnsi="맑은 고딕" w:eastAsia="맑은 고딕"/>
-          <w:sz w:val="21"/>
-        </w:rPr>
-        <w:t>④ 정상 수행된다</w:t>
+        <w:t>④ ORA-16224</w:t>
       </w:r>
     </w:p>
     <w:sectPr>

--- a/ADG/12장/12장_실습문제.docx
+++ b/ADG/12장/12장_실습문제.docx
@@ -96,7 +96,21 @@
           <w:rFonts w:ascii="맑은 고딕" w:hAnsi="맑은 고딕" w:eastAsia="맑은 고딕"/>
           <w:sz w:val="21"/>
         </w:rPr>
-        <w:t>[하-02] 전환 후 `DATABASE_ROLE` 값은?</w:t>
+        <w:t xml:space="preserve">[하-02] 전환 후 </w:t>
+      </w:r>
+      <w:r>
+        <w:rPr>
+          <w:rFonts w:ascii="Consolas" w:hAnsi="Consolas" w:eastAsia="맑은 고딕"/>
+          <w:sz w:val="21"/>
+        </w:rPr>
+        <w:t xml:space="preserve">DATABASE_ROLE</w:t>
+      </w:r>
+      <w:r>
+        <w:rPr>
+          <w:rFonts w:ascii="맑은 고딕" w:hAnsi="맑은 고딕" w:eastAsia="맑은 고딕"/>
+          <w:sz w:val="21"/>
+        </w:rPr>
+        <w:t xml:space="preserve"> 값은?</w:t>
       </w:r>
     </w:p>
     <w:p>
@@ -150,7 +164,21 @@
           <w:rFonts w:ascii="맑은 고딕" w:hAnsi="맑은 고딕" w:eastAsia="맑은 고딕"/>
           <w:sz w:val="21"/>
         </w:rPr>
-        <w:t>[하-03] 전환 후 `CONTROLFILE_TYPE` 값은?</w:t>
+        <w:t xml:space="preserve">[하-03] 전환 후 </w:t>
+      </w:r>
+      <w:r>
+        <w:rPr>
+          <w:rFonts w:ascii="Consolas" w:hAnsi="Consolas" w:eastAsia="맑은 고딕"/>
+          <w:sz w:val="21"/>
+        </w:rPr>
+        <w:t xml:space="preserve">CONTROLFILE_TYPE</w:t>
+      </w:r>
+      <w:r>
+        <w:rPr>
+          <w:rFonts w:ascii="맑은 고딕" w:hAnsi="맑은 고딕" w:eastAsia="맑은 고딕"/>
+          <w:sz w:val="21"/>
+        </w:rPr>
+        <w:t xml:space="preserve"> 값은?</w:t>
       </w:r>
     </w:p>
     <w:p>
@@ -204,7 +232,21 @@
           <w:rFonts w:ascii="맑은 고딕" w:hAnsi="맑은 고딕" w:eastAsia="맑은 고딕"/>
           <w:sz w:val="21"/>
         </w:rPr>
-        <w:t>[하-04] 전환 후 `GUARD_STATUS` 값은?</w:t>
+        <w:t xml:space="preserve">[하-04] 전환 후 </w:t>
+      </w:r>
+      <w:r>
+        <w:rPr>
+          <w:rFonts w:ascii="Consolas" w:hAnsi="Consolas" w:eastAsia="맑은 고딕"/>
+          <w:sz w:val="21"/>
+        </w:rPr>
+        <w:t xml:space="preserve">GUARD_STATUS</w:t>
+      </w:r>
+      <w:r>
+        <w:rPr>
+          <w:rFonts w:ascii="맑은 고딕" w:hAnsi="맑은 고딕" w:eastAsia="맑은 고딕"/>
+          <w:sz w:val="21"/>
+        </w:rPr>
+        <w:t xml:space="preserve"> 값은?</w:t>
       </w:r>
     </w:p>
     <w:p>
@@ -312,7 +354,21 @@
           <w:rFonts w:ascii="맑은 고딕" w:hAnsi="맑은 고딕" w:eastAsia="맑은 고딕"/>
           <w:sz w:val="21"/>
         </w:rPr>
-        <w:t>[하-06] 그 프로시저 실행 후 `SUPPLEMENTAL_LOG_DATA_MIN` 값은?</w:t>
+        <w:t xml:space="preserve">[하-06] 그 프로시저 실행 후 </w:t>
+      </w:r>
+      <w:r>
+        <w:rPr>
+          <w:rFonts w:ascii="Consolas" w:hAnsi="Consolas" w:eastAsia="맑은 고딕"/>
+          <w:sz w:val="21"/>
+        </w:rPr>
+        <w:t xml:space="preserve">SUPPLEMENTAL_LOG_DATA_MIN</w:t>
+      </w:r>
+      <w:r>
+        <w:rPr>
+          <w:rFonts w:ascii="맑은 고딕" w:hAnsi="맑은 고딕" w:eastAsia="맑은 고딕"/>
+          <w:sz w:val="21"/>
+        </w:rPr>
+        <w:t xml:space="preserve"> 값은?</w:t>
       </w:r>
     </w:p>
     <w:p>
@@ -420,7 +476,21 @@
           <w:rFonts w:ascii="맑은 고딕" w:hAnsi="맑은 고딕" w:eastAsia="맑은 고딕"/>
           <w:sz w:val="21"/>
         </w:rPr>
-        <w:t>[하-08] `DB_NAME`을 9자로 주면 나오는 오류는?</w:t>
+        <w:t xml:space="preserve">[하-08] </w:t>
+      </w:r>
+      <w:r>
+        <w:rPr>
+          <w:rFonts w:ascii="Consolas" w:hAnsi="Consolas" w:eastAsia="맑은 고딕"/>
+          <w:sz w:val="21"/>
+        </w:rPr>
+        <w:t xml:space="preserve">DB_NAME</w:t>
+      </w:r>
+      <w:r>
+        <w:rPr>
+          <w:rFonts w:ascii="맑은 고딕" w:hAnsi="맑은 고딕" w:eastAsia="맑은 고딕"/>
+          <w:sz w:val="21"/>
+        </w:rPr>
+        <w:t xml:space="preserve">을 9자로 주면 나오는 오류는?</w:t>
       </w:r>
     </w:p>
     <w:p>
@@ -582,7 +652,21 @@
           <w:rFonts w:ascii="맑은 고딕" w:hAnsi="맑은 고딕" w:eastAsia="맑은 고딕"/>
           <w:sz w:val="21"/>
         </w:rPr>
-        <w:t>[하-11] 열린 뒤 `OPEN_MODE` 값은?</w:t>
+        <w:t xml:space="preserve">[하-11] 열린 뒤 </w:t>
+      </w:r>
+      <w:r>
+        <w:rPr>
+          <w:rFonts w:ascii="Consolas" w:hAnsi="Consolas" w:eastAsia="맑은 고딕"/>
+          <w:sz w:val="21"/>
+        </w:rPr>
+        <w:t xml:space="preserve">OPEN_MODE</w:t>
+      </w:r>
+      <w:r>
+        <w:rPr>
+          <w:rFonts w:ascii="맑은 고딕" w:hAnsi="맑은 고딕" w:eastAsia="맑은 고딕"/>
+          <w:sz w:val="21"/>
+        </w:rPr>
+        <w:t xml:space="preserve"> 값은?</w:t>
       </w:r>
     </w:p>
     <w:p>
@@ -798,7 +882,21 @@
           <w:rFonts w:ascii="맑은 고딕" w:hAnsi="맑은 고딕" w:eastAsia="맑은 고딕"/>
           <w:sz w:val="21"/>
         </w:rPr>
-        <w:t>[하-15] `ORA-16116: no work available`의 뜻은?</w:t>
+        <w:t xml:space="preserve">[하-15] </w:t>
+      </w:r>
+      <w:r>
+        <w:rPr>
+          <w:rFonts w:ascii="Consolas" w:hAnsi="Consolas" w:eastAsia="맑은 고딕"/>
+          <w:sz w:val="21"/>
+        </w:rPr>
+        <w:t xml:space="preserve">ORA-16116: no work available</w:t>
+      </w:r>
+      <w:r>
+        <w:rPr>
+          <w:rFonts w:ascii="맑은 고딕" w:hAnsi="맑은 고딕" w:eastAsia="맑은 고딕"/>
+          <w:sz w:val="21"/>
+        </w:rPr>
+        <w:t xml:space="preserve">의 뜻은?</w:t>
       </w:r>
     </w:p>
     <w:p>
@@ -852,7 +950,49 @@
           <w:rFonts w:ascii="맑은 고딕" w:hAnsi="맑은 고딕" w:eastAsia="맑은 고딕"/>
           <w:sz w:val="21"/>
         </w:rPr>
-        <w:t>[하-16] `V$LOGSTDBY_STATE`의 `STATE`가 `IDLE`이면?</w:t>
+        <w:t xml:space="preserve">[하-16] </w:t>
+      </w:r>
+      <w:r>
+        <w:rPr>
+          <w:rFonts w:ascii="Consolas" w:hAnsi="Consolas" w:eastAsia="맑은 고딕"/>
+          <w:sz w:val="21"/>
+        </w:rPr>
+        <w:t xml:space="preserve">V$LOGSTDBY_STATE</w:t>
+      </w:r>
+      <w:r>
+        <w:rPr>
+          <w:rFonts w:ascii="맑은 고딕" w:hAnsi="맑은 고딕" w:eastAsia="맑은 고딕"/>
+          <w:sz w:val="21"/>
+        </w:rPr>
+        <w:t xml:space="preserve">의 </w:t>
+      </w:r>
+      <w:r>
+        <w:rPr>
+          <w:rFonts w:ascii="Consolas" w:hAnsi="Consolas" w:eastAsia="맑은 고딕"/>
+          <w:sz w:val="21"/>
+        </w:rPr>
+        <w:t xml:space="preserve">STATE</w:t>
+      </w:r>
+      <w:r>
+        <w:rPr>
+          <w:rFonts w:ascii="맑은 고딕" w:hAnsi="맑은 고딕" w:eastAsia="맑은 고딕"/>
+          <w:sz w:val="21"/>
+        </w:rPr>
+        <w:t xml:space="preserve">가 </w:t>
+      </w:r>
+      <w:r>
+        <w:rPr>
+          <w:rFonts w:ascii="Consolas" w:hAnsi="Consolas" w:eastAsia="맑은 고딕"/>
+          <w:sz w:val="21"/>
+        </w:rPr>
+        <w:t xml:space="preserve">IDLE</w:t>
+      </w:r>
+      <w:r>
+        <w:rPr>
+          <w:rFonts w:ascii="맑은 고딕" w:hAnsi="맑은 고딕" w:eastAsia="맑은 고딕"/>
+          <w:sz w:val="21"/>
+        </w:rPr>
+        <w:t xml:space="preserve">이면?</w:t>
       </w:r>
     </w:p>
     <w:p>
@@ -906,7 +1046,21 @@
           <w:rFonts w:ascii="맑은 고딕" w:hAnsi="맑은 고딕" w:eastAsia="맑은 고딕"/>
           <w:sz w:val="21"/>
         </w:rPr>
-        <w:t>[하-17] 멈춘 상태를 나타내는 `STATE` 값은?</w:t>
+        <w:t xml:space="preserve">[하-17] 멈춘 상태를 나타내는 </w:t>
+      </w:r>
+      <w:r>
+        <w:rPr>
+          <w:rFonts w:ascii="Consolas" w:hAnsi="Consolas" w:eastAsia="맑은 고딕"/>
+          <w:sz w:val="21"/>
+        </w:rPr>
+        <w:t xml:space="preserve">STATE</w:t>
+      </w:r>
+      <w:r>
+        <w:rPr>
+          <w:rFonts w:ascii="맑은 고딕" w:hAnsi="맑은 고딕" w:eastAsia="맑은 고딕"/>
+          <w:sz w:val="21"/>
+        </w:rPr>
+        <w:t xml:space="preserve"> 값은?</w:t>
       </w:r>
     </w:p>
     <w:p>
@@ -960,7 +1114,21 @@
           <w:rFonts w:ascii="맑은 고딕" w:hAnsi="맑은 고딕" w:eastAsia="맑은 고딕"/>
           <w:sz w:val="21"/>
         </w:rPr>
-        <w:t>[하-18] `SYSTEM` 스키마의 테이블은 복제되는가?</w:t>
+        <w:t xml:space="preserve">[하-18] </w:t>
+      </w:r>
+      <w:r>
+        <w:rPr>
+          <w:rFonts w:ascii="Consolas" w:hAnsi="Consolas" w:eastAsia="맑은 고딕"/>
+          <w:sz w:val="21"/>
+        </w:rPr>
+        <w:t xml:space="preserve">SYSTEM</w:t>
+      </w:r>
+      <w:r>
+        <w:rPr>
+          <w:rFonts w:ascii="맑은 고딕" w:hAnsi="맑은 고딕" w:eastAsia="맑은 고딕"/>
+          <w:sz w:val="21"/>
+        </w:rPr>
+        <w:t xml:space="preserve"> 스키마의 테이블은 복제되는가?</w:t>
       </w:r>
     </w:p>
     <w:p>
@@ -1292,16 +1460,44 @@
           <w:rFonts w:ascii="맑은 고딕" w:hAnsi="맑은 고딕" w:eastAsia="맑은 고딕"/>
           <w:sz w:val="21"/>
         </w:rPr>
-        <w:t>[중-04] `FORCE_LOGGING`과 보충 로깅의 관계는?</w:t>
-      </w:r>
-    </w:p>
-    <w:p>
-      <w:r>
-        <w:rPr>
-          <w:rFonts w:ascii="맑은 고딕" w:hAnsi="맑은 고딕" w:eastAsia="맑은 고딕"/>
-          <w:sz w:val="21"/>
-        </w:rPr>
-        <w:t>① 보충 로깅이 `FORCE_LOGGING`을 포함한다</w:t>
+        <w:t xml:space="preserve">[중-04] </w:t>
+      </w:r>
+      <w:r>
+        <w:rPr>
+          <w:rFonts w:ascii="Consolas" w:hAnsi="Consolas" w:eastAsia="맑은 고딕"/>
+          <w:sz w:val="21"/>
+        </w:rPr>
+        <w:t xml:space="preserve">FORCE_LOGGING</w:t>
+      </w:r>
+      <w:r>
+        <w:rPr>
+          <w:rFonts w:ascii="맑은 고딕" w:hAnsi="맑은 고딕" w:eastAsia="맑은 고딕"/>
+          <w:sz w:val="21"/>
+        </w:rPr>
+        <w:t xml:space="preserve">과 보충 로깅의 관계는?</w:t>
+      </w:r>
+    </w:p>
+    <w:p>
+      <w:r>
+        <w:rPr>
+          <w:rFonts w:ascii="맑은 고딕" w:hAnsi="맑은 고딕" w:eastAsia="맑은 고딕"/>
+          <w:sz w:val="21"/>
+        </w:rPr>
+        <w:t xml:space="preserve">① 보충 로깅이 </w:t>
+      </w:r>
+      <w:r>
+        <w:rPr>
+          <w:rFonts w:ascii="Consolas" w:hAnsi="Consolas" w:eastAsia="맑은 고딕"/>
+          <w:sz w:val="21"/>
+        </w:rPr>
+        <w:t xml:space="preserve">FORCE_LOGGING</w:t>
+      </w:r>
+      <w:r>
+        <w:rPr>
+          <w:rFonts w:ascii="맑은 고딕" w:hAnsi="맑은 고딕" w:eastAsia="맑은 고딕"/>
+          <w:sz w:val="21"/>
+        </w:rPr>
+        <w:t xml:space="preserve">을 포함한다</w:t>
       </w:r>
     </w:p>
     <w:p>
@@ -1616,7 +1812,21 @@
           <w:rFonts w:ascii="맑은 고딕" w:hAnsi="맑은 고딕" w:eastAsia="맑은 고딕"/>
           <w:sz w:val="21"/>
         </w:rPr>
-        <w:t>[중-10] `KEEP IDENTITY` 대신 새 이름을 주면 잃는 것은?</w:t>
+        <w:t xml:space="preserve">[중-10] </w:t>
+      </w:r>
+      <w:r>
+        <w:rPr>
+          <w:rFonts w:ascii="Consolas" w:hAnsi="Consolas" w:eastAsia="맑은 고딕"/>
+          <w:sz w:val="21"/>
+        </w:rPr>
+        <w:t xml:space="preserve">KEEP IDENTITY</w:t>
+      </w:r>
+      <w:r>
+        <w:rPr>
+          <w:rFonts w:ascii="맑은 고딕" w:hAnsi="맑은 고딕" w:eastAsia="맑은 고딕"/>
+          <w:sz w:val="21"/>
+        </w:rPr>
+        <w:t xml:space="preserve"> 대신 새 이름을 주면 잃는 것은?</w:t>
       </w:r>
     </w:p>
     <w:p>
@@ -1724,7 +1934,21 @@
           <w:rFonts w:ascii="맑은 고딕" w:hAnsi="맑은 고딕" w:eastAsia="맑은 고딕"/>
           <w:sz w:val="21"/>
         </w:rPr>
-        <w:t>[중-12] `DBA_LOGSTDBY_PROGRESS`에 없는 열은?</w:t>
+        <w:t xml:space="preserve">[중-12] </w:t>
+      </w:r>
+      <w:r>
+        <w:rPr>
+          <w:rFonts w:ascii="Consolas" w:hAnsi="Consolas" w:eastAsia="맑은 고딕"/>
+          <w:sz w:val="21"/>
+        </w:rPr>
+        <w:t xml:space="preserve">DBA_LOGSTDBY_PROGRESS</w:t>
+      </w:r>
+      <w:r>
+        <w:rPr>
+          <w:rFonts w:ascii="맑은 고딕" w:hAnsi="맑은 고딕" w:eastAsia="맑은 고딕"/>
+          <w:sz w:val="21"/>
+        </w:rPr>
+        <w:t xml:space="preserve">에 없는 열은?</w:t>
       </w:r>
     </w:p>
     <w:p>
@@ -1994,7 +2218,21 @@
           <w:rFonts w:ascii="맑은 고딕" w:hAnsi="맑은 고딕" w:eastAsia="맑은 고딕"/>
           <w:sz w:val="21"/>
         </w:rPr>
-        <w:t>[중-17] `MAX_SERVERS`를 되돌릴 때 ORA-16081이 난 이유는?</w:t>
+        <w:t xml:space="preserve">[중-17] </w:t>
+      </w:r>
+      <w:r>
+        <w:rPr>
+          <w:rFonts w:ascii="Consolas" w:hAnsi="Consolas" w:eastAsia="맑은 고딕"/>
+          <w:sz w:val="21"/>
+        </w:rPr>
+        <w:t xml:space="preserve">MAX_SERVERS</w:t>
+      </w:r>
+      <w:r>
+        <w:rPr>
+          <w:rFonts w:ascii="맑은 고딕" w:hAnsi="맑은 고딕" w:eastAsia="맑은 고딕"/>
+          <w:sz w:val="21"/>
+        </w:rPr>
+        <w:t xml:space="preserve">를 되돌릴 때 ORA-16081이 난 이유는?</w:t>
       </w:r>
     </w:p>
     <w:p>
@@ -2218,7 +2456,21 @@
           <w:rFonts w:ascii="맑은 고딕" w:hAnsi="맑은 고딕" w:eastAsia="맑은 고딕"/>
           <w:sz w:val="21"/>
         </w:rPr>
-        <w:t>[상-01] 가드가 `ALL`일 때 SYS가 복제 테이블을 고칠 수 있는가?</w:t>
+        <w:t xml:space="preserve">[상-01] 가드가 </w:t>
+      </w:r>
+      <w:r>
+        <w:rPr>
+          <w:rFonts w:ascii="Consolas" w:hAnsi="Consolas" w:eastAsia="맑은 고딕"/>
+          <w:sz w:val="21"/>
+        </w:rPr>
+        <w:t xml:space="preserve">ALL</w:t>
+      </w:r>
+      <w:r>
+        <w:rPr>
+          <w:rFonts w:ascii="맑은 고딕" w:hAnsi="맑은 고딕" w:eastAsia="맑은 고딕"/>
+          <w:sz w:val="21"/>
+        </w:rPr>
+        <w:t xml:space="preserve">일 때 SYS가 복제 테이블을 고칠 수 있는가?</w:t>
       </w:r>
     </w:p>
     <w:p>
@@ -2272,7 +2524,35 @@
           <w:rFonts w:ascii="맑은 고딕" w:hAnsi="맑은 고딕" w:eastAsia="맑은 고딕"/>
           <w:sz w:val="21"/>
         </w:rPr>
-        <w:t>[상-02] 실측에서 `STANDBY`와 `ALL`의 차이는?</w:t>
+        <w:t xml:space="preserve">[상-02] 실측에서 </w:t>
+      </w:r>
+      <w:r>
+        <w:rPr>
+          <w:rFonts w:ascii="Consolas" w:hAnsi="Consolas" w:eastAsia="맑은 고딕"/>
+          <w:sz w:val="21"/>
+        </w:rPr>
+        <w:t xml:space="preserve">STANDBY</w:t>
+      </w:r>
+      <w:r>
+        <w:rPr>
+          <w:rFonts w:ascii="맑은 고딕" w:hAnsi="맑은 고딕" w:eastAsia="맑은 고딕"/>
+          <w:sz w:val="21"/>
+        </w:rPr>
+        <w:t xml:space="preserve">와 </w:t>
+      </w:r>
+      <w:r>
+        <w:rPr>
+          <w:rFonts w:ascii="Consolas" w:hAnsi="Consolas" w:eastAsia="맑은 고딕"/>
+          <w:sz w:val="21"/>
+        </w:rPr>
+        <w:t xml:space="preserve">ALL</w:t>
+      </w:r>
+      <w:r>
+        <w:rPr>
+          <w:rFonts w:ascii="맑은 고딕" w:hAnsi="맑은 고딕" w:eastAsia="맑은 고딕"/>
+          <w:sz w:val="21"/>
+        </w:rPr>
+        <w:t xml:space="preserve">의 차이는?</w:t>
       </w:r>
     </w:p>
     <w:p>
@@ -2488,7 +2768,21 @@
           <w:rFonts w:ascii="맑은 고딕" w:hAnsi="맑은 고딕" w:eastAsia="맑은 고딕"/>
           <w:sz w:val="21"/>
         </w:rPr>
-        <w:t>[상-06] PDB 안에서 `ALTER DATABASE GUARD`를 실행하면?</w:t>
+        <w:t xml:space="preserve">[상-06] PDB 안에서 </w:t>
+      </w:r>
+      <w:r>
+        <w:rPr>
+          <w:rFonts w:ascii="Consolas" w:hAnsi="Consolas" w:eastAsia="맑은 고딕"/>
+          <w:sz w:val="21"/>
+        </w:rPr>
+        <w:t xml:space="preserve">ALTER DATABASE GUARD</w:t>
+      </w:r>
+      <w:r>
+        <w:rPr>
+          <w:rFonts w:ascii="맑은 고딕" w:hAnsi="맑은 고딕" w:eastAsia="맑은 고딕"/>
+          <w:sz w:val="21"/>
+        </w:rPr>
+        <w:t xml:space="preserve">를 실행하면?</w:t>
       </w:r>
     </w:p>
     <w:p>
@@ -2704,7 +2998,21 @@
           <w:rFonts w:ascii="맑은 고딕" w:hAnsi="맑은 고딕" w:eastAsia="맑은 고딕"/>
           <w:sz w:val="21"/>
         </w:rPr>
-        <w:t>[상-10] `ALTER SESSION DISABLE GUARD`에 필요한 권한이 없으면?</w:t>
+        <w:t xml:space="preserve">[상-10] </w:t>
+      </w:r>
+      <w:r>
+        <w:rPr>
+          <w:rFonts w:ascii="Consolas" w:hAnsi="Consolas" w:eastAsia="맑은 고딕"/>
+          <w:sz w:val="21"/>
+        </w:rPr>
+        <w:t xml:space="preserve">ALTER SESSION DISABLE GUARD</w:t>
+      </w:r>
+      <w:r>
+        <w:rPr>
+          <w:rFonts w:ascii="맑은 고딕" w:hAnsi="맑은 고딕" w:eastAsia="맑은 고딕"/>
+          <w:sz w:val="21"/>
+        </w:rPr>
+        <w:t xml:space="preserve">에 필요한 권한이 없으면?</w:t>
       </w:r>
     </w:p>
     <w:p>
@@ -2744,6 +3052,8 @@
       </w:r>
     </w:p>
     <w:sectPr>
+      <w:headerReference w:type="default" r:id="rId9"/>
+      <w:footerReference w:type="default" r:id="rId10"/>
       <w:pgSz w:w="12240" w:h="15840"/>
       <w:pgMar w:top="1440" w:right="1800" w:bottom="1440" w:left="1800" w:header="720" w:footer="720" w:gutter="0"/>
       <w:cols w:space="720"/>
@@ -2751,6 +3061,26 @@
     </w:sectPr>
   </w:body>
 </w:document>
+</file>
+
+<file path=word/footer1.xml><?xml version="1.0" encoding="utf-8"?>
+<w:ftr xmlns:m="http://schemas.openxmlformats.org/officeDocument/2006/math" xmlns:mc="http://schemas.openxmlformats.org/markup-compatibility/2006" xmlns:mo="http://schemas.microsoft.com/office/mac/office/2008/main" xmlns:mv="urn:schemas-microsoft-com:mac:vml" xmlns:o="urn:schemas-microsoft-com:office:office" xmlns:r="http://schemas.openxmlformats.org/officeDocument/2006/relationships" xmlns:v="urn:schemas-microsoft-com:vml" xmlns:w10="urn:schemas-microsoft-com:office:word" xmlns:w14="http://schemas.microsoft.com/office/word/2010/wordml" xmlns:w="http://schemas.openxmlformats.org/wordprocessingml/2006/main" xmlns:wne="http://schemas.microsoft.com/office/word/2006/wordml" xmlns:wp14="http://schemas.microsoft.com/office/word/2010/wordprocessingDrawing" xmlns:wp="http://schemas.openxmlformats.org/drawingml/2006/wordprocessingDrawing" xmlns:wpc="http://schemas.microsoft.com/office/word/2010/wordprocessingCanvas" xmlns:wpg="http://schemas.microsoft.com/office/word/2010/wordprocessingGroup" xmlns:wpi="http://schemas.microsoft.com/office/word/2010/wordprocessingInk" xmlns:wps="http://schemas.microsoft.com/office/word/2010/wordprocessingShape" mc:Ignorable="w14 wp14">
+  <w:p>
+    <w:pPr>
+      <w:pStyle w:val="Footer"/>
+    </w:pPr>
+  </w:p>
+</w:ftr>
+</file>
+
+<file path=word/header1.xml><?xml version="1.0" encoding="utf-8"?>
+<w:hdr xmlns:m="http://schemas.openxmlformats.org/officeDocument/2006/math" xmlns:mc="http://schemas.openxmlformats.org/markup-compatibility/2006" xmlns:mo="http://schemas.microsoft.com/office/mac/office/2008/main" xmlns:mv="urn:schemas-microsoft-com:mac:vml" xmlns:o="urn:schemas-microsoft-com:office:office" xmlns:r="http://schemas.openxmlformats.org/officeDocument/2006/relationships" xmlns:v="urn:schemas-microsoft-com:vml" xmlns:w10="urn:schemas-microsoft-com:office:word" xmlns:w14="http://schemas.microsoft.com/office/word/2010/wordml" xmlns:w="http://schemas.openxmlformats.org/wordprocessingml/2006/main" xmlns:wne="http://schemas.microsoft.com/office/word/2006/wordml" xmlns:wp14="http://schemas.microsoft.com/office/word/2010/wordprocessingDrawing" xmlns:wp="http://schemas.openxmlformats.org/drawingml/2006/wordprocessingDrawing" xmlns:wpc="http://schemas.microsoft.com/office/word/2010/wordprocessingCanvas" xmlns:wpg="http://schemas.microsoft.com/office/word/2010/wordprocessingGroup" xmlns:wpi="http://schemas.microsoft.com/office/word/2010/wordprocessingInk" xmlns:wps="http://schemas.microsoft.com/office/word/2010/wordprocessingShape" mc:Ignorable="w14 wp14">
+  <w:p>
+    <w:pPr>
+      <w:pStyle w:val="Header"/>
+    </w:pPr>
+  </w:p>
+</w:hdr>
 </file>
 
 <file path=word/numbering.xml><?xml version="1.0" encoding="utf-8"?>

--- a/ADG/12장/12장_실습문제.docx
+++ b/ADG/12장/12장_실습문제.docx
@@ -51,34 +51,34 @@
           <w:rFonts w:ascii="맑은 고딕" w:hAnsi="맑은 고딕" w:eastAsia="맑은 고딕"/>
           <w:sz w:val="21"/>
         </w:rPr>
-        <w:t>① SQL Apply</w:t>
-      </w:r>
-    </w:p>
-    <w:p>
-      <w:r>
-        <w:rPr>
-          <w:rFonts w:ascii="맑은 고딕" w:hAnsi="맑은 고딕" w:eastAsia="맑은 고딕"/>
-          <w:sz w:val="21"/>
-        </w:rPr>
-        <w:t>② Redo Apply</w:t>
-      </w:r>
-    </w:p>
-    <w:p>
-      <w:r>
-        <w:rPr>
-          <w:rFonts w:ascii="맑은 고딕" w:hAnsi="맑은 고딕" w:eastAsia="맑은 고딕"/>
-          <w:sz w:val="21"/>
-        </w:rPr>
-        <w:t>③ Block Apply</w:t>
-      </w:r>
-    </w:p>
-    <w:p>
-      <w:r>
-        <w:rPr>
-          <w:rFonts w:ascii="맑은 고딕" w:hAnsi="맑은 고딕" w:eastAsia="맑은 고딕"/>
-          <w:sz w:val="21"/>
-        </w:rPr>
-        <w:t>④ Stream Apply</w:t>
+        <w:t>① Block Apply</w:t>
+      </w:r>
+    </w:p>
+    <w:p>
+      <w:r>
+        <w:rPr>
+          <w:rFonts w:ascii="맑은 고딕" w:hAnsi="맑은 고딕" w:eastAsia="맑은 고딕"/>
+          <w:sz w:val="21"/>
+        </w:rPr>
+        <w:t>② Stream Apply</w:t>
+      </w:r>
+    </w:p>
+    <w:p>
+      <w:r>
+        <w:rPr>
+          <w:rFonts w:ascii="맑은 고딕" w:hAnsi="맑은 고딕" w:eastAsia="맑은 고딕"/>
+          <w:sz w:val="21"/>
+        </w:rPr>
+        <w:t>③ SQL Apply</w:t>
+      </w:r>
+    </w:p>
+    <w:p>
+      <w:r>
+        <w:rPr>
+          <w:rFonts w:ascii="맑은 고딕" w:hAnsi="맑은 고딕" w:eastAsia="맑은 고딕"/>
+          <w:sz w:val="21"/>
+        </w:rPr>
+        <w:t>④ Redo Apply</w:t>
       </w:r>
     </w:p>
     <w:p>
@@ -96,43 +96,57 @@
           <w:rFonts w:ascii="맑은 고딕" w:hAnsi="맑은 고딕" w:eastAsia="맑은 고딕"/>
           <w:sz w:val="21"/>
         </w:rPr>
-        <w:t>[하-02] 전환 후 `DATABASE_ROLE` 값은?</w:t>
-      </w:r>
-    </w:p>
-    <w:p>
-      <w:r>
-        <w:rPr>
-          <w:rFonts w:ascii="맑은 고딕" w:hAnsi="맑은 고딕" w:eastAsia="맑은 고딕"/>
-          <w:sz w:val="21"/>
-        </w:rPr>
-        <w:t>① LOGICAL STANDBY</w:t>
-      </w:r>
-    </w:p>
-    <w:p>
-      <w:r>
-        <w:rPr>
-          <w:rFonts w:ascii="맑은 고딕" w:hAnsi="맑은 고딕" w:eastAsia="맑은 고딕"/>
-          <w:sz w:val="21"/>
-        </w:rPr>
-        <w:t>② PHYSICAL STANDBY</w:t>
-      </w:r>
-    </w:p>
-    <w:p>
-      <w:r>
-        <w:rPr>
-          <w:rFonts w:ascii="맑은 고딕" w:hAnsi="맑은 고딕" w:eastAsia="맑은 고딕"/>
-          <w:sz w:val="21"/>
-        </w:rPr>
-        <w:t>③ SNAPSHOT STANDBY</w:t>
-      </w:r>
-    </w:p>
-    <w:p>
-      <w:r>
-        <w:rPr>
-          <w:rFonts w:ascii="맑은 고딕" w:hAnsi="맑은 고딕" w:eastAsia="맑은 고딕"/>
-          <w:sz w:val="21"/>
-        </w:rPr>
-        <w:t>④ FAR SYNC</w:t>
+        <w:t xml:space="preserve">[하-02] 전환 후 </w:t>
+      </w:r>
+      <w:r>
+        <w:rPr>
+          <w:rFonts w:ascii="Consolas" w:hAnsi="Consolas" w:eastAsia="맑은 고딕"/>
+          <w:sz w:val="21"/>
+        </w:rPr>
+        <w:t xml:space="preserve">DATABASE_ROLE</w:t>
+      </w:r>
+      <w:r>
+        <w:rPr>
+          <w:rFonts w:ascii="맑은 고딕" w:hAnsi="맑은 고딕" w:eastAsia="맑은 고딕"/>
+          <w:sz w:val="21"/>
+        </w:rPr>
+        <w:t xml:space="preserve"> 값은?</w:t>
+      </w:r>
+    </w:p>
+    <w:p>
+      <w:r>
+        <w:rPr>
+          <w:rFonts w:ascii="맑은 고딕" w:hAnsi="맑은 고딕" w:eastAsia="맑은 고딕"/>
+          <w:sz w:val="21"/>
+        </w:rPr>
+        <w:t>① SNAPSHOT STANDBY</w:t>
+      </w:r>
+    </w:p>
+    <w:p>
+      <w:r>
+        <w:rPr>
+          <w:rFonts w:ascii="맑은 고딕" w:hAnsi="맑은 고딕" w:eastAsia="맑은 고딕"/>
+          <w:sz w:val="21"/>
+        </w:rPr>
+        <w:t>② FAR SYNC</w:t>
+      </w:r>
+    </w:p>
+    <w:p>
+      <w:r>
+        <w:rPr>
+          <w:rFonts w:ascii="맑은 고딕" w:hAnsi="맑은 고딕" w:eastAsia="맑은 고딕"/>
+          <w:sz w:val="21"/>
+        </w:rPr>
+        <w:t>③ LOGICAL STANDBY</w:t>
+      </w:r>
+    </w:p>
+    <w:p>
+      <w:r>
+        <w:rPr>
+          <w:rFonts w:ascii="맑은 고딕" w:hAnsi="맑은 고딕" w:eastAsia="맑은 고딕"/>
+          <w:sz w:val="21"/>
+        </w:rPr>
+        <w:t>④ PHYSICAL STANDBY</w:t>
       </w:r>
     </w:p>
     <w:p>
@@ -150,7 +164,21 @@
           <w:rFonts w:ascii="맑은 고딕" w:hAnsi="맑은 고딕" w:eastAsia="맑은 고딕"/>
           <w:sz w:val="21"/>
         </w:rPr>
-        <w:t>[하-03] 전환 후 `CONTROLFILE_TYPE` 값은?</w:t>
+        <w:t xml:space="preserve">[하-03] 전환 후 </w:t>
+      </w:r>
+      <w:r>
+        <w:rPr>
+          <w:rFonts w:ascii="Consolas" w:hAnsi="Consolas" w:eastAsia="맑은 고딕"/>
+          <w:sz w:val="21"/>
+        </w:rPr>
+        <w:t xml:space="preserve">CONTROLFILE_TYPE</w:t>
+      </w:r>
+      <w:r>
+        <w:rPr>
+          <w:rFonts w:ascii="맑은 고딕" w:hAnsi="맑은 고딕" w:eastAsia="맑은 고딕"/>
+          <w:sz w:val="21"/>
+        </w:rPr>
+        <w:t xml:space="preserve"> 값은?</w:t>
       </w:r>
     </w:p>
     <w:p>
@@ -168,6 +196,74 @@
           <w:rFonts w:ascii="맑은 고딕" w:hAnsi="맑은 고딕" w:eastAsia="맑은 고딕"/>
           <w:sz w:val="21"/>
         </w:rPr>
+        <w:t>② FARSYNC</w:t>
+      </w:r>
+    </w:p>
+    <w:p>
+      <w:r>
+        <w:rPr>
+          <w:rFonts w:ascii="맑은 고딕" w:hAnsi="맑은 고딕" w:eastAsia="맑은 고딕"/>
+          <w:sz w:val="21"/>
+        </w:rPr>
+        <w:t>③ STANDBY</w:t>
+      </w:r>
+    </w:p>
+    <w:p>
+      <w:r>
+        <w:rPr>
+          <w:rFonts w:ascii="맑은 고딕" w:hAnsi="맑은 고딕" w:eastAsia="맑은 고딕"/>
+          <w:sz w:val="21"/>
+        </w:rPr>
+        <w:t>④ LOGICAL</w:t>
+      </w:r>
+    </w:p>
+    <w:p>
+      <w:r>
+        <w:rPr>
+          <w:rFonts w:ascii="맑은 고딕" w:hAnsi="맑은 고딕" w:eastAsia="맑은 고딕"/>
+          <w:sz w:val="21"/>
+        </w:rPr>
+        <w:t>하-04 · 객관식</w:t>
+      </w:r>
+    </w:p>
+    <w:p>
+      <w:r>
+        <w:rPr>
+          <w:rFonts w:ascii="맑은 고딕" w:hAnsi="맑은 고딕" w:eastAsia="맑은 고딕"/>
+          <w:sz w:val="21"/>
+        </w:rPr>
+        <w:t xml:space="preserve">[하-04] 전환 후 </w:t>
+      </w:r>
+      <w:r>
+        <w:rPr>
+          <w:rFonts w:ascii="Consolas" w:hAnsi="Consolas" w:eastAsia="맑은 고딕"/>
+          <w:sz w:val="21"/>
+        </w:rPr>
+        <w:t xml:space="preserve">GUARD_STATUS</w:t>
+      </w:r>
+      <w:r>
+        <w:rPr>
+          <w:rFonts w:ascii="맑은 고딕" w:hAnsi="맑은 고딕" w:eastAsia="맑은 고딕"/>
+          <w:sz w:val="21"/>
+        </w:rPr>
+        <w:t xml:space="preserve"> 값은?</w:t>
+      </w:r>
+    </w:p>
+    <w:p>
+      <w:r>
+        <w:rPr>
+          <w:rFonts w:ascii="맑은 고딕" w:hAnsi="맑은 고딕" w:eastAsia="맑은 고딕"/>
+          <w:sz w:val="21"/>
+        </w:rPr>
+        <w:t>① NONE</w:t>
+      </w:r>
+    </w:p>
+    <w:p>
+      <w:r>
+        <w:rPr>
+          <w:rFonts w:ascii="맑은 고딕" w:hAnsi="맑은 고딕" w:eastAsia="맑은 고딕"/>
+          <w:sz w:val="21"/>
+        </w:rPr>
         <w:t>② STANDBY</w:t>
       </w:r>
     </w:p>
@@ -177,70 +273,16 @@
           <w:rFonts w:ascii="맑은 고딕" w:hAnsi="맑은 고딕" w:eastAsia="맑은 고딕"/>
           <w:sz w:val="21"/>
         </w:rPr>
-        <w:t>③ LOGICAL</w:t>
-      </w:r>
-    </w:p>
-    <w:p>
-      <w:r>
-        <w:rPr>
-          <w:rFonts w:ascii="맑은 고딕" w:hAnsi="맑은 고딕" w:eastAsia="맑은 고딕"/>
-          <w:sz w:val="21"/>
-        </w:rPr>
-        <w:t>④ FARSYNC</w:t>
-      </w:r>
-    </w:p>
-    <w:p>
-      <w:r>
-        <w:rPr>
-          <w:rFonts w:ascii="맑은 고딕" w:hAnsi="맑은 고딕" w:eastAsia="맑은 고딕"/>
-          <w:sz w:val="21"/>
-        </w:rPr>
-        <w:t>하-04 · 객관식</w:t>
-      </w:r>
-    </w:p>
-    <w:p>
-      <w:r>
-        <w:rPr>
-          <w:rFonts w:ascii="맑은 고딕" w:hAnsi="맑은 고딕" w:eastAsia="맑은 고딕"/>
-          <w:sz w:val="21"/>
-        </w:rPr>
-        <w:t>[하-04] 전환 후 `GUARD_STATUS` 값은?</w:t>
-      </w:r>
-    </w:p>
-    <w:p>
-      <w:r>
-        <w:rPr>
-          <w:rFonts w:ascii="맑은 고딕" w:hAnsi="맑은 고딕" w:eastAsia="맑은 고딕"/>
-          <w:sz w:val="21"/>
-        </w:rPr>
-        <w:t>① ALL</w:t>
-      </w:r>
-    </w:p>
-    <w:p>
-      <w:r>
-        <w:rPr>
-          <w:rFonts w:ascii="맑은 고딕" w:hAnsi="맑은 고딕" w:eastAsia="맑은 고딕"/>
-          <w:sz w:val="21"/>
-        </w:rPr>
-        <w:t>② NONE</w:t>
-      </w:r>
-    </w:p>
-    <w:p>
-      <w:r>
-        <w:rPr>
-          <w:rFonts w:ascii="맑은 고딕" w:hAnsi="맑은 고딕" w:eastAsia="맑은 고딕"/>
-          <w:sz w:val="21"/>
-        </w:rPr>
-        <w:t>③ STANDBY</w:t>
-      </w:r>
-    </w:p>
-    <w:p>
-      <w:r>
-        <w:rPr>
-          <w:rFonts w:ascii="맑은 고딕" w:hAnsi="맑은 고딕" w:eastAsia="맑은 고딕"/>
-          <w:sz w:val="21"/>
-        </w:rPr>
-        <w:t>④ NULL</w:t>
+        <w:t>③ NULL</w:t>
+      </w:r>
+    </w:p>
+    <w:p>
+      <w:r>
+        <w:rPr>
+          <w:rFonts w:ascii="맑은 고딕" w:hAnsi="맑은 고딕" w:eastAsia="맑은 고딕"/>
+          <w:sz w:val="21"/>
+        </w:rPr>
+        <w:t>④ ALL</w:t>
       </w:r>
     </w:p>
     <w:p>
@@ -267,34 +309,34 @@
           <w:rFonts w:ascii="맑은 고딕" w:hAnsi="맑은 고딕" w:eastAsia="맑은 고딕"/>
           <w:sz w:val="21"/>
         </w:rPr>
-        <w:t>① DBMS_LOGSTDBY.BUILD</w:t>
-      </w:r>
-    </w:p>
-    <w:p>
-      <w:r>
-        <w:rPr>
-          <w:rFonts w:ascii="맑은 고딕" w:hAnsi="맑은 고딕" w:eastAsia="맑은 고딕"/>
-          <w:sz w:val="21"/>
-        </w:rPr>
-        <w:t>② DBMS_LOGMNR.BUILD</w:t>
-      </w:r>
-    </w:p>
-    <w:p>
-      <w:r>
-        <w:rPr>
-          <w:rFonts w:ascii="맑은 고딕" w:hAnsi="맑은 고딕" w:eastAsia="맑은 고딕"/>
-          <w:sz w:val="21"/>
-        </w:rPr>
-        <w:t>③ DBMS_LOGSTDBY.PREPARE</w:t>
-      </w:r>
-    </w:p>
-    <w:p>
-      <w:r>
-        <w:rPr>
-          <w:rFonts w:ascii="맑은 고딕" w:hAnsi="맑은 고딕" w:eastAsia="맑은 고딕"/>
-          <w:sz w:val="21"/>
-        </w:rPr>
-        <w:t>④ DBMS_LOGSTDBY.INSTANTIATE</w:t>
+        <w:t>① DBMS_LOGSTDBY.INSTANTIATE</w:t>
+      </w:r>
+    </w:p>
+    <w:p>
+      <w:r>
+        <w:rPr>
+          <w:rFonts w:ascii="맑은 고딕" w:hAnsi="맑은 고딕" w:eastAsia="맑은 고딕"/>
+          <w:sz w:val="21"/>
+        </w:rPr>
+        <w:t>② DBMS_LOGSTDBY.PREPARE</w:t>
+      </w:r>
+    </w:p>
+    <w:p>
+      <w:r>
+        <w:rPr>
+          <w:rFonts w:ascii="맑은 고딕" w:hAnsi="맑은 고딕" w:eastAsia="맑은 고딕"/>
+          <w:sz w:val="21"/>
+        </w:rPr>
+        <w:t>③ DBMS_LOGSTDBY.BUILD</w:t>
+      </w:r>
+    </w:p>
+    <w:p>
+      <w:r>
+        <w:rPr>
+          <w:rFonts w:ascii="맑은 고딕" w:hAnsi="맑은 고딕" w:eastAsia="맑은 고딕"/>
+          <w:sz w:val="21"/>
+        </w:rPr>
+        <w:t>④ DBMS_LOGMNR.BUILD</w:t>
       </w:r>
     </w:p>
     <w:p>
@@ -312,43 +354,57 @@
           <w:rFonts w:ascii="맑은 고딕" w:hAnsi="맑은 고딕" w:eastAsia="맑은 고딕"/>
           <w:sz w:val="21"/>
         </w:rPr>
-        <w:t>[하-06] 그 프로시저 실행 후 `SUPPLEMENTAL_LOG_DATA_MIN` 값은?</w:t>
-      </w:r>
-    </w:p>
-    <w:p>
-      <w:r>
-        <w:rPr>
-          <w:rFonts w:ascii="맑은 고딕" w:hAnsi="맑은 고딕" w:eastAsia="맑은 고딕"/>
-          <w:sz w:val="21"/>
-        </w:rPr>
-        <w:t>① IMPLICIT</w:t>
-      </w:r>
-    </w:p>
-    <w:p>
-      <w:r>
-        <w:rPr>
-          <w:rFonts w:ascii="맑은 고딕" w:hAnsi="맑은 고딕" w:eastAsia="맑은 고딕"/>
-          <w:sz w:val="21"/>
-        </w:rPr>
-        <w:t>② YES</w:t>
-      </w:r>
-    </w:p>
-    <w:p>
-      <w:r>
-        <w:rPr>
-          <w:rFonts w:ascii="맑은 고딕" w:hAnsi="맑은 고딕" w:eastAsia="맑은 고딕"/>
-          <w:sz w:val="21"/>
-        </w:rPr>
-        <w:t>③ NO</w:t>
-      </w:r>
-    </w:p>
-    <w:p>
-      <w:r>
-        <w:rPr>
-          <w:rFonts w:ascii="맑은 고딕" w:hAnsi="맑은 고딕" w:eastAsia="맑은 고딕"/>
-          <w:sz w:val="21"/>
-        </w:rPr>
-        <w:t>④ 변하지 않는다</w:t>
+        <w:t xml:space="preserve">[하-06] 그 프로시저 실행 후 </w:t>
+      </w:r>
+      <w:r>
+        <w:rPr>
+          <w:rFonts w:ascii="Consolas" w:hAnsi="Consolas" w:eastAsia="맑은 고딕"/>
+          <w:sz w:val="21"/>
+        </w:rPr>
+        <w:t xml:space="preserve">SUPPLEMENTAL_LOG_DATA_MIN</w:t>
+      </w:r>
+      <w:r>
+        <w:rPr>
+          <w:rFonts w:ascii="맑은 고딕" w:hAnsi="맑은 고딕" w:eastAsia="맑은 고딕"/>
+          <w:sz w:val="21"/>
+        </w:rPr>
+        <w:t xml:space="preserve"> 값은?</w:t>
+      </w:r>
+    </w:p>
+    <w:p>
+      <w:r>
+        <w:rPr>
+          <w:rFonts w:ascii="맑은 고딕" w:hAnsi="맑은 고딕" w:eastAsia="맑은 고딕"/>
+          <w:sz w:val="21"/>
+        </w:rPr>
+        <w:t>① NO</w:t>
+      </w:r>
+    </w:p>
+    <w:p>
+      <w:r>
+        <w:rPr>
+          <w:rFonts w:ascii="맑은 고딕" w:hAnsi="맑은 고딕" w:eastAsia="맑은 고딕"/>
+          <w:sz w:val="21"/>
+        </w:rPr>
+        <w:t>② 변하지 않는다</w:t>
+      </w:r>
+    </w:p>
+    <w:p>
+      <w:r>
+        <w:rPr>
+          <w:rFonts w:ascii="맑은 고딕" w:hAnsi="맑은 고딕" w:eastAsia="맑은 고딕"/>
+          <w:sz w:val="21"/>
+        </w:rPr>
+        <w:t>③ YES</w:t>
+      </w:r>
+    </w:p>
+    <w:p>
+      <w:r>
+        <w:rPr>
+          <w:rFonts w:ascii="맑은 고딕" w:hAnsi="맑은 고딕" w:eastAsia="맑은 고딕"/>
+          <w:sz w:val="21"/>
+        </w:rPr>
+        <w:t>④ IMPLICIT</w:t>
       </w:r>
     </w:p>
     <w:p>
@@ -375,34 +431,34 @@
           <w:rFonts w:ascii="맑은 고딕" w:hAnsi="맑은 고딕" w:eastAsia="맑은 고딕"/>
           <w:sz w:val="21"/>
         </w:rPr>
-        <w:t>① ALTER DATABASE RECOVER TO LOGICAL STANDBY KEEP IDENTITY</w:t>
-      </w:r>
-    </w:p>
-    <w:p>
-      <w:r>
-        <w:rPr>
-          <w:rFonts w:ascii="맑은 고딕" w:hAnsi="맑은 고딕" w:eastAsia="맑은 고딕"/>
-          <w:sz w:val="21"/>
-        </w:rPr>
-        <w:t>② ALTER DATABASE CONVERT TO LOGICAL STANDBY</w:t>
-      </w:r>
-    </w:p>
-    <w:p>
-      <w:r>
-        <w:rPr>
-          <w:rFonts w:ascii="맑은 고딕" w:hAnsi="맑은 고딕" w:eastAsia="맑은 고딕"/>
-          <w:sz w:val="21"/>
-        </w:rPr>
-        <w:t>③ ALTER DATABASE RECOVER TO LOGICAL STANDBY SAME NAME</w:t>
-      </w:r>
-    </w:p>
-    <w:p>
-      <w:r>
-        <w:rPr>
-          <w:rFonts w:ascii="맑은 고딕" w:hAnsi="맑은 고딕" w:eastAsia="맑은 고딕"/>
-          <w:sz w:val="21"/>
-        </w:rPr>
-        <w:t>④ ALTER DATABASE START LOGICAL STANDBY</w:t>
+        <w:t>① ALTER DATABASE CONVERT TO LOGICAL STANDBY</w:t>
+      </w:r>
+    </w:p>
+    <w:p>
+      <w:r>
+        <w:rPr>
+          <w:rFonts w:ascii="맑은 고딕" w:hAnsi="맑은 고딕" w:eastAsia="맑은 고딕"/>
+          <w:sz w:val="21"/>
+        </w:rPr>
+        <w:t>② ALTER DATABASE RECOVER TO LOGICAL STANDBY KEEP IDENTITY</w:t>
+      </w:r>
+    </w:p>
+    <w:p>
+      <w:r>
+        <w:rPr>
+          <w:rFonts w:ascii="맑은 고딕" w:hAnsi="맑은 고딕" w:eastAsia="맑은 고딕"/>
+          <w:sz w:val="21"/>
+        </w:rPr>
+        <w:t>③ ALTER DATABASE START LOGICAL STANDBY</w:t>
+      </w:r>
+    </w:p>
+    <w:p>
+      <w:r>
+        <w:rPr>
+          <w:rFonts w:ascii="맑은 고딕" w:hAnsi="맑은 고딕" w:eastAsia="맑은 고딕"/>
+          <w:sz w:val="21"/>
+        </w:rPr>
+        <w:t>④ ALTER DATABASE RECOVER TO LOGICAL STANDBY SAME NAME</w:t>
       </w:r>
     </w:p>
     <w:p>
@@ -420,16 +476,30 @@
           <w:rFonts w:ascii="맑은 고딕" w:hAnsi="맑은 고딕" w:eastAsia="맑은 고딕"/>
           <w:sz w:val="21"/>
         </w:rPr>
-        <w:t>[하-08] `DB_NAME`을 9자로 주면 나오는 오류는?</w:t>
-      </w:r>
-    </w:p>
-    <w:p>
-      <w:r>
-        <w:rPr>
-          <w:rFonts w:ascii="맑은 고딕" w:hAnsi="맑은 고딕" w:eastAsia="맑은 고딕"/>
-          <w:sz w:val="21"/>
-        </w:rPr>
-        <w:t>① ORA-02084</w:t>
+        <w:t xml:space="preserve">[하-08] </w:t>
+      </w:r>
+      <w:r>
+        <w:rPr>
+          <w:rFonts w:ascii="Consolas" w:hAnsi="Consolas" w:eastAsia="맑은 고딕"/>
+          <w:sz w:val="21"/>
+        </w:rPr>
+        <w:t xml:space="preserve">DB_NAME</w:t>
+      </w:r>
+      <w:r>
+        <w:rPr>
+          <w:rFonts w:ascii="맑은 고딕" w:hAnsi="맑은 고딕" w:eastAsia="맑은 고딕"/>
+          <w:sz w:val="21"/>
+        </w:rPr>
+        <w:t xml:space="preserve">을 9자로 주면 나오는 오류는?</w:t>
+      </w:r>
+    </w:p>
+    <w:p>
+      <w:r>
+        <w:rPr>
+          <w:rFonts w:ascii="맑은 고딕" w:hAnsi="맑은 고딕" w:eastAsia="맑은 고딕"/>
+          <w:sz w:val="21"/>
+        </w:rPr>
+        <w:t>① ORA-16224</w:t>
       </w:r>
     </w:p>
     <w:p>
@@ -447,16 +517,16 @@
           <w:rFonts w:ascii="맑은 고딕" w:hAnsi="맑은 고딕" w:eastAsia="맑은 고딕"/>
           <w:sz w:val="21"/>
         </w:rPr>
-        <w:t>③ ORA-16224</w:t>
-      </w:r>
-    </w:p>
-    <w:p>
-      <w:r>
-        <w:rPr>
-          <w:rFonts w:ascii="맑은 고딕" w:hAnsi="맑은 고딕" w:eastAsia="맑은 고딕"/>
-          <w:sz w:val="21"/>
-        </w:rPr>
-        <w:t>④ ORA-00942</w:t>
+        <w:t>③ ORA-00942</w:t>
+      </w:r>
+    </w:p>
+    <w:p>
+      <w:r>
+        <w:rPr>
+          <w:rFonts w:ascii="맑은 고딕" w:hAnsi="맑은 고딕" w:eastAsia="맑은 고딕"/>
+          <w:sz w:val="21"/>
+        </w:rPr>
+        <w:t>④ ORA-02084</w:t>
       </w:r>
     </w:p>
     <w:p>
@@ -483,34 +553,34 @@
           <w:rFonts w:ascii="맑은 고딕" w:hAnsi="맑은 고딕" w:eastAsia="맑은 고딕"/>
           <w:sz w:val="21"/>
         </w:rPr>
-        <w:t>① ORA-01665</w:t>
-      </w:r>
-    </w:p>
-    <w:p>
-      <w:r>
-        <w:rPr>
-          <w:rFonts w:ascii="맑은 고딕" w:hAnsi="맑은 고딕" w:eastAsia="맑은 고딕"/>
-          <w:sz w:val="21"/>
-        </w:rPr>
-        <w:t>② 정상 기동한다</w:t>
-      </w:r>
-    </w:p>
-    <w:p>
-      <w:r>
-        <w:rPr>
-          <w:rFonts w:ascii="맑은 고딕" w:hAnsi="맑은 고딕" w:eastAsia="맑은 고딕"/>
-          <w:sz w:val="21"/>
-        </w:rPr>
-        <w:t>③ ORA-16224</w:t>
-      </w:r>
-    </w:p>
-    <w:p>
-      <w:r>
-        <w:rPr>
-          <w:rFonts w:ascii="맑은 고딕" w:hAnsi="맑은 고딕" w:eastAsia="맑은 고딕"/>
-          <w:sz w:val="21"/>
-        </w:rPr>
-        <w:t>④ ORA-16111</w:t>
+        <w:t>① 정상 기동한다</w:t>
+      </w:r>
+    </w:p>
+    <w:p>
+      <w:r>
+        <w:rPr>
+          <w:rFonts w:ascii="맑은 고딕" w:hAnsi="맑은 고딕" w:eastAsia="맑은 고딕"/>
+          <w:sz w:val="21"/>
+        </w:rPr>
+        <w:t>② ORA-16111</w:t>
+      </w:r>
+    </w:p>
+    <w:p>
+      <w:r>
+        <w:rPr>
+          <w:rFonts w:ascii="맑은 고딕" w:hAnsi="맑은 고딕" w:eastAsia="맑은 고딕"/>
+          <w:sz w:val="21"/>
+        </w:rPr>
+        <w:t>③ ORA-01665</w:t>
+      </w:r>
+    </w:p>
+    <w:p>
+      <w:r>
+        <w:rPr>
+          <w:rFonts w:ascii="맑은 고딕" w:hAnsi="맑은 고딕" w:eastAsia="맑은 고딕"/>
+          <w:sz w:val="21"/>
+        </w:rPr>
+        <w:t>④ ORA-16224</w:t>
       </w:r>
     </w:p>
     <w:p>
@@ -546,16 +616,16 @@
           <w:rFonts w:ascii="맑은 고딕" w:hAnsi="맑은 고딕" w:eastAsia="맑은 고딕"/>
           <w:sz w:val="21"/>
         </w:rPr>
-        <w:t>② ALTER DATABASE OPEN READ ONLY</w:t>
-      </w:r>
-    </w:p>
-    <w:p>
-      <w:r>
-        <w:rPr>
-          <w:rFonts w:ascii="맑은 고딕" w:hAnsi="맑은 고딕" w:eastAsia="맑은 고딕"/>
-          <w:sz w:val="21"/>
-        </w:rPr>
-        <w:t>③ ALTER DATABASE OPEN RESETLOGS</w:t>
+        <w:t>② ALTER DATABASE OPEN RESETLOGS</w:t>
+      </w:r>
+    </w:p>
+    <w:p>
+      <w:r>
+        <w:rPr>
+          <w:rFonts w:ascii="맑은 고딕" w:hAnsi="맑은 고딕" w:eastAsia="맑은 고딕"/>
+          <w:sz w:val="21"/>
+        </w:rPr>
+        <w:t>③ ALTER DATABASE OPEN READ ONLY</w:t>
       </w:r>
     </w:p>
     <w:p>
@@ -582,43 +652,57 @@
           <w:rFonts w:ascii="맑은 고딕" w:hAnsi="맑은 고딕" w:eastAsia="맑은 고딕"/>
           <w:sz w:val="21"/>
         </w:rPr>
-        <w:t>[하-11] 열린 뒤 `OPEN_MODE` 값은?</w:t>
-      </w:r>
-    </w:p>
-    <w:p>
-      <w:r>
-        <w:rPr>
-          <w:rFonts w:ascii="맑은 고딕" w:hAnsi="맑은 고딕" w:eastAsia="맑은 고딕"/>
-          <w:sz w:val="21"/>
-        </w:rPr>
-        <w:t>① READ WRITE</w:t>
-      </w:r>
-    </w:p>
-    <w:p>
-      <w:r>
-        <w:rPr>
-          <w:rFonts w:ascii="맑은 고딕" w:hAnsi="맑은 고딕" w:eastAsia="맑은 고딕"/>
-          <w:sz w:val="21"/>
-        </w:rPr>
-        <w:t>② READ ONLY</w:t>
-      </w:r>
-    </w:p>
-    <w:p>
-      <w:r>
-        <w:rPr>
-          <w:rFonts w:ascii="맑은 고딕" w:hAnsi="맑은 고딕" w:eastAsia="맑은 고딕"/>
-          <w:sz w:val="21"/>
-        </w:rPr>
-        <w:t>③ READ ONLY WITH APPLY</w:t>
-      </w:r>
-    </w:p>
-    <w:p>
-      <w:r>
-        <w:rPr>
-          <w:rFonts w:ascii="맑은 고딕" w:hAnsi="맑은 고딕" w:eastAsia="맑은 고딕"/>
-          <w:sz w:val="21"/>
-        </w:rPr>
-        <w:t>④ MOUNTED</w:t>
+        <w:t xml:space="preserve">[하-11] 열린 뒤 </w:t>
+      </w:r>
+      <w:r>
+        <w:rPr>
+          <w:rFonts w:ascii="Consolas" w:hAnsi="Consolas" w:eastAsia="맑은 고딕"/>
+          <w:sz w:val="21"/>
+        </w:rPr>
+        <w:t xml:space="preserve">OPEN_MODE</w:t>
+      </w:r>
+      <w:r>
+        <w:rPr>
+          <w:rFonts w:ascii="맑은 고딕" w:hAnsi="맑은 고딕" w:eastAsia="맑은 고딕"/>
+          <w:sz w:val="21"/>
+        </w:rPr>
+        <w:t xml:space="preserve"> 값은?</w:t>
+      </w:r>
+    </w:p>
+    <w:p>
+      <w:r>
+        <w:rPr>
+          <w:rFonts w:ascii="맑은 고딕" w:hAnsi="맑은 고딕" w:eastAsia="맑은 고딕"/>
+          <w:sz w:val="21"/>
+        </w:rPr>
+        <w:t>① MOUNTED</w:t>
+      </w:r>
+    </w:p>
+    <w:p>
+      <w:r>
+        <w:rPr>
+          <w:rFonts w:ascii="맑은 고딕" w:hAnsi="맑은 고딕" w:eastAsia="맑은 고딕"/>
+          <w:sz w:val="21"/>
+        </w:rPr>
+        <w:t>② READ ONLY WITH APPLY</w:t>
+      </w:r>
+    </w:p>
+    <w:p>
+      <w:r>
+        <w:rPr>
+          <w:rFonts w:ascii="맑은 고딕" w:hAnsi="맑은 고딕" w:eastAsia="맑은 고딕"/>
+          <w:sz w:val="21"/>
+        </w:rPr>
+        <w:t>③ READ ONLY</w:t>
+      </w:r>
+    </w:p>
+    <w:p>
+      <w:r>
+        <w:rPr>
+          <w:rFonts w:ascii="맑은 고딕" w:hAnsi="맑은 고딕" w:eastAsia="맑은 고딕"/>
+          <w:sz w:val="21"/>
+        </w:rPr>
+        <w:t>④ READ WRITE</w:t>
       </w:r>
     </w:p>
     <w:p>
@@ -654,16 +738,16 @@
           <w:rFonts w:ascii="맑은 고딕" w:hAnsi="맑은 고딕" w:eastAsia="맑은 고딕"/>
           <w:sz w:val="21"/>
         </w:rPr>
-        <w:t>② ALTER DATABASE RECOVER MANAGED STANDBY DATABASE</w:t>
-      </w:r>
-    </w:p>
-    <w:p>
-      <w:r>
-        <w:rPr>
-          <w:rFonts w:ascii="맑은 고딕" w:hAnsi="맑은 고딕" w:eastAsia="맑은 고딕"/>
-          <w:sz w:val="21"/>
-        </w:rPr>
-        <w:t>③ EXEC DBMS_LOGSTDBY.START</w:t>
+        <w:t>② EXEC DBMS_LOGSTDBY.START</w:t>
+      </w:r>
+    </w:p>
+    <w:p>
+      <w:r>
+        <w:rPr>
+          <w:rFonts w:ascii="맑은 고딕" w:hAnsi="맑은 고딕" w:eastAsia="맑은 고딕"/>
+          <w:sz w:val="21"/>
+        </w:rPr>
+        <w:t>③ ALTER DATABASE RECOVER MANAGED STANDBY DATABASE</w:t>
       </w:r>
     </w:p>
     <w:p>
@@ -699,34 +783,34 @@
           <w:rFonts w:ascii="맑은 고딕" w:hAnsi="맑은 고딕" w:eastAsia="맑은 고딕"/>
           <w:sz w:val="21"/>
         </w:rPr>
-        <w:t>① 6</w:t>
-      </w:r>
-    </w:p>
-    <w:p>
-      <w:r>
-        <w:rPr>
-          <w:rFonts w:ascii="맑은 고딕" w:hAnsi="맑은 고딕" w:eastAsia="맑은 고딕"/>
-          <w:sz w:val="21"/>
-        </w:rPr>
-        <w:t>② 3</w:t>
-      </w:r>
-    </w:p>
-    <w:p>
-      <w:r>
-        <w:rPr>
-          <w:rFonts w:ascii="맑은 고딕" w:hAnsi="맑은 고딕" w:eastAsia="맑은 고딕"/>
-          <w:sz w:val="21"/>
-        </w:rPr>
-        <w:t>③ 10</w:t>
-      </w:r>
-    </w:p>
-    <w:p>
-      <w:r>
-        <w:rPr>
-          <w:rFonts w:ascii="맑은 고딕" w:hAnsi="맑은 고딕" w:eastAsia="맑은 고딕"/>
-          <w:sz w:val="21"/>
-        </w:rPr>
-        <w:t>④ 1</w:t>
+        <w:t>① 1</w:t>
+      </w:r>
+    </w:p>
+    <w:p>
+      <w:r>
+        <w:rPr>
+          <w:rFonts w:ascii="맑은 고딕" w:hAnsi="맑은 고딕" w:eastAsia="맑은 고딕"/>
+          <w:sz w:val="21"/>
+        </w:rPr>
+        <w:t>② 6</w:t>
+      </w:r>
+    </w:p>
+    <w:p>
+      <w:r>
+        <w:rPr>
+          <w:rFonts w:ascii="맑은 고딕" w:hAnsi="맑은 고딕" w:eastAsia="맑은 고딕"/>
+          <w:sz w:val="21"/>
+        </w:rPr>
+        <w:t>③ 3</w:t>
+      </w:r>
+    </w:p>
+    <w:p>
+      <w:r>
+        <w:rPr>
+          <w:rFonts w:ascii="맑은 고딕" w:hAnsi="맑은 고딕" w:eastAsia="맑은 고딕"/>
+          <w:sz w:val="21"/>
+        </w:rPr>
+        <w:t>④ 10</w:t>
       </w:r>
     </w:p>
     <w:p>
@@ -753,34 +837,34 @@
           <w:rFonts w:ascii="맑은 고딕" w:hAnsi="맑은 고딕" w:eastAsia="맑은 고딕"/>
           <w:sz w:val="21"/>
         </w:rPr>
-        <w:t>① APPLIER</w:t>
-      </w:r>
-    </w:p>
-    <w:p>
-      <w:r>
-        <w:rPr>
-          <w:rFonts w:ascii="맑은 고딕" w:hAnsi="맑은 고딕" w:eastAsia="맑은 고딕"/>
-          <w:sz w:val="21"/>
-        </w:rPr>
-        <w:t>② READER</w:t>
-      </w:r>
-    </w:p>
-    <w:p>
-      <w:r>
-        <w:rPr>
-          <w:rFonts w:ascii="맑은 고딕" w:hAnsi="맑은 고딕" w:eastAsia="맑은 고딕"/>
-          <w:sz w:val="21"/>
-        </w:rPr>
-        <w:t>③ COORDINATOR</w:t>
-      </w:r>
-    </w:p>
-    <w:p>
-      <w:r>
-        <w:rPr>
-          <w:rFonts w:ascii="맑은 고딕" w:hAnsi="맑은 고딕" w:eastAsia="맑은 고딕"/>
-          <w:sz w:val="21"/>
-        </w:rPr>
-        <w:t>④ BUILDER</w:t>
+        <w:t>① COORDINATOR</w:t>
+      </w:r>
+    </w:p>
+    <w:p>
+      <w:r>
+        <w:rPr>
+          <w:rFonts w:ascii="맑은 고딕" w:hAnsi="맑은 고딕" w:eastAsia="맑은 고딕"/>
+          <w:sz w:val="21"/>
+        </w:rPr>
+        <w:t>② BUILDER</w:t>
+      </w:r>
+    </w:p>
+    <w:p>
+      <w:r>
+        <w:rPr>
+          <w:rFonts w:ascii="맑은 고딕" w:hAnsi="맑은 고딕" w:eastAsia="맑은 고딕"/>
+          <w:sz w:val="21"/>
+        </w:rPr>
+        <w:t>③ APPLIER</w:t>
+      </w:r>
+    </w:p>
+    <w:p>
+      <w:r>
+        <w:rPr>
+          <w:rFonts w:ascii="맑은 고딕" w:hAnsi="맑은 고딕" w:eastAsia="맑은 고딕"/>
+          <w:sz w:val="21"/>
+        </w:rPr>
+        <w:t>④ READER</w:t>
       </w:r>
     </w:p>
     <w:p>
@@ -798,43 +882,57 @@
           <w:rFonts w:ascii="맑은 고딕" w:hAnsi="맑은 고딕" w:eastAsia="맑은 고딕"/>
           <w:sz w:val="21"/>
         </w:rPr>
-        <w:t>[하-15] `ORA-16116: no work available`의 뜻은?</w:t>
-      </w:r>
-    </w:p>
-    <w:p>
-      <w:r>
-        <w:rPr>
-          <w:rFonts w:ascii="맑은 고딕" w:hAnsi="맑은 고딕" w:eastAsia="맑은 고딕"/>
-          <w:sz w:val="21"/>
-        </w:rPr>
-        <w:t>① 할 일이 없다 — 정상이다</w:t>
-      </w:r>
-    </w:p>
-    <w:p>
-      <w:r>
-        <w:rPr>
-          <w:rFonts w:ascii="맑은 고딕" w:hAnsi="맑은 고딕" w:eastAsia="맑은 고딕"/>
-          <w:sz w:val="21"/>
-        </w:rPr>
-        <w:t>② 오류로 멈췄다</w:t>
-      </w:r>
-    </w:p>
-    <w:p>
-      <w:r>
-        <w:rPr>
-          <w:rFonts w:ascii="맑은 고딕" w:hAnsi="맑은 고딕" w:eastAsia="맑은 고딕"/>
-          <w:sz w:val="21"/>
-        </w:rPr>
-        <w:t>③ 로그를 찾을 수 없다</w:t>
-      </w:r>
-    </w:p>
-    <w:p>
-      <w:r>
-        <w:rPr>
-          <w:rFonts w:ascii="맑은 고딕" w:hAnsi="맑은 고딕" w:eastAsia="맑은 고딕"/>
-          <w:sz w:val="21"/>
-        </w:rPr>
-        <w:t>④ 권한이 없다</w:t>
+        <w:t xml:space="preserve">[하-15] </w:t>
+      </w:r>
+      <w:r>
+        <w:rPr>
+          <w:rFonts w:ascii="Consolas" w:hAnsi="Consolas" w:eastAsia="맑은 고딕"/>
+          <w:sz w:val="21"/>
+        </w:rPr>
+        <w:t xml:space="preserve">ORA-16116: no work available</w:t>
+      </w:r>
+      <w:r>
+        <w:rPr>
+          <w:rFonts w:ascii="맑은 고딕" w:hAnsi="맑은 고딕" w:eastAsia="맑은 고딕"/>
+          <w:sz w:val="21"/>
+        </w:rPr>
+        <w:t xml:space="preserve">의 뜻은?</w:t>
+      </w:r>
+    </w:p>
+    <w:p>
+      <w:r>
+        <w:rPr>
+          <w:rFonts w:ascii="맑은 고딕" w:hAnsi="맑은 고딕" w:eastAsia="맑은 고딕"/>
+          <w:sz w:val="21"/>
+        </w:rPr>
+        <w:t>① 로그를 찾을 수 없다</w:t>
+      </w:r>
+    </w:p>
+    <w:p>
+      <w:r>
+        <w:rPr>
+          <w:rFonts w:ascii="맑은 고딕" w:hAnsi="맑은 고딕" w:eastAsia="맑은 고딕"/>
+          <w:sz w:val="21"/>
+        </w:rPr>
+        <w:t>② 권한이 없다</w:t>
+      </w:r>
+    </w:p>
+    <w:p>
+      <w:r>
+        <w:rPr>
+          <w:rFonts w:ascii="맑은 고딕" w:hAnsi="맑은 고딕" w:eastAsia="맑은 고딕"/>
+          <w:sz w:val="21"/>
+        </w:rPr>
+        <w:t>③ 오류로 멈췄다</w:t>
+      </w:r>
+    </w:p>
+    <w:p>
+      <w:r>
+        <w:rPr>
+          <w:rFonts w:ascii="맑은 고딕" w:hAnsi="맑은 고딕" w:eastAsia="맑은 고딕"/>
+          <w:sz w:val="21"/>
+        </w:rPr>
+        <w:t>④ 할 일이 없다 — 정상이다</w:t>
       </w:r>
     </w:p>
     <w:p>
@@ -852,7 +950,49 @@
           <w:rFonts w:ascii="맑은 고딕" w:hAnsi="맑은 고딕" w:eastAsia="맑은 고딕"/>
           <w:sz w:val="21"/>
         </w:rPr>
-        <w:t>[하-16] `V$LOGSTDBY_STATE`의 `STATE`가 `IDLE`이면?</w:t>
+        <w:t xml:space="preserve">[하-16] </w:t>
+      </w:r>
+      <w:r>
+        <w:rPr>
+          <w:rFonts w:ascii="Consolas" w:hAnsi="Consolas" w:eastAsia="맑은 고딕"/>
+          <w:sz w:val="21"/>
+        </w:rPr>
+        <w:t xml:space="preserve">V$LOGSTDBY_STATE</w:t>
+      </w:r>
+      <w:r>
+        <w:rPr>
+          <w:rFonts w:ascii="맑은 고딕" w:hAnsi="맑은 고딕" w:eastAsia="맑은 고딕"/>
+          <w:sz w:val="21"/>
+        </w:rPr>
+        <w:t xml:space="preserve">의 </w:t>
+      </w:r>
+      <w:r>
+        <w:rPr>
+          <w:rFonts w:ascii="Consolas" w:hAnsi="Consolas" w:eastAsia="맑은 고딕"/>
+          <w:sz w:val="21"/>
+        </w:rPr>
+        <w:t xml:space="preserve">STATE</w:t>
+      </w:r>
+      <w:r>
+        <w:rPr>
+          <w:rFonts w:ascii="맑은 고딕" w:hAnsi="맑은 고딕" w:eastAsia="맑은 고딕"/>
+          <w:sz w:val="21"/>
+        </w:rPr>
+        <w:t xml:space="preserve">가 </w:t>
+      </w:r>
+      <w:r>
+        <w:rPr>
+          <w:rFonts w:ascii="Consolas" w:hAnsi="Consolas" w:eastAsia="맑은 고딕"/>
+          <w:sz w:val="21"/>
+        </w:rPr>
+        <w:t xml:space="preserve">IDLE</w:t>
+      </w:r>
+      <w:r>
+        <w:rPr>
+          <w:rFonts w:ascii="맑은 고딕" w:hAnsi="맑은 고딕" w:eastAsia="맑은 고딕"/>
+          <w:sz w:val="21"/>
+        </w:rPr>
+        <w:t xml:space="preserve">이면?</w:t>
       </w:r>
     </w:p>
     <w:p>
@@ -870,25 +1010,25 @@
           <w:rFonts w:ascii="맑은 고딕" w:hAnsi="맑은 고딕" w:eastAsia="맑은 고딕"/>
           <w:sz w:val="21"/>
         </w:rPr>
-        <w:t>② 멈췄다</w:t>
-      </w:r>
-    </w:p>
-    <w:p>
-      <w:r>
-        <w:rPr>
-          <w:rFonts w:ascii="맑은 고딕" w:hAnsi="맑은 고딕" w:eastAsia="맑은 고딕"/>
-          <w:sz w:val="21"/>
-        </w:rPr>
-        <w:t>③ 오류가 났다</w:t>
-      </w:r>
-    </w:p>
-    <w:p>
-      <w:r>
-        <w:rPr>
-          <w:rFonts w:ascii="맑은 고딕" w:hAnsi="맑은 고딕" w:eastAsia="맑은 고딕"/>
-          <w:sz w:val="21"/>
-        </w:rPr>
-        <w:t>④ 준비 중이다</w:t>
+        <w:t>② 준비 중이다</w:t>
+      </w:r>
+    </w:p>
+    <w:p>
+      <w:r>
+        <w:rPr>
+          <w:rFonts w:ascii="맑은 고딕" w:hAnsi="맑은 고딕" w:eastAsia="맑은 고딕"/>
+          <w:sz w:val="21"/>
+        </w:rPr>
+        <w:t>③ 멈췄다</w:t>
+      </w:r>
+    </w:p>
+    <w:p>
+      <w:r>
+        <w:rPr>
+          <w:rFonts w:ascii="맑은 고딕" w:hAnsi="맑은 고딕" w:eastAsia="맑은 고딕"/>
+          <w:sz w:val="21"/>
+        </w:rPr>
+        <w:t>④ 오류가 났다</w:t>
       </w:r>
     </w:p>
     <w:p>
@@ -906,7 +1046,21 @@
           <w:rFonts w:ascii="맑은 고딕" w:hAnsi="맑은 고딕" w:eastAsia="맑은 고딕"/>
           <w:sz w:val="21"/>
         </w:rPr>
-        <w:t>[하-17] 멈춘 상태를 나타내는 `STATE` 값은?</w:t>
+        <w:t xml:space="preserve">[하-17] 멈춘 상태를 나타내는 </w:t>
+      </w:r>
+      <w:r>
+        <w:rPr>
+          <w:rFonts w:ascii="Consolas" w:hAnsi="Consolas" w:eastAsia="맑은 고딕"/>
+          <w:sz w:val="21"/>
+        </w:rPr>
+        <w:t xml:space="preserve">STATE</w:t>
+      </w:r>
+      <w:r>
+        <w:rPr>
+          <w:rFonts w:ascii="맑은 고딕" w:hAnsi="맑은 고딕" w:eastAsia="맑은 고딕"/>
+          <w:sz w:val="21"/>
+        </w:rPr>
+        <w:t xml:space="preserve"> 값은?</w:t>
       </w:r>
     </w:p>
     <w:p>
@@ -960,7 +1114,21 @@
           <w:rFonts w:ascii="맑은 고딕" w:hAnsi="맑은 고딕" w:eastAsia="맑은 고딕"/>
           <w:sz w:val="21"/>
         </w:rPr>
-        <w:t>[하-18] `SYSTEM` 스키마의 테이블은 복제되는가?</w:t>
+        <w:t xml:space="preserve">[하-18] </w:t>
+      </w:r>
+      <w:r>
+        <w:rPr>
+          <w:rFonts w:ascii="Consolas" w:hAnsi="Consolas" w:eastAsia="맑은 고딕"/>
+          <w:sz w:val="21"/>
+        </w:rPr>
+        <w:t xml:space="preserve">SYSTEM</w:t>
+      </w:r>
+      <w:r>
+        <w:rPr>
+          <w:rFonts w:ascii="맑은 고딕" w:hAnsi="맑은 고딕" w:eastAsia="맑은 고딕"/>
+          <w:sz w:val="21"/>
+        </w:rPr>
+        <w:t xml:space="preserve"> 스키마의 테이블은 복제되는가?</w:t>
       </w:r>
     </w:p>
     <w:p>
@@ -987,16 +1155,16 @@
           <w:rFonts w:ascii="맑은 고딕" w:hAnsi="맑은 고딕" w:eastAsia="맑은 고딕"/>
           <w:sz w:val="21"/>
         </w:rPr>
-        <w:t>③ DDL만 된다</w:t>
-      </w:r>
-    </w:p>
-    <w:p>
-      <w:r>
-        <w:rPr>
-          <w:rFonts w:ascii="맑은 고딕" w:hAnsi="맑은 고딕" w:eastAsia="맑은 고딕"/>
-          <w:sz w:val="21"/>
-        </w:rPr>
-        <w:t>④ 설정에 따라 다르다</w:t>
+        <w:t>③ 설정에 따라 다르다</w:t>
+      </w:r>
+    </w:p>
+    <w:p>
+      <w:r>
+        <w:rPr>
+          <w:rFonts w:ascii="맑은 고딕" w:hAnsi="맑은 고딕" w:eastAsia="맑은 고딕"/>
+          <w:sz w:val="21"/>
+        </w:rPr>
+        <w:t>④ DDL만 된다</w:t>
       </w:r>
     </w:p>
     <w:p>
@@ -1023,25 +1191,25 @@
           <w:rFonts w:ascii="맑은 고딕" w:hAnsi="맑은 고딕" w:eastAsia="맑은 고딕"/>
           <w:sz w:val="21"/>
         </w:rPr>
-        <w:t>① 35</w:t>
-      </w:r>
-    </w:p>
-    <w:p>
-      <w:r>
-        <w:rPr>
-          <w:rFonts w:ascii="맑은 고딕" w:hAnsi="맑은 고딕" w:eastAsia="맑은 고딕"/>
-          <w:sz w:val="21"/>
-        </w:rPr>
-        <w:t>② 12</w:t>
-      </w:r>
-    </w:p>
-    <w:p>
-      <w:r>
-        <w:rPr>
-          <w:rFonts w:ascii="맑은 고딕" w:hAnsi="맑은 고딕" w:eastAsia="맑은 고딕"/>
-          <w:sz w:val="21"/>
-        </w:rPr>
-        <w:t>③ 16</w:t>
+        <w:t>① 16</w:t>
+      </w:r>
+    </w:p>
+    <w:p>
+      <w:r>
+        <w:rPr>
+          <w:rFonts w:ascii="맑은 고딕" w:hAnsi="맑은 고딕" w:eastAsia="맑은 고딕"/>
+          <w:sz w:val="21"/>
+        </w:rPr>
+        <w:t>② 35</w:t>
+      </w:r>
+    </w:p>
+    <w:p>
+      <w:r>
+        <w:rPr>
+          <w:rFonts w:ascii="맑은 고딕" w:hAnsi="맑은 고딕" w:eastAsia="맑은 고딕"/>
+          <w:sz w:val="21"/>
+        </w:rPr>
+        <w:t>③ 12</w:t>
       </w:r>
     </w:p>
     <w:p>
@@ -1086,7 +1254,7 @@
           <w:rFonts w:ascii="맑은 고딕" w:hAnsi="맑은 고딕" w:eastAsia="맑은 고딕"/>
           <w:sz w:val="21"/>
         </w:rPr>
-        <w:t>② ALTER DATABASE CONVERT TO PHYSICAL STANDBY</w:t>
+        <w:t>② FLASHBACK DATABASE</w:t>
       </w:r>
     </w:p>
     <w:p>
@@ -1104,7 +1272,7 @@
           <w:rFonts w:ascii="맑은 고딕" w:hAnsi="맑은 고딕" w:eastAsia="맑은 고딕"/>
           <w:sz w:val="21"/>
         </w:rPr>
-        <w:t>④ FLASHBACK DATABASE</w:t>
+        <w:t>④ ALTER DATABASE CONVERT TO PHYSICAL STANDBY</w:t>
       </w:r>
     </w:p>
     <w:p>
@@ -1139,34 +1307,34 @@
           <w:rFonts w:ascii="맑은 고딕" w:hAnsi="맑은 고딕" w:eastAsia="맑은 고딕"/>
           <w:sz w:val="21"/>
         </w:rPr>
-        <w:t>① 리두를 블록으로 적용하느냐 SQL로 재구성해 실행하느냐</w:t>
-      </w:r>
-    </w:p>
-    <w:p>
-      <w:r>
-        <w:rPr>
-          <w:rFonts w:ascii="맑은 고딕" w:hAnsi="맑은 고딕" w:eastAsia="맑은 고딕"/>
-          <w:sz w:val="21"/>
-        </w:rPr>
-        <w:t>② 전송 방식</w:t>
-      </w:r>
-    </w:p>
-    <w:p>
-      <w:r>
-        <w:rPr>
-          <w:rFonts w:ascii="맑은 고딕" w:hAnsi="맑은 고딕" w:eastAsia="맑은 고딕"/>
-          <w:sz w:val="21"/>
-        </w:rPr>
-        <w:t>③ 보호 모드</w:t>
-      </w:r>
-    </w:p>
-    <w:p>
-      <w:r>
-        <w:rPr>
-          <w:rFonts w:ascii="맑은 고딕" w:hAnsi="맑은 고딕" w:eastAsia="맑은 고딕"/>
-          <w:sz w:val="21"/>
-        </w:rPr>
-        <w:t>④ 컨트롤 파일 크기</w:t>
+        <w:t>① 전송 방식</w:t>
+      </w:r>
+    </w:p>
+    <w:p>
+      <w:r>
+        <w:rPr>
+          <w:rFonts w:ascii="맑은 고딕" w:hAnsi="맑은 고딕" w:eastAsia="맑은 고딕"/>
+          <w:sz w:val="21"/>
+        </w:rPr>
+        <w:t>② 리두를 블록으로 적용하느냐 SQL로 재구성해 실행하느냐</w:t>
+      </w:r>
+    </w:p>
+    <w:p>
+      <w:r>
+        <w:rPr>
+          <w:rFonts w:ascii="맑은 고딕" w:hAnsi="맑은 고딕" w:eastAsia="맑은 고딕"/>
+          <w:sz w:val="21"/>
+        </w:rPr>
+        <w:t>③ 컨트롤 파일 크기</w:t>
+      </w:r>
+    </w:p>
+    <w:p>
+      <w:r>
+        <w:rPr>
+          <w:rFonts w:ascii="맑은 고딕" w:hAnsi="맑은 고딕" w:eastAsia="맑은 고딕"/>
+          <w:sz w:val="21"/>
+        </w:rPr>
+        <w:t>④ 보호 모드</w:t>
       </w:r>
     </w:p>
     <w:p>
@@ -1247,34 +1415,34 @@
           <w:rFonts w:ascii="맑은 고딕" w:hAnsi="맑은 고딕" w:eastAsia="맑은 고딕"/>
           <w:sz w:val="21"/>
         </w:rPr>
-        <w:t>① 리두만으로는 어느 행이 바뀌었는지 알 수 없기 때문</w:t>
-      </w:r>
-    </w:p>
-    <w:p>
-      <w:r>
-        <w:rPr>
-          <w:rFonts w:ascii="맑은 고딕" w:hAnsi="맑은 고딕" w:eastAsia="맑은 고딕"/>
-          <w:sz w:val="21"/>
-        </w:rPr>
-        <w:t>② 리두를 압축하기 위해</w:t>
-      </w:r>
-    </w:p>
-    <w:p>
-      <w:r>
-        <w:rPr>
-          <w:rFonts w:ascii="맑은 고딕" w:hAnsi="맑은 고딕" w:eastAsia="맑은 고딕"/>
-          <w:sz w:val="21"/>
-        </w:rPr>
-        <w:t>③ 전송 속도를 높이기 위해</w:t>
-      </w:r>
-    </w:p>
-    <w:p>
-      <w:r>
-        <w:rPr>
-          <w:rFonts w:ascii="맑은 고딕" w:hAnsi="맑은 고딕" w:eastAsia="맑은 고딕"/>
-          <w:sz w:val="21"/>
-        </w:rPr>
-        <w:t>④ 아카이브를 줄이기 위해</w:t>
+        <w:t>① 아카이브를 줄이기 위해</w:t>
+      </w:r>
+    </w:p>
+    <w:p>
+      <w:r>
+        <w:rPr>
+          <w:rFonts w:ascii="맑은 고딕" w:hAnsi="맑은 고딕" w:eastAsia="맑은 고딕"/>
+          <w:sz w:val="21"/>
+        </w:rPr>
+        <w:t>② 리두만으로는 어느 행이 바뀌었는지 알 수 없기 때문</w:t>
+      </w:r>
+    </w:p>
+    <w:p>
+      <w:r>
+        <w:rPr>
+          <w:rFonts w:ascii="맑은 고딕" w:hAnsi="맑은 고딕" w:eastAsia="맑은 고딕"/>
+          <w:sz w:val="21"/>
+        </w:rPr>
+        <w:t>③ 리두를 압축하기 위해</w:t>
+      </w:r>
+    </w:p>
+    <w:p>
+      <w:r>
+        <w:rPr>
+          <w:rFonts w:ascii="맑은 고딕" w:hAnsi="맑은 고딕" w:eastAsia="맑은 고딕"/>
+          <w:sz w:val="21"/>
+        </w:rPr>
+        <w:t>④ 전송 속도를 높이기 위해</w:t>
       </w:r>
     </w:p>
     <w:p>
@@ -1292,16 +1460,44 @@
           <w:rFonts w:ascii="맑은 고딕" w:hAnsi="맑은 고딕" w:eastAsia="맑은 고딕"/>
           <w:sz w:val="21"/>
         </w:rPr>
-        <w:t>[중-04] `FORCE_LOGGING`과 보충 로깅의 관계는?</w:t>
-      </w:r>
-    </w:p>
-    <w:p>
-      <w:r>
-        <w:rPr>
-          <w:rFonts w:ascii="맑은 고딕" w:hAnsi="맑은 고딕" w:eastAsia="맑은 고딕"/>
-          <w:sz w:val="21"/>
-        </w:rPr>
-        <w:t>① 서로 다른 것이며 둘 다 필요하다</w:t>
+        <w:t xml:space="preserve">[중-04] </w:t>
+      </w:r>
+      <w:r>
+        <w:rPr>
+          <w:rFonts w:ascii="Consolas" w:hAnsi="Consolas" w:eastAsia="맑은 고딕"/>
+          <w:sz w:val="21"/>
+        </w:rPr>
+        <w:t xml:space="preserve">FORCE_LOGGING</w:t>
+      </w:r>
+      <w:r>
+        <w:rPr>
+          <w:rFonts w:ascii="맑은 고딕" w:hAnsi="맑은 고딕" w:eastAsia="맑은 고딕"/>
+          <w:sz w:val="21"/>
+        </w:rPr>
+        <w:t xml:space="preserve">과 보충 로깅의 관계는?</w:t>
+      </w:r>
+    </w:p>
+    <w:p>
+      <w:r>
+        <w:rPr>
+          <w:rFonts w:ascii="맑은 고딕" w:hAnsi="맑은 고딕" w:eastAsia="맑은 고딕"/>
+          <w:sz w:val="21"/>
+        </w:rPr>
+        <w:t xml:space="preserve">① 보충 로깅이 </w:t>
+      </w:r>
+      <w:r>
+        <w:rPr>
+          <w:rFonts w:ascii="Consolas" w:hAnsi="Consolas" w:eastAsia="맑은 고딕"/>
+          <w:sz w:val="21"/>
+        </w:rPr>
+        <w:t xml:space="preserve">FORCE_LOGGING</w:t>
+      </w:r>
+      <w:r>
+        <w:rPr>
+          <w:rFonts w:ascii="맑은 고딕" w:hAnsi="맑은 고딕" w:eastAsia="맑은 고딕"/>
+          <w:sz w:val="21"/>
+        </w:rPr>
+        <w:t xml:space="preserve">을 포함한다</w:t>
       </w:r>
     </w:p>
     <w:p>
@@ -1328,7 +1524,7 @@
           <w:rFonts w:ascii="맑은 고딕" w:hAnsi="맑은 고딕" w:eastAsia="맑은 고딕"/>
           <w:sz w:val="21"/>
         </w:rPr>
-        <w:t>④ 보충 로깅이 `FORCE_LOGGING`을 포함한다</w:t>
+        <w:t>④ 서로 다른 것이며 둘 다 필요하다</w:t>
       </w:r>
     </w:p>
     <w:p>
@@ -1364,16 +1560,16 @@
           <w:rFonts w:ascii="맑은 고딕" w:hAnsi="맑은 고딕" w:eastAsia="맑은 고딕"/>
           <w:sz w:val="21"/>
         </w:rPr>
-        <w:t>② DB 링크로 복사한다</w:t>
-      </w:r>
-    </w:p>
-    <w:p>
-      <w:r>
-        <w:rPr>
-          <w:rFonts w:ascii="맑은 고딕" w:hAnsi="맑은 고딕" w:eastAsia="맑은 고딕"/>
-          <w:sz w:val="21"/>
-        </w:rPr>
-        <w:t>③ RMAN으로 옮긴다</w:t>
+        <w:t>② RMAN으로 옮긴다</w:t>
+      </w:r>
+    </w:p>
+    <w:p>
+      <w:r>
+        <w:rPr>
+          <w:rFonts w:ascii="맑은 고딕" w:hAnsi="맑은 고딕" w:eastAsia="맑은 고딕"/>
+          <w:sz w:val="21"/>
+        </w:rPr>
+        <w:t>③ DB 링크로 복사한다</w:t>
       </w:r>
     </w:p>
     <w:p>
@@ -1409,25 +1605,25 @@
           <w:rFonts w:ascii="맑은 고딕" w:hAnsi="맑은 고딕" w:eastAsia="맑은 고딕"/>
           <w:sz w:val="21"/>
         </w:rPr>
-        <w:t>① V$ARCHIVED_LOG의 DICTIONARY_BEGIN·DICTIONARY_END</w:t>
-      </w:r>
-    </w:p>
-    <w:p>
-      <w:r>
-        <w:rPr>
-          <w:rFonts w:ascii="맑은 고딕" w:hAnsi="맑은 고딕" w:eastAsia="맑은 고딕"/>
-          <w:sz w:val="21"/>
-        </w:rPr>
-        <w:t>② V$LOG의 TYPE</w:t>
-      </w:r>
-    </w:p>
-    <w:p>
-      <w:r>
-        <w:rPr>
-          <w:rFonts w:ascii="맑은 고딕" w:hAnsi="맑은 고딕" w:eastAsia="맑은 고딕"/>
-          <w:sz w:val="21"/>
-        </w:rPr>
-        <w:t>③ V$ARCHIVE_DEST의 VALID_TYPE</w:t>
+        <w:t>① V$LOG의 TYPE</w:t>
+      </w:r>
+    </w:p>
+    <w:p>
+      <w:r>
+        <w:rPr>
+          <w:rFonts w:ascii="맑은 고딕" w:hAnsi="맑은 고딕" w:eastAsia="맑은 고딕"/>
+          <w:sz w:val="21"/>
+        </w:rPr>
+        <w:t>② V$ARCHIVE_DEST의 VALID_TYPE</w:t>
+      </w:r>
+    </w:p>
+    <w:p>
+      <w:r>
+        <w:rPr>
+          <w:rFonts w:ascii="맑은 고딕" w:hAnsi="맑은 고딕" w:eastAsia="맑은 고딕"/>
+          <w:sz w:val="21"/>
+        </w:rPr>
+        <w:t>③ V$ARCHIVED_LOG의 DICTIONARY_BEGIN·DICTIONARY_END</w:t>
       </w:r>
     </w:p>
     <w:p>
@@ -1463,34 +1659,34 @@
           <w:rFonts w:ascii="맑은 고딕" w:hAnsi="맑은 고딕" w:eastAsia="맑은 고딕"/>
           <w:sz w:val="21"/>
         </w:rPr>
-        <w:t>① MRP가 딕셔너리를 이미 적용해 지나쳤다</w:t>
-      </w:r>
-    </w:p>
-    <w:p>
-      <w:r>
-        <w:rPr>
-          <w:rFonts w:ascii="맑은 고딕" w:hAnsi="맑은 고딕" w:eastAsia="맑은 고딕"/>
-          <w:sz w:val="21"/>
-        </w:rPr>
-        <w:t>② 네트워크가 끊겼다</w:t>
-      </w:r>
-    </w:p>
-    <w:p>
-      <w:r>
-        <w:rPr>
-          <w:rFonts w:ascii="맑은 고딕" w:hAnsi="맑은 고딕" w:eastAsia="맑은 고딕"/>
-          <w:sz w:val="21"/>
-        </w:rPr>
-        <w:t>③ 리스너가 죽었다</w:t>
-      </w:r>
-    </w:p>
-    <w:p>
-      <w:r>
-        <w:rPr>
-          <w:rFonts w:ascii="맑은 고딕" w:hAnsi="맑은 고딕" w:eastAsia="맑은 고딕"/>
-          <w:sz w:val="21"/>
-        </w:rPr>
-        <w:t>④ FRA가 가득 찼다</w:t>
+        <w:t>① 리스너가 죽었다</w:t>
+      </w:r>
+    </w:p>
+    <w:p>
+      <w:r>
+        <w:rPr>
+          <w:rFonts w:ascii="맑은 고딕" w:hAnsi="맑은 고딕" w:eastAsia="맑은 고딕"/>
+          <w:sz w:val="21"/>
+        </w:rPr>
+        <w:t>② FRA가 가득 찼다</w:t>
+      </w:r>
+    </w:p>
+    <w:p>
+      <w:r>
+        <w:rPr>
+          <w:rFonts w:ascii="맑은 고딕" w:hAnsi="맑은 고딕" w:eastAsia="맑은 고딕"/>
+          <w:sz w:val="21"/>
+        </w:rPr>
+        <w:t>③ 네트워크가 끊겼다</w:t>
+      </w:r>
+    </w:p>
+    <w:p>
+      <w:r>
+        <w:rPr>
+          <w:rFonts w:ascii="맑은 고딕" w:hAnsi="맑은 고딕" w:eastAsia="맑은 고딕"/>
+          <w:sz w:val="21"/>
+        </w:rPr>
+        <w:t>④ MRP가 딕셔너리를 이미 적용해 지나쳤다</w:t>
       </w:r>
     </w:p>
     <w:p>
@@ -1517,7 +1713,7 @@
           <w:rFonts w:ascii="맑은 고딕" w:hAnsi="맑은 고딕" w:eastAsia="맑은 고딕"/>
           <w:sz w:val="21"/>
         </w:rPr>
-        <w:t>① DBMS_LOGSTDBY.BUILD를 다시 실행한다</w:t>
+        <w:t>① 컨트롤 파일을 다시 만든다</w:t>
       </w:r>
     </w:p>
     <w:p>
@@ -1535,16 +1731,16 @@
           <w:rFonts w:ascii="맑은 고딕" w:hAnsi="맑은 고딕" w:eastAsia="맑은 고딕"/>
           <w:sz w:val="21"/>
         </w:rPr>
-        <w:t>③ 컨트롤 파일을 다시 만든다</w:t>
-      </w:r>
-    </w:p>
-    <w:p>
-      <w:r>
-        <w:rPr>
-          <w:rFonts w:ascii="맑은 고딕" w:hAnsi="맑은 고딕" w:eastAsia="맑은 고딕"/>
-          <w:sz w:val="21"/>
-        </w:rPr>
-        <w:t>④ 전환 명령을 취소한다</w:t>
+        <w:t>③ 전환 명령을 취소한다</w:t>
+      </w:r>
+    </w:p>
+    <w:p>
+      <w:r>
+        <w:rPr>
+          <w:rFonts w:ascii="맑은 고딕" w:hAnsi="맑은 고딕" w:eastAsia="맑은 고딕"/>
+          <w:sz w:val="21"/>
+        </w:rPr>
+        <w:t>④ DBMS_LOGSTDBY.BUILD를 다시 실행한다</w:t>
       </w:r>
     </w:p>
     <w:p>
@@ -1571,34 +1767,34 @@
           <w:rFonts w:ascii="맑은 고딕" w:hAnsi="맑은 고딕" w:eastAsia="맑은 고딕"/>
           <w:sz w:val="21"/>
         </w:rPr>
-        <w:t>① Media Recovery Waiting for T-1.S-nn</w:t>
-      </w:r>
-    </w:p>
-    <w:p>
-      <w:r>
-        <w:rPr>
-          <w:rFonts w:ascii="맑은 고딕" w:hAnsi="맑은 고딕" w:eastAsia="맑은 고딕"/>
-          <w:sz w:val="21"/>
-        </w:rPr>
-        <w:t>② Waiting for archive log</w:t>
-      </w:r>
-    </w:p>
-    <w:p>
-      <w:r>
-        <w:rPr>
-          <w:rFonts w:ascii="맑은 고딕" w:hAnsi="맑은 고딕" w:eastAsia="맑은 고딕"/>
-          <w:sz w:val="21"/>
-        </w:rPr>
-        <w:t>③ RFS idle</w:t>
-      </w:r>
-    </w:p>
-    <w:p>
-      <w:r>
-        <w:rPr>
-          <w:rFonts w:ascii="맑은 고딕" w:hAnsi="맑은 고딕" w:eastAsia="맑은 고딕"/>
-          <w:sz w:val="21"/>
-        </w:rPr>
-        <w:t>④ MRP0 started</w:t>
+        <w:t>① RFS idle</w:t>
+      </w:r>
+    </w:p>
+    <w:p>
+      <w:r>
+        <w:rPr>
+          <w:rFonts w:ascii="맑은 고딕" w:hAnsi="맑은 고딕" w:eastAsia="맑은 고딕"/>
+          <w:sz w:val="21"/>
+        </w:rPr>
+        <w:t>② Media Recovery Waiting for T-1.S-nn</w:t>
+      </w:r>
+    </w:p>
+    <w:p>
+      <w:r>
+        <w:rPr>
+          <w:rFonts w:ascii="맑은 고딕" w:hAnsi="맑은 고딕" w:eastAsia="맑은 고딕"/>
+          <w:sz w:val="21"/>
+        </w:rPr>
+        <w:t>③ MRP0 started</w:t>
+      </w:r>
+    </w:p>
+    <w:p>
+      <w:r>
+        <w:rPr>
+          <w:rFonts w:ascii="맑은 고딕" w:hAnsi="맑은 고딕" w:eastAsia="맑은 고딕"/>
+          <w:sz w:val="21"/>
+        </w:rPr>
+        <w:t>④ Waiting for archive log</w:t>
       </w:r>
     </w:p>
     <w:p>
@@ -1616,7 +1812,21 @@
           <w:rFonts w:ascii="맑은 고딕" w:hAnsi="맑은 고딕" w:eastAsia="맑은 고딕"/>
           <w:sz w:val="21"/>
         </w:rPr>
-        <w:t>[중-10] `KEEP IDENTITY` 대신 새 이름을 주면 잃는 것은?</w:t>
+        <w:t xml:space="preserve">[중-10] </w:t>
+      </w:r>
+      <w:r>
+        <w:rPr>
+          <w:rFonts w:ascii="Consolas" w:hAnsi="Consolas" w:eastAsia="맑은 고딕"/>
+          <w:sz w:val="21"/>
+        </w:rPr>
+        <w:t xml:space="preserve">KEEP IDENTITY</w:t>
+      </w:r>
+      <w:r>
+        <w:rPr>
+          <w:rFonts w:ascii="맑은 고딕" w:hAnsi="맑은 고딕" w:eastAsia="맑은 고딕"/>
+          <w:sz w:val="21"/>
+        </w:rPr>
+        <w:t xml:space="preserve"> 대신 새 이름을 주면 잃는 것은?</w:t>
       </w:r>
     </w:p>
     <w:p>
@@ -1634,25 +1844,25 @@
           <w:rFonts w:ascii="맑은 고딕" w:hAnsi="맑은 고딕" w:eastAsia="맑은 고딕"/>
           <w:sz w:val="21"/>
         </w:rPr>
-        <w:t>② 복제 기능</w:t>
-      </w:r>
-    </w:p>
-    <w:p>
-      <w:r>
-        <w:rPr>
-          <w:rFonts w:ascii="맑은 고딕" w:hAnsi="맑은 고딕" w:eastAsia="맑은 고딕"/>
-          <w:sz w:val="21"/>
-        </w:rPr>
-        <w:t>③ 가드 기능</w:t>
-      </w:r>
-    </w:p>
-    <w:p>
-      <w:r>
-        <w:rPr>
-          <w:rFonts w:ascii="맑은 고딕" w:hAnsi="맑은 고딕" w:eastAsia="맑은 고딕"/>
-          <w:sz w:val="21"/>
-        </w:rPr>
-        <w:t>④ SQL Apply</w:t>
+        <w:t>② 가드 기능</w:t>
+      </w:r>
+    </w:p>
+    <w:p>
+      <w:r>
+        <w:rPr>
+          <w:rFonts w:ascii="맑은 고딕" w:hAnsi="맑은 고딕" w:eastAsia="맑은 고딕"/>
+          <w:sz w:val="21"/>
+        </w:rPr>
+        <w:t>③ SQL Apply</w:t>
+      </w:r>
+    </w:p>
+    <w:p>
+      <w:r>
+        <w:rPr>
+          <w:rFonts w:ascii="맑은 고딕" w:hAnsi="맑은 고딕" w:eastAsia="맑은 고딕"/>
+          <w:sz w:val="21"/>
+        </w:rPr>
+        <w:t>④ 복제 기능</w:t>
       </w:r>
     </w:p>
     <w:p>
@@ -1679,25 +1889,25 @@
           <w:rFonts w:ascii="맑은 고딕" w:hAnsi="맑은 고딕" w:eastAsia="맑은 고딕"/>
           <w:sz w:val="21"/>
         </w:rPr>
-        <w:t>① 된다 — 실측에서 CDB=YES인 채로 성공했다</w:t>
-      </w:r>
-    </w:p>
-    <w:p>
-      <w:r>
-        <w:rPr>
-          <w:rFonts w:ascii="맑은 고딕" w:hAnsi="맑은 고딕" w:eastAsia="맑은 고딕"/>
-          <w:sz w:val="21"/>
-        </w:rPr>
-        <w:t>② 안 된다</w:t>
-      </w:r>
-    </w:p>
-    <w:p>
-      <w:r>
-        <w:rPr>
-          <w:rFonts w:ascii="맑은 고딕" w:hAnsi="맑은 고딕" w:eastAsia="맑은 고딕"/>
-          <w:sz w:val="21"/>
-        </w:rPr>
-        <w:t>③ PDB만 가능하다</w:t>
+        <w:t>① PDB만 가능하다</w:t>
+      </w:r>
+    </w:p>
+    <w:p>
+      <w:r>
+        <w:rPr>
+          <w:rFonts w:ascii="맑은 고딕" w:hAnsi="맑은 고딕" w:eastAsia="맑은 고딕"/>
+          <w:sz w:val="21"/>
+        </w:rPr>
+        <w:t>② 된다 — 실측에서 CDB=YES인 채로 성공했다</w:t>
+      </w:r>
+    </w:p>
+    <w:p>
+      <w:r>
+        <w:rPr>
+          <w:rFonts w:ascii="맑은 고딕" w:hAnsi="맑은 고딕" w:eastAsia="맑은 고딕"/>
+          <w:sz w:val="21"/>
+        </w:rPr>
+        <w:t>③ 안 된다</w:t>
       </w:r>
     </w:p>
     <w:p>
@@ -1724,16 +1934,30 @@
           <w:rFonts w:ascii="맑은 고딕" w:hAnsi="맑은 고딕" w:eastAsia="맑은 고딕"/>
           <w:sz w:val="21"/>
         </w:rPr>
-        <w:t>[중-12] `DBA_LOGSTDBY_PROGRESS`에 없는 열은?</w:t>
-      </w:r>
-    </w:p>
-    <w:p>
-      <w:r>
-        <w:rPr>
-          <w:rFonts w:ascii="맑은 고딕" w:hAnsi="맑은 고딕" w:eastAsia="맑은 고딕"/>
-          <w:sz w:val="21"/>
-        </w:rPr>
-        <w:t>① RESTART_SCN</w:t>
+        <w:t xml:space="preserve">[중-12] </w:t>
+      </w:r>
+      <w:r>
+        <w:rPr>
+          <w:rFonts w:ascii="Consolas" w:hAnsi="Consolas" w:eastAsia="맑은 고딕"/>
+          <w:sz w:val="21"/>
+        </w:rPr>
+        <w:t xml:space="preserve">DBA_LOGSTDBY_PROGRESS</w:t>
+      </w:r>
+      <w:r>
+        <w:rPr>
+          <w:rFonts w:ascii="맑은 고딕" w:hAnsi="맑은 고딕" w:eastAsia="맑은 고딕"/>
+          <w:sz w:val="21"/>
+        </w:rPr>
+        <w:t xml:space="preserve">에 없는 열은?</w:t>
+      </w:r>
+    </w:p>
+    <w:p>
+      <w:r>
+        <w:rPr>
+          <w:rFonts w:ascii="맑은 고딕" w:hAnsi="맑은 고딕" w:eastAsia="맑은 고딕"/>
+          <w:sz w:val="21"/>
+        </w:rPr>
+        <w:t>① NEWEST_SCN</w:t>
       </w:r>
     </w:p>
     <w:p>
@@ -1751,16 +1975,16 @@
           <w:rFonts w:ascii="맑은 고딕" w:hAnsi="맑은 고딕" w:eastAsia="맑은 고딕"/>
           <w:sz w:val="21"/>
         </w:rPr>
-        <w:t>③ NEWEST_SCN</w:t>
-      </w:r>
-    </w:p>
-    <w:p>
-      <w:r>
-        <w:rPr>
-          <w:rFonts w:ascii="맑은 고딕" w:hAnsi="맑은 고딕" w:eastAsia="맑은 고딕"/>
-          <w:sz w:val="21"/>
-        </w:rPr>
-        <w:t>④ APPLIED_TIME</w:t>
+        <w:t>③ APPLIED_TIME</w:t>
+      </w:r>
+    </w:p>
+    <w:p>
+      <w:r>
+        <w:rPr>
+          <w:rFonts w:ascii="맑은 고딕" w:hAnsi="맑은 고딕" w:eastAsia="맑은 고딕"/>
+          <w:sz w:val="21"/>
+        </w:rPr>
+        <w:t>④ RESTART_SCN</w:t>
       </w:r>
     </w:p>
     <w:p>
@@ -1787,34 +2011,34 @@
           <w:rFonts w:ascii="맑은 고딕" w:hAnsi="맑은 고딕" w:eastAsia="맑은 고딕"/>
           <w:sz w:val="21"/>
         </w:rPr>
-        <w:t>① 적용을 먼저 멈춰야 반영된다</w:t>
-      </w:r>
-    </w:p>
-    <w:p>
-      <w:r>
-        <w:rPr>
-          <w:rFonts w:ascii="맑은 고딕" w:hAnsi="맑은 고딕" w:eastAsia="맑은 고딕"/>
-          <w:sz w:val="21"/>
-        </w:rPr>
-        <w:t>② 언제든 즉시 반영된다</w:t>
-      </w:r>
-    </w:p>
-    <w:p>
-      <w:r>
-        <w:rPr>
-          <w:rFonts w:ascii="맑은 고딕" w:hAnsi="맑은 고딕" w:eastAsia="맑은 고딕"/>
-          <w:sz w:val="21"/>
-        </w:rPr>
-        <w:t>③ 재기동이 필요하다</w:t>
-      </w:r>
-    </w:p>
-    <w:p>
-      <w:r>
-        <w:rPr>
-          <w:rFonts w:ascii="맑은 고딕" w:hAnsi="맑은 고딕" w:eastAsia="맑은 고딕"/>
-          <w:sz w:val="21"/>
-        </w:rPr>
-        <w:t>④ Primary에서 실행해야 한다</w:t>
+        <w:t>① Primary에서 실행해야 한다</w:t>
+      </w:r>
+    </w:p>
+    <w:p>
+      <w:r>
+        <w:rPr>
+          <w:rFonts w:ascii="맑은 고딕" w:hAnsi="맑은 고딕" w:eastAsia="맑은 고딕"/>
+          <w:sz w:val="21"/>
+        </w:rPr>
+        <w:t>② 재기동이 필요하다</w:t>
+      </w:r>
+    </w:p>
+    <w:p>
+      <w:r>
+        <w:rPr>
+          <w:rFonts w:ascii="맑은 고딕" w:hAnsi="맑은 고딕" w:eastAsia="맑은 고딕"/>
+          <w:sz w:val="21"/>
+        </w:rPr>
+        <w:t>③ 언제든 즉시 반영된다</w:t>
+      </w:r>
+    </w:p>
+    <w:p>
+      <w:r>
+        <w:rPr>
+          <w:rFonts w:ascii="맑은 고딕" w:hAnsi="맑은 고딕" w:eastAsia="맑은 고딕"/>
+          <w:sz w:val="21"/>
+        </w:rPr>
+        <w:t>④ 적용을 먼저 멈춰야 반영된다</w:t>
       </w:r>
     </w:p>
     <w:p>
@@ -1841,34 +2065,34 @@
           <w:rFonts w:ascii="맑은 고딕" w:hAnsi="맑은 고딕" w:eastAsia="맑은 고딕"/>
           <w:sz w:val="21"/>
         </w:rPr>
-        <w:t>① 테이블은 만들어지고 데이터는 비어 있다</w:t>
-      </w:r>
-    </w:p>
-    <w:p>
-      <w:r>
-        <w:rPr>
-          <w:rFonts w:ascii="맑은 고딕" w:hAnsi="맑은 고딕" w:eastAsia="맑은 고딕"/>
-          <w:sz w:val="21"/>
-        </w:rPr>
-        <w:t>② 테이블 자체가 없다</w:t>
-      </w:r>
-    </w:p>
-    <w:p>
-      <w:r>
-        <w:rPr>
-          <w:rFonts w:ascii="맑은 고딕" w:hAnsi="맑은 고딕" w:eastAsia="맑은 고딕"/>
-          <w:sz w:val="21"/>
-        </w:rPr>
-        <w:t>③ 데이터까지 복제된다</w:t>
-      </w:r>
-    </w:p>
-    <w:p>
-      <w:r>
-        <w:rPr>
-          <w:rFonts w:ascii="맑은 고딕" w:hAnsi="맑은 고딕" w:eastAsia="맑은 고딕"/>
-          <w:sz w:val="21"/>
-        </w:rPr>
-        <w:t>④ 오류가 발생해 적용이 멈춘다</w:t>
+        <w:t>① 오류가 발생해 적용이 멈춘다</w:t>
+      </w:r>
+    </w:p>
+    <w:p>
+      <w:r>
+        <w:rPr>
+          <w:rFonts w:ascii="맑은 고딕" w:hAnsi="맑은 고딕" w:eastAsia="맑은 고딕"/>
+          <w:sz w:val="21"/>
+        </w:rPr>
+        <w:t>② 데이터까지 복제된다</w:t>
+      </w:r>
+    </w:p>
+    <w:p>
+      <w:r>
+        <w:rPr>
+          <w:rFonts w:ascii="맑은 고딕" w:hAnsi="맑은 고딕" w:eastAsia="맑은 고딕"/>
+          <w:sz w:val="21"/>
+        </w:rPr>
+        <w:t>③ 테이블은 만들어지고 데이터는 비어 있다</w:t>
+      </w:r>
+    </w:p>
+    <w:p>
+      <w:r>
+        <w:rPr>
+          <w:rFonts w:ascii="맑은 고딕" w:hAnsi="맑은 고딕" w:eastAsia="맑은 고딕"/>
+          <w:sz w:val="21"/>
+        </w:rPr>
+        <w:t>④ 테이블 자체가 없다</w:t>
       </w:r>
     </w:p>
     <w:p>
@@ -1895,34 +2119,34 @@
           <w:rFonts w:ascii="맑은 고딕" w:hAnsi="맑은 고딕" w:eastAsia="맑은 고딕"/>
           <w:sz w:val="21"/>
         </w:rPr>
-        <w:t>① 오류가 아니라 0행이라서 정상으로 착각한다</w:t>
-      </w:r>
-    </w:p>
-    <w:p>
-      <w:r>
-        <w:rPr>
-          <w:rFonts w:ascii="맑은 고딕" w:hAnsi="맑은 고딕" w:eastAsia="맑은 고딕"/>
-          <w:sz w:val="21"/>
-        </w:rPr>
-        <w:t>② 데이터베이스가 멈춘다</w:t>
-      </w:r>
-    </w:p>
-    <w:p>
-      <w:r>
-        <w:rPr>
-          <w:rFonts w:ascii="맑은 고딕" w:hAnsi="맑은 고딕" w:eastAsia="맑은 고딕"/>
-          <w:sz w:val="21"/>
-        </w:rPr>
-        <w:t>③ 디스크를 많이 쓴다</w:t>
-      </w:r>
-    </w:p>
-    <w:p>
-      <w:r>
-        <w:rPr>
-          <w:rFonts w:ascii="맑은 고딕" w:hAnsi="맑은 고딕" w:eastAsia="맑은 고딕"/>
-          <w:sz w:val="21"/>
-        </w:rPr>
-        <w:t>④ Primary에 영향을 준다</w:t>
+        <w:t>① 데이터베이스가 멈춘다</w:t>
+      </w:r>
+    </w:p>
+    <w:p>
+      <w:r>
+        <w:rPr>
+          <w:rFonts w:ascii="맑은 고딕" w:hAnsi="맑은 고딕" w:eastAsia="맑은 고딕"/>
+          <w:sz w:val="21"/>
+        </w:rPr>
+        <w:t>② 오류가 아니라 0행이라서 정상으로 착각한다</w:t>
+      </w:r>
+    </w:p>
+    <w:p>
+      <w:r>
+        <w:rPr>
+          <w:rFonts w:ascii="맑은 고딕" w:hAnsi="맑은 고딕" w:eastAsia="맑은 고딕"/>
+          <w:sz w:val="21"/>
+        </w:rPr>
+        <w:t>③ Primary에 영향을 준다</w:t>
+      </w:r>
+    </w:p>
+    <w:p>
+      <w:r>
+        <w:rPr>
+          <w:rFonts w:ascii="맑은 고딕" w:hAnsi="맑은 고딕" w:eastAsia="맑은 고딕"/>
+          <w:sz w:val="21"/>
+        </w:rPr>
+        <w:t>④ 디스크를 많이 쓴다</w:t>
       </w:r>
     </w:p>
     <w:p>
@@ -1949,34 +2173,34 @@
           <w:rFonts w:ascii="맑은 고딕" w:hAnsi="맑은 고딕" w:eastAsia="맑은 고딕"/>
           <w:sz w:val="21"/>
         </w:rPr>
-        <w:t>① RECORD_UNSUPPORTED_OPERATIONS</w:t>
-      </w:r>
-    </w:p>
-    <w:p>
-      <w:r>
-        <w:rPr>
-          <w:rFonts w:ascii="맑은 고딕" w:hAnsi="맑은 고딕" w:eastAsia="맑은 고딕"/>
-          <w:sz w:val="21"/>
-        </w:rPr>
-        <w:t>② RECORD_SKIP_ERRORS</w:t>
-      </w:r>
-    </w:p>
-    <w:p>
-      <w:r>
-        <w:rPr>
-          <w:rFonts w:ascii="맑은 고딕" w:hAnsi="맑은 고딕" w:eastAsia="맑은 고딕"/>
-          <w:sz w:val="21"/>
-        </w:rPr>
-        <w:t>③ RECORD_APPLIED_DDL</w:t>
-      </w:r>
-    </w:p>
-    <w:p>
-      <w:r>
-        <w:rPr>
-          <w:rFonts w:ascii="맑은 고딕" w:hAnsi="맑은 고딕" w:eastAsia="맑은 고딕"/>
-          <w:sz w:val="21"/>
-        </w:rPr>
-        <w:t>④ MAX_EVENTS_RECORDED</w:t>
+        <w:t>① MAX_EVENTS_RECORDED</w:t>
+      </w:r>
+    </w:p>
+    <w:p>
+      <w:r>
+        <w:rPr>
+          <w:rFonts w:ascii="맑은 고딕" w:hAnsi="맑은 고딕" w:eastAsia="맑은 고딕"/>
+          <w:sz w:val="21"/>
+        </w:rPr>
+        <w:t>② RECORD_APPLIED_DDL</w:t>
+      </w:r>
+    </w:p>
+    <w:p>
+      <w:r>
+        <w:rPr>
+          <w:rFonts w:ascii="맑은 고딕" w:hAnsi="맑은 고딕" w:eastAsia="맑은 고딕"/>
+          <w:sz w:val="21"/>
+        </w:rPr>
+        <w:t>③ RECORD_SKIP_ERRORS</w:t>
+      </w:r>
+    </w:p>
+    <w:p>
+      <w:r>
+        <w:rPr>
+          <w:rFonts w:ascii="맑은 고딕" w:hAnsi="맑은 고딕" w:eastAsia="맑은 고딕"/>
+          <w:sz w:val="21"/>
+        </w:rPr>
+        <w:t>④ RECORD_UNSUPPORTED_OPERATIONS</w:t>
       </w:r>
     </w:p>
     <w:p>
@@ -1994,43 +2218,57 @@
           <w:rFonts w:ascii="맑은 고딕" w:hAnsi="맑은 고딕" w:eastAsia="맑은 고딕"/>
           <w:sz w:val="21"/>
         </w:rPr>
-        <w:t>[중-17] `MAX_SERVERS`를 되돌릴 때 ORA-16081이 난 이유는?</w:t>
-      </w:r>
-    </w:p>
-    <w:p>
-      <w:r>
-        <w:rPr>
-          <w:rFonts w:ascii="맑은 고딕" w:hAnsi="맑은 고딕" w:eastAsia="맑은 고딕"/>
-          <w:sz w:val="21"/>
-        </w:rPr>
-        <w:t>① APPLY_SERVERS가 아직 크게 설정되어 있다</w:t>
-      </w:r>
-    </w:p>
-    <w:p>
-      <w:r>
-        <w:rPr>
-          <w:rFonts w:ascii="맑은 고딕" w:hAnsi="맑은 고딕" w:eastAsia="맑은 고딕"/>
-          <w:sz w:val="21"/>
-        </w:rPr>
-        <w:t>② 적용이 돌고 있다</w:t>
-      </w:r>
-    </w:p>
-    <w:p>
-      <w:r>
-        <w:rPr>
-          <w:rFonts w:ascii="맑은 고딕" w:hAnsi="맑은 고딕" w:eastAsia="맑은 고딕"/>
-          <w:sz w:val="21"/>
-        </w:rPr>
-        <w:t>③ 권한이 없다</w:t>
-      </w:r>
-    </w:p>
-    <w:p>
-      <w:r>
-        <w:rPr>
-          <w:rFonts w:ascii="맑은 고딕" w:hAnsi="맑은 고딕" w:eastAsia="맑은 고딕"/>
-          <w:sz w:val="21"/>
-        </w:rPr>
-        <w:t>④ 값이 범위를 벗어났다</w:t>
+        <w:t xml:space="preserve">[중-17] </w:t>
+      </w:r>
+      <w:r>
+        <w:rPr>
+          <w:rFonts w:ascii="Consolas" w:hAnsi="Consolas" w:eastAsia="맑은 고딕"/>
+          <w:sz w:val="21"/>
+        </w:rPr>
+        <w:t xml:space="preserve">MAX_SERVERS</w:t>
+      </w:r>
+      <w:r>
+        <w:rPr>
+          <w:rFonts w:ascii="맑은 고딕" w:hAnsi="맑은 고딕" w:eastAsia="맑은 고딕"/>
+          <w:sz w:val="21"/>
+        </w:rPr>
+        <w:t xml:space="preserve">를 되돌릴 때 ORA-16081이 난 이유는?</w:t>
+      </w:r>
+    </w:p>
+    <w:p>
+      <w:r>
+        <w:rPr>
+          <w:rFonts w:ascii="맑은 고딕" w:hAnsi="맑은 고딕" w:eastAsia="맑은 고딕"/>
+          <w:sz w:val="21"/>
+        </w:rPr>
+        <w:t>① 권한이 없다</w:t>
+      </w:r>
+    </w:p>
+    <w:p>
+      <w:r>
+        <w:rPr>
+          <w:rFonts w:ascii="맑은 고딕" w:hAnsi="맑은 고딕" w:eastAsia="맑은 고딕"/>
+          <w:sz w:val="21"/>
+        </w:rPr>
+        <w:t>② APPLY_SERVERS가 아직 크게 설정되어 있다</w:t>
+      </w:r>
+    </w:p>
+    <w:p>
+      <w:r>
+        <w:rPr>
+          <w:rFonts w:ascii="맑은 고딕" w:hAnsi="맑은 고딕" w:eastAsia="맑은 고딕"/>
+          <w:sz w:val="21"/>
+        </w:rPr>
+        <w:t>③ 값이 범위를 벗어났다</w:t>
+      </w:r>
+    </w:p>
+    <w:p>
+      <w:r>
+        <w:rPr>
+          <w:rFonts w:ascii="맑은 고딕" w:hAnsi="맑은 고딕" w:eastAsia="맑은 고딕"/>
+          <w:sz w:val="21"/>
+        </w:rPr>
+        <w:t>④ 적용이 돌고 있다</w:t>
       </w:r>
     </w:p>
     <w:p>
@@ -2057,16 +2295,16 @@
           <w:rFonts w:ascii="맑은 고딕" w:hAnsi="맑은 고딕" w:eastAsia="맑은 고딕"/>
           <w:sz w:val="21"/>
         </w:rPr>
-        <w:t>① APPLY_SERVERS를 먼저 되돌린다</w:t>
-      </w:r>
-    </w:p>
-    <w:p>
-      <w:r>
-        <w:rPr>
-          <w:rFonts w:ascii="맑은 고딕" w:hAnsi="맑은 고딕" w:eastAsia="맑은 고딕"/>
-          <w:sz w:val="21"/>
-        </w:rPr>
-        <w:t>② MAX_SERVERS를 먼저 되돌린다</w:t>
+        <w:t>① MAX_SERVERS를 먼저 되돌린다</w:t>
+      </w:r>
+    </w:p>
+    <w:p>
+      <w:r>
+        <w:rPr>
+          <w:rFonts w:ascii="맑은 고딕" w:hAnsi="맑은 고딕" w:eastAsia="맑은 고딕"/>
+          <w:sz w:val="21"/>
+        </w:rPr>
+        <w:t>② APPLY_SERVERS를 먼저 되돌린다</w:t>
       </w:r>
     </w:p>
     <w:p>
@@ -2111,34 +2349,34 @@
           <w:rFonts w:ascii="맑은 고딕" w:hAnsi="맑은 고딕" w:eastAsia="맑은 고딕"/>
           <w:sz w:val="21"/>
         </w:rPr>
-        <w:t>① ORA-16128</w:t>
-      </w:r>
-    </w:p>
-    <w:p>
-      <w:r>
-        <w:rPr>
-          <w:rFonts w:ascii="맑은 고딕" w:hAnsi="맑은 고딕" w:eastAsia="맑은 고딕"/>
-          <w:sz w:val="21"/>
-        </w:rPr>
-        <w:t>② ORA-16111</w:t>
-      </w:r>
-    </w:p>
-    <w:p>
-      <w:r>
-        <w:rPr>
-          <w:rFonts w:ascii="맑은 고딕" w:hAnsi="맑은 고딕" w:eastAsia="맑은 고딕"/>
-          <w:sz w:val="21"/>
-        </w:rPr>
-        <w:t>③ ORA-16222</w:t>
-      </w:r>
-    </w:p>
-    <w:p>
-      <w:r>
-        <w:rPr>
-          <w:rFonts w:ascii="맑은 고딕" w:hAnsi="맑은 고딕" w:eastAsia="맑은 고딕"/>
-          <w:sz w:val="21"/>
-        </w:rPr>
-        <w:t>④ ORA-16116</w:t>
+        <w:t>① ORA-16116</w:t>
+      </w:r>
+    </w:p>
+    <w:p>
+      <w:r>
+        <w:rPr>
+          <w:rFonts w:ascii="맑은 고딕" w:hAnsi="맑은 고딕" w:eastAsia="맑은 고딕"/>
+          <w:sz w:val="21"/>
+        </w:rPr>
+        <w:t>② ORA-16128</w:t>
+      </w:r>
+    </w:p>
+    <w:p>
+      <w:r>
+        <w:rPr>
+          <w:rFonts w:ascii="맑은 고딕" w:hAnsi="맑은 고딕" w:eastAsia="맑은 고딕"/>
+          <w:sz w:val="21"/>
+        </w:rPr>
+        <w:t>③ ORA-16111</w:t>
+      </w:r>
+    </w:p>
+    <w:p>
+      <w:r>
+        <w:rPr>
+          <w:rFonts w:ascii="맑은 고딕" w:hAnsi="맑은 고딕" w:eastAsia="맑은 고딕"/>
+          <w:sz w:val="21"/>
+        </w:rPr>
+        <w:t>④ ORA-16222</w:t>
       </w:r>
     </w:p>
     <w:p>
@@ -2183,16 +2421,16 @@
           <w:rFonts w:ascii="맑은 고딕" w:hAnsi="맑은 고딕" w:eastAsia="맑은 고딕"/>
           <w:sz w:val="21"/>
         </w:rPr>
-        <w:t>③ 보장 복원 지점</w:t>
-      </w:r>
-    </w:p>
-    <w:p>
-      <w:r>
-        <w:rPr>
-          <w:rFonts w:ascii="맑은 고딕" w:hAnsi="맑은 고딕" w:eastAsia="맑은 고딕"/>
-          <w:sz w:val="21"/>
-        </w:rPr>
-        <w:t>④ export 덤프</w:t>
+        <w:t>③ export 덤프</w:t>
+      </w:r>
+    </w:p>
+    <w:p>
+      <w:r>
+        <w:rPr>
+          <w:rFonts w:ascii="맑은 고딕" w:hAnsi="맑은 고딕" w:eastAsia="맑은 고딕"/>
+          <w:sz w:val="21"/>
+        </w:rPr>
+        <w:t>④ 보장 복원 지점</w:t>
       </w:r>
     </w:p>
     <w:p>
@@ -2218,16 +2456,30 @@
           <w:rFonts w:ascii="맑은 고딕" w:hAnsi="맑은 고딕" w:eastAsia="맑은 고딕"/>
           <w:sz w:val="21"/>
         </w:rPr>
-        <w:t>[상-01] 가드가 `ALL`일 때 SYS가 복제 테이블을 고칠 수 있는가?</w:t>
-      </w:r>
-    </w:p>
-    <w:p>
-      <w:r>
-        <w:rPr>
-          <w:rFonts w:ascii="맑은 고딕" w:hAnsi="맑은 고딕" w:eastAsia="맑은 고딕"/>
-          <w:sz w:val="21"/>
-        </w:rPr>
-        <w:t>① 있다 — SYS는 가드의 예외다</w:t>
+        <w:t xml:space="preserve">[상-01] 가드가 </w:t>
+      </w:r>
+      <w:r>
+        <w:rPr>
+          <w:rFonts w:ascii="Consolas" w:hAnsi="Consolas" w:eastAsia="맑은 고딕"/>
+          <w:sz w:val="21"/>
+        </w:rPr>
+        <w:t xml:space="preserve">ALL</w:t>
+      </w:r>
+      <w:r>
+        <w:rPr>
+          <w:rFonts w:ascii="맑은 고딕" w:hAnsi="맑은 고딕" w:eastAsia="맑은 고딕"/>
+          <w:sz w:val="21"/>
+        </w:rPr>
+        <w:t xml:space="preserve">일 때 SYS가 복제 테이블을 고칠 수 있는가?</w:t>
+      </w:r>
+    </w:p>
+    <w:p>
+      <w:r>
+        <w:rPr>
+          <w:rFonts w:ascii="맑은 고딕" w:hAnsi="맑은 고딕" w:eastAsia="맑은 고딕"/>
+          <w:sz w:val="21"/>
+        </w:rPr>
+        <w:t>① 세션을 풀어야 한다</w:t>
       </w:r>
     </w:p>
     <w:p>
@@ -2245,7 +2497,7 @@
           <w:rFonts w:ascii="맑은 고딕" w:hAnsi="맑은 고딕" w:eastAsia="맑은 고딕"/>
           <w:sz w:val="21"/>
         </w:rPr>
-        <w:t>③ 세션을 풀어야 한다</w:t>
+        <w:t>③ 있다 — SYS는 가드의 예외다</w:t>
       </w:r>
     </w:p>
     <w:p>
@@ -2272,43 +2524,71 @@
           <w:rFonts w:ascii="맑은 고딕" w:hAnsi="맑은 고딕" w:eastAsia="맑은 고딕"/>
           <w:sz w:val="21"/>
         </w:rPr>
-        <w:t>[상-02] 실측에서 `STANDBY`와 `ALL`의 차이는?</w:t>
-      </w:r>
-    </w:p>
-    <w:p>
-      <w:r>
-        <w:rPr>
-          <w:rFonts w:ascii="맑은 고딕" w:hAnsi="맑은 고딕" w:eastAsia="맑은 고딕"/>
-          <w:sz w:val="21"/>
-        </w:rPr>
-        <w:t>① 두 값이 같게 동작했다</w:t>
-      </w:r>
-    </w:p>
-    <w:p>
-      <w:r>
-        <w:rPr>
-          <w:rFonts w:ascii="맑은 고딕" w:hAnsi="맑은 고딕" w:eastAsia="맑은 고딕"/>
-          <w:sz w:val="21"/>
-        </w:rPr>
-        <w:t>② STANDBY는 자기 테이블 쓰기를 허용했다</w:t>
-      </w:r>
-    </w:p>
-    <w:p>
-      <w:r>
-        <w:rPr>
-          <w:rFonts w:ascii="맑은 고딕" w:hAnsi="맑은 고딕" w:eastAsia="맑은 고딕"/>
-          <w:sz w:val="21"/>
-        </w:rPr>
-        <w:t>③ ALL만 SYS를 막았다</w:t>
-      </w:r>
-    </w:p>
-    <w:p>
-      <w:r>
-        <w:rPr>
-          <w:rFonts w:ascii="맑은 고딕" w:hAnsi="맑은 고딕" w:eastAsia="맑은 고딕"/>
-          <w:sz w:val="21"/>
-        </w:rPr>
-        <w:t>④ STANDBY는 아무것도 막지 않았다</w:t>
+        <w:t xml:space="preserve">[상-02] 실측에서 </w:t>
+      </w:r>
+      <w:r>
+        <w:rPr>
+          <w:rFonts w:ascii="Consolas" w:hAnsi="Consolas" w:eastAsia="맑은 고딕"/>
+          <w:sz w:val="21"/>
+        </w:rPr>
+        <w:t xml:space="preserve">STANDBY</w:t>
+      </w:r>
+      <w:r>
+        <w:rPr>
+          <w:rFonts w:ascii="맑은 고딕" w:hAnsi="맑은 고딕" w:eastAsia="맑은 고딕"/>
+          <w:sz w:val="21"/>
+        </w:rPr>
+        <w:t xml:space="preserve">와 </w:t>
+      </w:r>
+      <w:r>
+        <w:rPr>
+          <w:rFonts w:ascii="Consolas" w:hAnsi="Consolas" w:eastAsia="맑은 고딕"/>
+          <w:sz w:val="21"/>
+        </w:rPr>
+        <w:t xml:space="preserve">ALL</w:t>
+      </w:r>
+      <w:r>
+        <w:rPr>
+          <w:rFonts w:ascii="맑은 고딕" w:hAnsi="맑은 고딕" w:eastAsia="맑은 고딕"/>
+          <w:sz w:val="21"/>
+        </w:rPr>
+        <w:t xml:space="preserve">의 차이는?</w:t>
+      </w:r>
+    </w:p>
+    <w:p>
+      <w:r>
+        <w:rPr>
+          <w:rFonts w:ascii="맑은 고딕" w:hAnsi="맑은 고딕" w:eastAsia="맑은 고딕"/>
+          <w:sz w:val="21"/>
+        </w:rPr>
+        <w:t>① ALL만 SYS를 막았다</w:t>
+      </w:r>
+    </w:p>
+    <w:p>
+      <w:r>
+        <w:rPr>
+          <w:rFonts w:ascii="맑은 고딕" w:hAnsi="맑은 고딕" w:eastAsia="맑은 고딕"/>
+          <w:sz w:val="21"/>
+        </w:rPr>
+        <w:t>② STANDBY는 아무것도 막지 않았다</w:t>
+      </w:r>
+    </w:p>
+    <w:p>
+      <w:r>
+        <w:rPr>
+          <w:rFonts w:ascii="맑은 고딕" w:hAnsi="맑은 고딕" w:eastAsia="맑은 고딕"/>
+          <w:sz w:val="21"/>
+        </w:rPr>
+        <w:t>③ STANDBY는 자기 테이블 쓰기를 허용했다</w:t>
+      </w:r>
+    </w:p>
+    <w:p>
+      <w:r>
+        <w:rPr>
+          <w:rFonts w:ascii="맑은 고딕" w:hAnsi="맑은 고딕" w:eastAsia="맑은 고딕"/>
+          <w:sz w:val="21"/>
+        </w:rPr>
+        <w:t>④ 두 값이 같게 동작했다</w:t>
       </w:r>
     </w:p>
     <w:p>
@@ -2335,6 +2615,182 @@
           <w:rFonts w:ascii="맑은 고딕" w:hAnsi="맑은 고딕" w:eastAsia="맑은 고딕"/>
           <w:sz w:val="21"/>
         </w:rPr>
+        <w:t>① ORA-01031</w:t>
+      </w:r>
+    </w:p>
+    <w:p>
+      <w:r>
+        <w:rPr>
+          <w:rFonts w:ascii="맑은 고딕" w:hAnsi="맑은 고딕" w:eastAsia="맑은 고딕"/>
+          <w:sz w:val="21"/>
+        </w:rPr>
+        <w:t>② ORA-26676</w:t>
+      </w:r>
+    </w:p>
+    <w:p>
+      <w:r>
+        <w:rPr>
+          <w:rFonts w:ascii="맑은 고딕" w:hAnsi="맑은 고딕" w:eastAsia="맑은 고딕"/>
+          <w:sz w:val="21"/>
+        </w:rPr>
+        <w:t>③ ORA-16224</w:t>
+      </w:r>
+    </w:p>
+    <w:p>
+      <w:r>
+        <w:rPr>
+          <w:rFonts w:ascii="맑은 고딕" w:hAnsi="맑은 고딕" w:eastAsia="맑은 고딕"/>
+          <w:sz w:val="21"/>
+        </w:rPr>
+        <w:t>④ ORA-16000</w:t>
+      </w:r>
+    </w:p>
+    <w:p>
+      <w:r>
+        <w:rPr>
+          <w:rFonts w:ascii="맑은 고딕" w:hAnsi="맑은 고딕" w:eastAsia="맑은 고딕"/>
+          <w:sz w:val="21"/>
+        </w:rPr>
+        <w:t>상-04 · 객관식</w:t>
+      </w:r>
+    </w:p>
+    <w:p>
+      <w:r>
+        <w:rPr>
+          <w:rFonts w:ascii="맑은 고딕" w:hAnsi="맑은 고딕" w:eastAsia="맑은 고딕"/>
+          <w:sz w:val="21"/>
+        </w:rPr>
+        <w:t>[상-04] SYS가 복제 테이블에 컬럼을 추가하면 나타나는 오류는?</w:t>
+      </w:r>
+    </w:p>
+    <w:p>
+      <w:r>
+        <w:rPr>
+          <w:rFonts w:ascii="맑은 고딕" w:hAnsi="맑은 고딕" w:eastAsia="맑은 고딕"/>
+          <w:sz w:val="21"/>
+        </w:rPr>
+        <w:t>① ORA-01665</w:t>
+      </w:r>
+    </w:p>
+    <w:p>
+      <w:r>
+        <w:rPr>
+          <w:rFonts w:ascii="맑은 고딕" w:hAnsi="맑은 고딕" w:eastAsia="맑은 고딕"/>
+          <w:sz w:val="21"/>
+        </w:rPr>
+        <w:t>② ORA-26676</w:t>
+      </w:r>
+    </w:p>
+    <w:p>
+      <w:r>
+        <w:rPr>
+          <w:rFonts w:ascii="맑은 고딕" w:hAnsi="맑은 고딕" w:eastAsia="맑은 고딕"/>
+          <w:sz w:val="21"/>
+        </w:rPr>
+        <w:t>③ ORA-16224</w:t>
+      </w:r>
+    </w:p>
+    <w:p>
+      <w:r>
+        <w:rPr>
+          <w:rFonts w:ascii="맑은 고딕" w:hAnsi="맑은 고딕" w:eastAsia="맑은 고딕"/>
+          <w:sz w:val="21"/>
+        </w:rPr>
+        <w:t>④ ORA-26786</w:t>
+      </w:r>
+    </w:p>
+    <w:p>
+      <w:r>
+        <w:rPr>
+          <w:rFonts w:ascii="맑은 고딕" w:hAnsi="맑은 고딕" w:eastAsia="맑은 고딕"/>
+          <w:sz w:val="21"/>
+        </w:rPr>
+        <w:t>상-05 · 객관식</w:t>
+      </w:r>
+    </w:p>
+    <w:p>
+      <w:r>
+        <w:rPr>
+          <w:rFonts w:ascii="맑은 고딕" w:hAnsi="맑은 고딕" w:eastAsia="맑은 고딕"/>
+          <w:sz w:val="21"/>
+        </w:rPr>
+        <w:t>[상-05] 구조를 고친 뒤 드러난 다음 오류는?</w:t>
+      </w:r>
+    </w:p>
+    <w:p>
+      <w:r>
+        <w:rPr>
+          <w:rFonts w:ascii="맑은 고딕" w:hAnsi="맑은 고딕" w:eastAsia="맑은 고딕"/>
+          <w:sz w:val="21"/>
+        </w:rPr>
+        <w:t>① ORA-26786</w:t>
+      </w:r>
+    </w:p>
+    <w:p>
+      <w:r>
+        <w:rPr>
+          <w:rFonts w:ascii="맑은 고딕" w:hAnsi="맑은 고딕" w:eastAsia="맑은 고딕"/>
+          <w:sz w:val="21"/>
+        </w:rPr>
+        <w:t>② ORA-26676</w:t>
+      </w:r>
+    </w:p>
+    <w:p>
+      <w:r>
+        <w:rPr>
+          <w:rFonts w:ascii="맑은 고딕" w:hAnsi="맑은 고딕" w:eastAsia="맑은 고딕"/>
+          <w:sz w:val="21"/>
+        </w:rPr>
+        <w:t>③ ORA-16081</w:t>
+      </w:r>
+    </w:p>
+    <w:p>
+      <w:r>
+        <w:rPr>
+          <w:rFonts w:ascii="맑은 고딕" w:hAnsi="맑은 고딕" w:eastAsia="맑은 고딕"/>
+          <w:sz w:val="21"/>
+        </w:rPr>
+        <w:t>④ ORA-31631</w:t>
+      </w:r>
+    </w:p>
+    <w:p>
+      <w:r>
+        <w:rPr>
+          <w:rFonts w:ascii="맑은 고딕" w:hAnsi="맑은 고딕" w:eastAsia="맑은 고딕"/>
+          <w:sz w:val="21"/>
+        </w:rPr>
+        <w:t>상-06 · 객관식</w:t>
+      </w:r>
+    </w:p>
+    <w:p>
+      <w:r>
+        <w:rPr>
+          <w:rFonts w:ascii="맑은 고딕" w:hAnsi="맑은 고딕" w:eastAsia="맑은 고딕"/>
+          <w:sz w:val="21"/>
+        </w:rPr>
+        <w:t xml:space="preserve">[상-06] PDB 안에서 </w:t>
+      </w:r>
+      <w:r>
+        <w:rPr>
+          <w:rFonts w:ascii="Consolas" w:hAnsi="Consolas" w:eastAsia="맑은 고딕"/>
+          <w:sz w:val="21"/>
+        </w:rPr>
+        <w:t xml:space="preserve">ALTER DATABASE GUARD</w:t>
+      </w:r>
+      <w:r>
+        <w:rPr>
+          <w:rFonts w:ascii="맑은 고딕" w:hAnsi="맑은 고딕" w:eastAsia="맑은 고딕"/>
+          <w:sz w:val="21"/>
+        </w:rPr>
+        <w:t xml:space="preserve">를 실행하면?</w:t>
+      </w:r>
+    </w:p>
+    <w:p>
+      <w:r>
+        <w:rPr>
+          <w:rFonts w:ascii="맑은 고딕" w:hAnsi="맑은 고딕" w:eastAsia="맑은 고딕"/>
+          <w:sz w:val="21"/>
+        </w:rPr>
         <w:t>① ORA-16224</w:t>
       </w:r>
     </w:p>
@@ -2344,7 +2800,237 @@
           <w:rFonts w:ascii="맑은 고딕" w:hAnsi="맑은 고딕" w:eastAsia="맑은 고딕"/>
           <w:sz w:val="21"/>
         </w:rPr>
-        <w:t>② ORA-16000</w:t>
+        <w:t>② 정상 수행된다</w:t>
+      </w:r>
+    </w:p>
+    <w:p>
+      <w:r>
+        <w:rPr>
+          <w:rFonts w:ascii="맑은 고딕" w:hAnsi="맑은 고딕" w:eastAsia="맑은 고딕"/>
+          <w:sz w:val="21"/>
+        </w:rPr>
+        <w:t>③ ORA-65040</w:t>
+      </w:r>
+    </w:p>
+    <w:p>
+      <w:r>
+        <w:rPr>
+          <w:rFonts w:ascii="맑은 고딕" w:hAnsi="맑은 고딕" w:eastAsia="맑은 고딕"/>
+          <w:sz w:val="21"/>
+        </w:rPr>
+        <w:t>④ ORA-01031</w:t>
+      </w:r>
+    </w:p>
+    <w:p>
+      <w:r>
+        <w:rPr>
+          <w:rFonts w:ascii="맑은 고딕" w:hAnsi="맑은 고딕" w:eastAsia="맑은 고딕"/>
+          <w:sz w:val="21"/>
+        </w:rPr>
+        <w:t>상-07 · 객관식</w:t>
+      </w:r>
+    </w:p>
+    <w:p>
+      <w:r>
+        <w:rPr>
+          <w:rFonts w:ascii="맑은 고딕" w:hAnsi="맑은 고딕" w:eastAsia="맑은 고딕"/>
+          <w:sz w:val="21"/>
+        </w:rPr>
+        <w:t>[상-07] 어긋난 테이블 하나를 다시 가져오는 프로시저는?</w:t>
+      </w:r>
+    </w:p>
+    <w:p>
+      <w:r>
+        <w:rPr>
+          <w:rFonts w:ascii="맑은 고딕" w:hAnsi="맑은 고딕" w:eastAsia="맑은 고딕"/>
+          <w:sz w:val="21"/>
+        </w:rPr>
+        <w:t>① DBMS_LOGSTDBY.INSTANTIATE_TABLE</w:t>
+      </w:r>
+    </w:p>
+    <w:p>
+      <w:r>
+        <w:rPr>
+          <w:rFonts w:ascii="맑은 고딕" w:hAnsi="맑은 고딕" w:eastAsia="맑은 고딕"/>
+          <w:sz w:val="21"/>
+        </w:rPr>
+        <w:t>② DBMS_LOGSTDBY.SKIP_TRANSACTION</w:t>
+      </w:r>
+    </w:p>
+    <w:p>
+      <w:r>
+        <w:rPr>
+          <w:rFonts w:ascii="맑은 고딕" w:hAnsi="맑은 고딕" w:eastAsia="맑은 고딕"/>
+          <w:sz w:val="21"/>
+        </w:rPr>
+        <w:t>③ DBMS_LOGSTDBY.APPLY_SET</w:t>
+      </w:r>
+    </w:p>
+    <w:p>
+      <w:r>
+        <w:rPr>
+          <w:rFonts w:ascii="맑은 고딕" w:hAnsi="맑은 고딕" w:eastAsia="맑은 고딕"/>
+          <w:sz w:val="21"/>
+        </w:rPr>
+        <w:t>④ DBMS_LOGSTDBY.REBUILD</w:t>
+      </w:r>
+    </w:p>
+    <w:p>
+      <w:r>
+        <w:rPr>
+          <w:rFonts w:ascii="맑은 고딕" w:hAnsi="맑은 고딕" w:eastAsia="맑은 고딕"/>
+          <w:sz w:val="21"/>
+        </w:rPr>
+        <w:t>상-08 · 객관식</w:t>
+      </w:r>
+    </w:p>
+    <w:p>
+      <w:r>
+        <w:rPr>
+          <w:rFonts w:ascii="맑은 고딕" w:hAnsi="맑은 고딕" w:eastAsia="맑은 고딕"/>
+          <w:sz w:val="21"/>
+        </w:rPr>
+        <w:t>[상-08] 그 프로시저가 ORA-31631을 낸 이유는?</w:t>
+      </w:r>
+    </w:p>
+    <w:p>
+      <w:r>
+        <w:rPr>
+          <w:rFonts w:ascii="맑은 고딕" w:hAnsi="맑은 고딕" w:eastAsia="맑은 고딕"/>
+          <w:sz w:val="21"/>
+        </w:rPr>
+        <w:t>① 링크가 잘못됐다</w:t>
+      </w:r>
+    </w:p>
+    <w:p>
+      <w:r>
+        <w:rPr>
+          <w:rFonts w:ascii="맑은 고딕" w:hAnsi="맑은 고딕" w:eastAsia="맑은 고딕"/>
+          <w:sz w:val="21"/>
+        </w:rPr>
+        <w:t>② 가드가 켜져 있다</w:t>
+      </w:r>
+    </w:p>
+    <w:p>
+      <w:r>
+        <w:rPr>
+          <w:rFonts w:ascii="맑은 고딕" w:hAnsi="맑은 고딕" w:eastAsia="맑은 고딕"/>
+          <w:sz w:val="21"/>
+        </w:rPr>
+        <w:t>③ 링크 계정에 Data Pump 권한이 없다</w:t>
+      </w:r>
+    </w:p>
+    <w:p>
+      <w:r>
+        <w:rPr>
+          <w:rFonts w:ascii="맑은 고딕" w:hAnsi="맑은 고딕" w:eastAsia="맑은 고딕"/>
+          <w:sz w:val="21"/>
+        </w:rPr>
+        <w:t>④ 테이블이 없다</w:t>
+      </w:r>
+    </w:p>
+    <w:p>
+      <w:r>
+        <w:rPr>
+          <w:rFonts w:ascii="맑은 고딕" w:hAnsi="맑은 고딕" w:eastAsia="맑은 고딕"/>
+          <w:sz w:val="21"/>
+        </w:rPr>
+        <w:t>상-09 · 객관식</w:t>
+      </w:r>
+    </w:p>
+    <w:p>
+      <w:r>
+        <w:rPr>
+          <w:rFonts w:ascii="맑은 고딕" w:hAnsi="맑은 고딕" w:eastAsia="맑은 고딕"/>
+          <w:sz w:val="21"/>
+        </w:rPr>
+        <w:t>[상-09] 그 실패가 남긴 상태는?</w:t>
+      </w:r>
+    </w:p>
+    <w:p>
+      <w:r>
+        <w:rPr>
+          <w:rFonts w:ascii="맑은 고딕" w:hAnsi="맑은 고딕" w:eastAsia="맑은 고딕"/>
+          <w:sz w:val="21"/>
+        </w:rPr>
+        <w:t>① 데이터만 지워졌다</w:t>
+      </w:r>
+    </w:p>
+    <w:p>
+      <w:r>
+        <w:rPr>
+          <w:rFonts w:ascii="맑은 고딕" w:hAnsi="맑은 고딕" w:eastAsia="맑은 고딕"/>
+          <w:sz w:val="21"/>
+        </w:rPr>
+        <w:t>② 아무 변화가 없다</w:t>
+      </w:r>
+    </w:p>
+    <w:p>
+      <w:r>
+        <w:rPr>
+          <w:rFonts w:ascii="맑은 고딕" w:hAnsi="맑은 고딕" w:eastAsia="맑은 고딕"/>
+          <w:sz w:val="21"/>
+        </w:rPr>
+        <w:t>③ 적용이 재개됐다</w:t>
+      </w:r>
+    </w:p>
+    <w:p>
+      <w:r>
+        <w:rPr>
+          <w:rFonts w:ascii="맑은 고딕" w:hAnsi="맑은 고딕" w:eastAsia="맑은 고딕"/>
+          <w:sz w:val="21"/>
+        </w:rPr>
+        <w:t>④ 테이블이 지워진 채로 남았다</w:t>
+      </w:r>
+    </w:p>
+    <w:p>
+      <w:r>
+        <w:rPr>
+          <w:rFonts w:ascii="맑은 고딕" w:hAnsi="맑은 고딕" w:eastAsia="맑은 고딕"/>
+          <w:sz w:val="21"/>
+        </w:rPr>
+        <w:t>상-10 · 객관식</w:t>
+      </w:r>
+    </w:p>
+    <w:p>
+      <w:r>
+        <w:rPr>
+          <w:rFonts w:ascii="맑은 고딕" w:hAnsi="맑은 고딕" w:eastAsia="맑은 고딕"/>
+          <w:sz w:val="21"/>
+        </w:rPr>
+        <w:t xml:space="preserve">[상-10] </w:t>
+      </w:r>
+      <w:r>
+        <w:rPr>
+          <w:rFonts w:ascii="Consolas" w:hAnsi="Consolas" w:eastAsia="맑은 고딕"/>
+          <w:sz w:val="21"/>
+        </w:rPr>
+        <w:t xml:space="preserve">ALTER SESSION DISABLE GUARD</w:t>
+      </w:r>
+      <w:r>
+        <w:rPr>
+          <w:rFonts w:ascii="맑은 고딕" w:hAnsi="맑은 고딕" w:eastAsia="맑은 고딕"/>
+          <w:sz w:val="21"/>
+        </w:rPr>
+        <w:t xml:space="preserve">에 필요한 권한이 없으면?</w:t>
+      </w:r>
+    </w:p>
+    <w:p>
+      <w:r>
+        <w:rPr>
+          <w:rFonts w:ascii="맑은 고딕" w:hAnsi="맑은 고딕" w:eastAsia="맑은 고딕"/>
+          <w:sz w:val="21"/>
+        </w:rPr>
+        <w:t>① 정상 수행된다</w:t>
+      </w:r>
+    </w:p>
+    <w:p>
+      <w:r>
+        <w:rPr>
+          <w:rFonts w:ascii="맑은 고딕" w:hAnsi="맑은 고딕" w:eastAsia="맑은 고딕"/>
+          <w:sz w:val="21"/>
+        </w:rPr>
+        <w:t>② ORA-65040</w:t>
       </w:r>
     </w:p>
     <w:p>
@@ -2362,388 +3048,12 @@
           <w:rFonts w:ascii="맑은 고딕" w:hAnsi="맑은 고딕" w:eastAsia="맑은 고딕"/>
           <w:sz w:val="21"/>
         </w:rPr>
-        <w:t>④ ORA-26676</w:t>
-      </w:r>
-    </w:p>
-    <w:p>
-      <w:r>
-        <w:rPr>
-          <w:rFonts w:ascii="맑은 고딕" w:hAnsi="맑은 고딕" w:eastAsia="맑은 고딕"/>
-          <w:sz w:val="21"/>
-        </w:rPr>
-        <w:t>상-04 · 객관식</w:t>
-      </w:r>
-    </w:p>
-    <w:p>
-      <w:r>
-        <w:rPr>
-          <w:rFonts w:ascii="맑은 고딕" w:hAnsi="맑은 고딕" w:eastAsia="맑은 고딕"/>
-          <w:sz w:val="21"/>
-        </w:rPr>
-        <w:t>[상-04] SYS가 복제 테이블에 컬럼을 추가하면 나타나는 오류는?</w:t>
-      </w:r>
-    </w:p>
-    <w:p>
-      <w:r>
-        <w:rPr>
-          <w:rFonts w:ascii="맑은 고딕" w:hAnsi="맑은 고딕" w:eastAsia="맑은 고딕"/>
-          <w:sz w:val="21"/>
-        </w:rPr>
-        <w:t>① ORA-26676</w:t>
-      </w:r>
-    </w:p>
-    <w:p>
-      <w:r>
-        <w:rPr>
-          <w:rFonts w:ascii="맑은 고딕" w:hAnsi="맑은 고딕" w:eastAsia="맑은 고딕"/>
-          <w:sz w:val="21"/>
-        </w:rPr>
-        <w:t>② ORA-26786</w:t>
-      </w:r>
-    </w:p>
-    <w:p>
-      <w:r>
-        <w:rPr>
-          <w:rFonts w:ascii="맑은 고딕" w:hAnsi="맑은 고딕" w:eastAsia="맑은 고딕"/>
-          <w:sz w:val="21"/>
-        </w:rPr>
-        <w:t>③ ORA-16224</w:t>
-      </w:r>
-    </w:p>
-    <w:p>
-      <w:r>
-        <w:rPr>
-          <w:rFonts w:ascii="맑은 고딕" w:hAnsi="맑은 고딕" w:eastAsia="맑은 고딕"/>
-          <w:sz w:val="21"/>
-        </w:rPr>
-        <w:t>④ ORA-01665</w:t>
-      </w:r>
-    </w:p>
-    <w:p>
-      <w:r>
-        <w:rPr>
-          <w:rFonts w:ascii="맑은 고딕" w:hAnsi="맑은 고딕" w:eastAsia="맑은 고딕"/>
-          <w:sz w:val="21"/>
-        </w:rPr>
-        <w:t>상-05 · 객관식</w:t>
-      </w:r>
-    </w:p>
-    <w:p>
-      <w:r>
-        <w:rPr>
-          <w:rFonts w:ascii="맑은 고딕" w:hAnsi="맑은 고딕" w:eastAsia="맑은 고딕"/>
-          <w:sz w:val="21"/>
-        </w:rPr>
-        <w:t>[상-05] 구조를 고친 뒤 드러난 다음 오류는?</w:t>
-      </w:r>
-    </w:p>
-    <w:p>
-      <w:r>
-        <w:rPr>
-          <w:rFonts w:ascii="맑은 고딕" w:hAnsi="맑은 고딕" w:eastAsia="맑은 고딕"/>
-          <w:sz w:val="21"/>
-        </w:rPr>
-        <w:t>① ORA-26786</w:t>
-      </w:r>
-    </w:p>
-    <w:p>
-      <w:r>
-        <w:rPr>
-          <w:rFonts w:ascii="맑은 고딕" w:hAnsi="맑은 고딕" w:eastAsia="맑은 고딕"/>
-          <w:sz w:val="21"/>
-        </w:rPr>
-        <w:t>② ORA-26676</w:t>
-      </w:r>
-    </w:p>
-    <w:p>
-      <w:r>
-        <w:rPr>
-          <w:rFonts w:ascii="맑은 고딕" w:hAnsi="맑은 고딕" w:eastAsia="맑은 고딕"/>
-          <w:sz w:val="21"/>
-        </w:rPr>
-        <w:t>③ ORA-16081</w:t>
-      </w:r>
-    </w:p>
-    <w:p>
-      <w:r>
-        <w:rPr>
-          <w:rFonts w:ascii="맑은 고딕" w:hAnsi="맑은 고딕" w:eastAsia="맑은 고딕"/>
-          <w:sz w:val="21"/>
-        </w:rPr>
-        <w:t>④ ORA-31631</w:t>
-      </w:r>
-    </w:p>
-    <w:p>
-      <w:r>
-        <w:rPr>
-          <w:rFonts w:ascii="맑은 고딕" w:hAnsi="맑은 고딕" w:eastAsia="맑은 고딕"/>
-          <w:sz w:val="21"/>
-        </w:rPr>
-        <w:t>상-06 · 객관식</w:t>
-      </w:r>
-    </w:p>
-    <w:p>
-      <w:r>
-        <w:rPr>
-          <w:rFonts w:ascii="맑은 고딕" w:hAnsi="맑은 고딕" w:eastAsia="맑은 고딕"/>
-          <w:sz w:val="21"/>
-        </w:rPr>
-        <w:t>[상-06] PDB 안에서 `ALTER DATABASE GUARD`를 실행하면?</w:t>
-      </w:r>
-    </w:p>
-    <w:p>
-      <w:r>
-        <w:rPr>
-          <w:rFonts w:ascii="맑은 고딕" w:hAnsi="맑은 고딕" w:eastAsia="맑은 고딕"/>
-          <w:sz w:val="21"/>
-        </w:rPr>
-        <w:t>① ORA-65040</w:t>
-      </w:r>
-    </w:p>
-    <w:p>
-      <w:r>
-        <w:rPr>
-          <w:rFonts w:ascii="맑은 고딕" w:hAnsi="맑은 고딕" w:eastAsia="맑은 고딕"/>
-          <w:sz w:val="21"/>
-        </w:rPr>
-        <w:t>② ORA-16224</w:t>
-      </w:r>
-    </w:p>
-    <w:p>
-      <w:r>
-        <w:rPr>
-          <w:rFonts w:ascii="맑은 고딕" w:hAnsi="맑은 고딕" w:eastAsia="맑은 고딕"/>
-          <w:sz w:val="21"/>
-        </w:rPr>
-        <w:t>③ 정상 수행된다</w:t>
-      </w:r>
-    </w:p>
-    <w:p>
-      <w:r>
-        <w:rPr>
-          <w:rFonts w:ascii="맑은 고딕" w:hAnsi="맑은 고딕" w:eastAsia="맑은 고딕"/>
-          <w:sz w:val="21"/>
-        </w:rPr>
-        <w:t>④ ORA-01031</w:t>
-      </w:r>
-    </w:p>
-    <w:p>
-      <w:r>
-        <w:rPr>
-          <w:rFonts w:ascii="맑은 고딕" w:hAnsi="맑은 고딕" w:eastAsia="맑은 고딕"/>
-          <w:sz w:val="21"/>
-        </w:rPr>
-        <w:t>상-07 · 객관식</w:t>
-      </w:r>
-    </w:p>
-    <w:p>
-      <w:r>
-        <w:rPr>
-          <w:rFonts w:ascii="맑은 고딕" w:hAnsi="맑은 고딕" w:eastAsia="맑은 고딕"/>
-          <w:sz w:val="21"/>
-        </w:rPr>
-        <w:t>[상-07] 어긋난 테이블 하나를 다시 가져오는 프로시저는?</w:t>
-      </w:r>
-    </w:p>
-    <w:p>
-      <w:r>
-        <w:rPr>
-          <w:rFonts w:ascii="맑은 고딕" w:hAnsi="맑은 고딕" w:eastAsia="맑은 고딕"/>
-          <w:sz w:val="21"/>
-        </w:rPr>
-        <w:t>① DBMS_LOGSTDBY.INSTANTIATE_TABLE</w:t>
-      </w:r>
-    </w:p>
-    <w:p>
-      <w:r>
-        <w:rPr>
-          <w:rFonts w:ascii="맑은 고딕" w:hAnsi="맑은 고딕" w:eastAsia="맑은 고딕"/>
-          <w:sz w:val="21"/>
-        </w:rPr>
-        <w:t>② DBMS_LOGSTDBY.REBUILD</w:t>
-      </w:r>
-    </w:p>
-    <w:p>
-      <w:r>
-        <w:rPr>
-          <w:rFonts w:ascii="맑은 고딕" w:hAnsi="맑은 고딕" w:eastAsia="맑은 고딕"/>
-          <w:sz w:val="21"/>
-        </w:rPr>
-        <w:t>③ DBMS_LOGSTDBY.SKIP_TRANSACTION</w:t>
-      </w:r>
-    </w:p>
-    <w:p>
-      <w:r>
-        <w:rPr>
-          <w:rFonts w:ascii="맑은 고딕" w:hAnsi="맑은 고딕" w:eastAsia="맑은 고딕"/>
-          <w:sz w:val="21"/>
-        </w:rPr>
-        <w:t>④ DBMS_LOGSTDBY.APPLY_SET</w:t>
-      </w:r>
-    </w:p>
-    <w:p>
-      <w:r>
-        <w:rPr>
-          <w:rFonts w:ascii="맑은 고딕" w:hAnsi="맑은 고딕" w:eastAsia="맑은 고딕"/>
-          <w:sz w:val="21"/>
-        </w:rPr>
-        <w:t>상-08 · 객관식</w:t>
-      </w:r>
-    </w:p>
-    <w:p>
-      <w:r>
-        <w:rPr>
-          <w:rFonts w:ascii="맑은 고딕" w:hAnsi="맑은 고딕" w:eastAsia="맑은 고딕"/>
-          <w:sz w:val="21"/>
-        </w:rPr>
-        <w:t>[상-08] 그 프로시저가 ORA-31631을 낸 이유는?</w:t>
-      </w:r>
-    </w:p>
-    <w:p>
-      <w:r>
-        <w:rPr>
-          <w:rFonts w:ascii="맑은 고딕" w:hAnsi="맑은 고딕" w:eastAsia="맑은 고딕"/>
-          <w:sz w:val="21"/>
-        </w:rPr>
-        <w:t>① 링크 계정에 Data Pump 권한이 없다</w:t>
-      </w:r>
-    </w:p>
-    <w:p>
-      <w:r>
-        <w:rPr>
-          <w:rFonts w:ascii="맑은 고딕" w:hAnsi="맑은 고딕" w:eastAsia="맑은 고딕"/>
-          <w:sz w:val="21"/>
-        </w:rPr>
-        <w:t>② 링크가 잘못됐다</w:t>
-      </w:r>
-    </w:p>
-    <w:p>
-      <w:r>
-        <w:rPr>
-          <w:rFonts w:ascii="맑은 고딕" w:hAnsi="맑은 고딕" w:eastAsia="맑은 고딕"/>
-          <w:sz w:val="21"/>
-        </w:rPr>
-        <w:t>③ 테이블이 없다</w:t>
-      </w:r>
-    </w:p>
-    <w:p>
-      <w:r>
-        <w:rPr>
-          <w:rFonts w:ascii="맑은 고딕" w:hAnsi="맑은 고딕" w:eastAsia="맑은 고딕"/>
-          <w:sz w:val="21"/>
-        </w:rPr>
-        <w:t>④ 가드가 켜져 있다</w:t>
-      </w:r>
-    </w:p>
-    <w:p>
-      <w:r>
-        <w:rPr>
-          <w:rFonts w:ascii="맑은 고딕" w:hAnsi="맑은 고딕" w:eastAsia="맑은 고딕"/>
-          <w:sz w:val="21"/>
-        </w:rPr>
-        <w:t>상-09 · 객관식</w:t>
-      </w:r>
-    </w:p>
-    <w:p>
-      <w:r>
-        <w:rPr>
-          <w:rFonts w:ascii="맑은 고딕" w:hAnsi="맑은 고딕" w:eastAsia="맑은 고딕"/>
-          <w:sz w:val="21"/>
-        </w:rPr>
-        <w:t>[상-09] 그 실패가 남긴 상태는?</w:t>
-      </w:r>
-    </w:p>
-    <w:p>
-      <w:r>
-        <w:rPr>
-          <w:rFonts w:ascii="맑은 고딕" w:hAnsi="맑은 고딕" w:eastAsia="맑은 고딕"/>
-          <w:sz w:val="21"/>
-        </w:rPr>
-        <w:t>① 테이블이 지워진 채로 남았다</w:t>
-      </w:r>
-    </w:p>
-    <w:p>
-      <w:r>
-        <w:rPr>
-          <w:rFonts w:ascii="맑은 고딕" w:hAnsi="맑은 고딕" w:eastAsia="맑은 고딕"/>
-          <w:sz w:val="21"/>
-        </w:rPr>
-        <w:t>② 아무 변화가 없다</w:t>
-      </w:r>
-    </w:p>
-    <w:p>
-      <w:r>
-        <w:rPr>
-          <w:rFonts w:ascii="맑은 고딕" w:hAnsi="맑은 고딕" w:eastAsia="맑은 고딕"/>
-          <w:sz w:val="21"/>
-        </w:rPr>
-        <w:t>③ 데이터만 지워졌다</w:t>
-      </w:r>
-    </w:p>
-    <w:p>
-      <w:r>
-        <w:rPr>
-          <w:rFonts w:ascii="맑은 고딕" w:hAnsi="맑은 고딕" w:eastAsia="맑은 고딕"/>
-          <w:sz w:val="21"/>
-        </w:rPr>
-        <w:t>④ 적용이 재개됐다</w:t>
-      </w:r>
-    </w:p>
-    <w:p>
-      <w:r>
-        <w:rPr>
-          <w:rFonts w:ascii="맑은 고딕" w:hAnsi="맑은 고딕" w:eastAsia="맑은 고딕"/>
-          <w:sz w:val="21"/>
-        </w:rPr>
-        <w:t>상-10 · 객관식</w:t>
-      </w:r>
-    </w:p>
-    <w:p>
-      <w:r>
-        <w:rPr>
-          <w:rFonts w:ascii="맑은 고딕" w:hAnsi="맑은 고딕" w:eastAsia="맑은 고딕"/>
-          <w:sz w:val="21"/>
-        </w:rPr>
-        <w:t>[상-10] `ALTER SESSION DISABLE GUARD`에 필요한 권한이 없으면?</w:t>
-      </w:r>
-    </w:p>
-    <w:p>
-      <w:r>
-        <w:rPr>
-          <w:rFonts w:ascii="맑은 고딕" w:hAnsi="맑은 고딕" w:eastAsia="맑은 고딕"/>
-          <w:sz w:val="21"/>
-        </w:rPr>
-        <w:t>① ORA-01031</w:t>
-      </w:r>
-    </w:p>
-    <w:p>
-      <w:r>
-        <w:rPr>
-          <w:rFonts w:ascii="맑은 고딕" w:hAnsi="맑은 고딕" w:eastAsia="맑은 고딕"/>
-          <w:sz w:val="21"/>
-        </w:rPr>
-        <w:t>② ORA-16224</w:t>
-      </w:r>
-    </w:p>
-    <w:p>
-      <w:r>
-        <w:rPr>
-          <w:rFonts w:ascii="맑은 고딕" w:hAnsi="맑은 고딕" w:eastAsia="맑은 고딕"/>
-          <w:sz w:val="21"/>
-        </w:rPr>
-        <w:t>③ ORA-65040</w:t>
-      </w:r>
-    </w:p>
-    <w:p>
-      <w:r>
-        <w:rPr>
-          <w:rFonts w:ascii="맑은 고딕" w:hAnsi="맑은 고딕" w:eastAsia="맑은 고딕"/>
-          <w:sz w:val="21"/>
-        </w:rPr>
-        <w:t>④ 정상 수행된다</w:t>
+        <w:t>④ ORA-16224</w:t>
       </w:r>
     </w:p>
     <w:sectPr>
+      <w:headerReference w:type="default" r:id="rId9"/>
+      <w:footerReference w:type="default" r:id="rId10"/>
       <w:pgSz w:w="12240" w:h="15840"/>
       <w:pgMar w:top="1440" w:right="1800" w:bottom="1440" w:left="1800" w:header="720" w:footer="720" w:gutter="0"/>
       <w:cols w:space="720"/>
@@ -2751,6 +3061,26 @@
     </w:sectPr>
   </w:body>
 </w:document>
+</file>
+
+<file path=word/footer1.xml><?xml version="1.0" encoding="utf-8"?>
+<w:ftr xmlns:m="http://schemas.openxmlformats.org/officeDocument/2006/math" xmlns:mc="http://schemas.openxmlformats.org/markup-compatibility/2006" xmlns:mo="http://schemas.microsoft.com/office/mac/office/2008/main" xmlns:mv="urn:schemas-microsoft-com:mac:vml" xmlns:o="urn:schemas-microsoft-com:office:office" xmlns:r="http://schemas.openxmlformats.org/officeDocument/2006/relationships" xmlns:v="urn:schemas-microsoft-com:vml" xmlns:w10="urn:schemas-microsoft-com:office:word" xmlns:w14="http://schemas.microsoft.com/office/word/2010/wordml" xmlns:w="http://schemas.openxmlformats.org/wordprocessingml/2006/main" xmlns:wne="http://schemas.microsoft.com/office/word/2006/wordml" xmlns:wp14="http://schemas.microsoft.com/office/word/2010/wordprocessingDrawing" xmlns:wp="http://schemas.openxmlformats.org/drawingml/2006/wordprocessingDrawing" xmlns:wpc="http://schemas.microsoft.com/office/word/2010/wordprocessingCanvas" xmlns:wpg="http://schemas.microsoft.com/office/word/2010/wordprocessingGroup" xmlns:wpi="http://schemas.microsoft.com/office/word/2010/wordprocessingInk" xmlns:wps="http://schemas.microsoft.com/office/word/2010/wordprocessingShape" mc:Ignorable="w14 wp14">
+  <w:p>
+    <w:pPr>
+      <w:pStyle w:val="Footer"/>
+    </w:pPr>
+  </w:p>
+</w:ftr>
+</file>
+
+<file path=word/header1.xml><?xml version="1.0" encoding="utf-8"?>
+<w:hdr xmlns:m="http://schemas.openxmlformats.org/officeDocument/2006/math" xmlns:mc="http://schemas.openxmlformats.org/markup-compatibility/2006" xmlns:mo="http://schemas.microsoft.com/office/mac/office/2008/main" xmlns:mv="urn:schemas-microsoft-com:mac:vml" xmlns:o="urn:schemas-microsoft-com:office:office" xmlns:r="http://schemas.openxmlformats.org/officeDocument/2006/relationships" xmlns:v="urn:schemas-microsoft-com:vml" xmlns:w10="urn:schemas-microsoft-com:office:word" xmlns:w14="http://schemas.microsoft.com/office/word/2010/wordml" xmlns:w="http://schemas.openxmlformats.org/wordprocessingml/2006/main" xmlns:wne="http://schemas.microsoft.com/office/word/2006/wordml" xmlns:wp14="http://schemas.microsoft.com/office/word/2010/wordprocessingDrawing" xmlns:wp="http://schemas.openxmlformats.org/drawingml/2006/wordprocessingDrawing" xmlns:wpc="http://schemas.microsoft.com/office/word/2010/wordprocessingCanvas" xmlns:wpg="http://schemas.microsoft.com/office/word/2010/wordprocessingGroup" xmlns:wpi="http://schemas.microsoft.com/office/word/2010/wordprocessingInk" xmlns:wps="http://schemas.microsoft.com/office/word/2010/wordprocessingShape" mc:Ignorable="w14 wp14">
+  <w:p>
+    <w:pPr>
+      <w:pStyle w:val="Header"/>
+    </w:pPr>
+  </w:p>
+</w:hdr>
 </file>
 
 <file path=word/numbering.xml><?xml version="1.0" encoding="utf-8"?>
